--- a/docs/EAERP_Quick_Guide.docx
+++ b/docs/EAERP_Quick_Guide.docx
@@ -1,6 +1,6 @@
 
 <file path=word/document.xml><?xml version="1.0" encoding="utf-8"?>
-<w:document xmlns:wpc="http://schemas.microsoft.com/office/word/2010/wordprocessingCanvas" xmlns:mc="http://schemas.openxmlformats.org/markup-compatibility/2006" xmlns:o="urn:schemas-microsoft-com:office:office" xmlns:r="http://schemas.openxmlformats.org/officeDocument/2006/relationships" xmlns:m="http://schemas.openxmlformats.org/officeDocument/2006/math" xmlns:v="urn:schemas-microsoft-com:vml" xmlns:wp14="http://schemas.microsoft.com/office/word/2010/wordprocessingDrawing" xmlns:wp="http://schemas.openxmlformats.org/drawingml/2006/wordprocessingDrawing" xmlns:w10="urn:schemas-microsoft-com:office:word" xmlns:w="http://schemas.openxmlformats.org/wordprocessingml/2006/main" xmlns:w14="http://schemas.microsoft.com/office/word/2010/wordml" xmlns:w15="http://schemas.microsoft.com/office/word/2012/wordml" xmlns:wpg="http://schemas.microsoft.com/office/word/2010/wordprocessingGroup" xmlns:wpi="http://schemas.microsoft.com/office/word/2010/wordprocessingInk" xmlns:wne="http://schemas.microsoft.com/office/word/2006/wordml" xmlns:wps="http://schemas.microsoft.com/office/word/2010/wordprocessingShape" xmlns:cx="http://schemas.microsoft.com/office/drawing/2014/chartex" xmlns:cx1="http://schemas.microsoft.com/office/drawing/2015/9/8/chartex" xmlns:cx2="http://schemas.microsoft.com/office/drawing/2015/10/21/chartex" xmlns:cx3="http://schemas.microsoft.com/office/drawing/2016/5/9/chartex" xmlns:cx4="http://schemas.microsoft.com/office/drawing/2016/5/10/chartex" xmlns:cx5="http://schemas.microsoft.com/office/drawing/2016/5/11/chartex" xmlns:cx6="http://schemas.microsoft.com/office/drawing/2016/5/12/chartex" xmlns:cx7="http://schemas.microsoft.com/office/drawing/2016/5/13/chartex" xmlns:cx8="http://schemas.microsoft.com/office/drawing/2016/5/14/chartex" xmlns:aink="http://schemas.microsoft.com/office/drawing/2016/ink" xmlns:am3d="http://schemas.microsoft.com/office/drawing/2017/model3d" xmlns:w16cex="http://schemas.microsoft.com/office/word/2018/wordml/cex" xmlns:w16cid="http://schemas.microsoft.com/office/word/2016/wordml/cid" xmlns:w16="http://schemas.microsoft.com/office/word/2018/wordml" xmlns:w16sdtdh="http://schemas.microsoft.com/office/word/2020/wordml/sdtdatahash" xmlns:w16se="http://schemas.microsoft.com/office/word/2015/wordml/symex" mc:Ignorable="w14 w15 wp14">
+<w:document xmlns:wpc="http://schemas.microsoft.com/office/word/2010/wordprocessingCanvas" xmlns:cx="http://schemas.microsoft.com/office/drawing/2014/chartex" xmlns:cx1="http://schemas.microsoft.com/office/drawing/2015/9/8/chartex" xmlns:cx2="http://schemas.microsoft.com/office/drawing/2015/10/21/chartex" xmlns:cx3="http://schemas.microsoft.com/office/drawing/2016/5/9/chartex" xmlns:cx4="http://schemas.microsoft.com/office/drawing/2016/5/10/chartex" xmlns:cx5="http://schemas.microsoft.com/office/drawing/2016/5/11/chartex" xmlns:cx6="http://schemas.microsoft.com/office/drawing/2016/5/12/chartex" xmlns:cx7="http://schemas.microsoft.com/office/drawing/2016/5/13/chartex" xmlns:cx8="http://schemas.microsoft.com/office/drawing/2016/5/14/chartex" xmlns:mc="http://schemas.openxmlformats.org/markup-compatibility/2006" xmlns:aink="http://schemas.microsoft.com/office/drawing/2016/ink" xmlns:am3d="http://schemas.microsoft.com/office/drawing/2017/model3d" xmlns:o="urn:schemas-microsoft-com:office:office" xmlns:oel="http://schemas.microsoft.com/office/2019/extlst" xmlns:r="http://schemas.openxmlformats.org/officeDocument/2006/relationships" xmlns:m="http://schemas.openxmlformats.org/officeDocument/2006/math" xmlns:v="urn:schemas-microsoft-com:vml" xmlns:wp14="http://schemas.microsoft.com/office/word/2010/wordprocessingDrawing" xmlns:wp="http://schemas.openxmlformats.org/drawingml/2006/wordprocessingDrawing" xmlns:w10="urn:schemas-microsoft-com:office:word" xmlns:w="http://schemas.openxmlformats.org/wordprocessingml/2006/main" xmlns:w14="http://schemas.microsoft.com/office/word/2010/wordml" xmlns:w15="http://schemas.microsoft.com/office/word/2012/wordml" xmlns:w16cex="http://schemas.microsoft.com/office/word/2018/wordml/cex" xmlns:w16cid="http://schemas.microsoft.com/office/word/2016/wordml/cid" xmlns:w16="http://schemas.microsoft.com/office/word/2018/wordml" xmlns:w16du="http://schemas.microsoft.com/office/word/2023/wordml/word16du" xmlns:w16sdtdh="http://schemas.microsoft.com/office/word/2020/wordml/sdtdatahash" xmlns:w16sdtfl="http://schemas.microsoft.com/office/word/2024/wordml/sdtformatlock" xmlns:w16se="http://schemas.microsoft.com/office/word/2015/wordml/symex" xmlns:wpg="http://schemas.microsoft.com/office/word/2010/wordprocessingGroup" xmlns:wpi="http://schemas.microsoft.com/office/word/2010/wordprocessingInk" xmlns:wne="http://schemas.microsoft.com/office/word/2006/wordml" xmlns:wps="http://schemas.microsoft.com/office/word/2010/wordprocessingShape" mc:Ignorable="w14 w15 w16se w16cid w16 w16cex w16sdtdh w16sdtfl w16du wp14">
   <w:body>
     <w:p>
       <w:pPr>
@@ -8,11 +8,14 @@
         <w:jc w:val="center"/>
       </w:pPr>
       <w:r>
+        <w:rPr>
+          <w:noProof/>
+        </w:rPr>
         <w:drawing>
-          <wp:inline distT="0" distB="0" distL="0" distR="0">
+          <wp:inline distT="0" distB="0" distL="0" distR="0" wp14:anchorId="374A4C30" wp14:editId="38598F73">
             <wp:extent cx="1905000" cy="847725"/>
-            <wp:effectExtent t="19050" r="19050" b="19050" l="19050"/>
-            <wp:docPr id="1" name="" descr="" title=""/>
+            <wp:effectExtent l="19050" t="19050" r="19050" b="19050"/>
+            <wp:docPr id="1" name="Picture 1"/>
             <wp:cNvGraphicFramePr>
               <a:graphicFrameLocks xmlns:a="http://schemas.openxmlformats.org/drawingml/2006/main" noChangeAspect="1"/>
             </wp:cNvGraphicFramePr>
@@ -20,13 +23,13 @@
               <a:graphicData uri="http://schemas.openxmlformats.org/drawingml/2006/picture">
                 <pic:pic xmlns:pic="http://schemas.openxmlformats.org/drawingml/2006/picture">
                   <pic:nvPicPr>
-                    <pic:cNvPr id="0" name="" descr=""/>
+                    <pic:cNvPr id="0" name=""/>
                     <pic:cNvPicPr>
                       <a:picLocks noChangeAspect="1" noChangeArrowheads="1"/>
                     </pic:cNvPicPr>
                   </pic:nvPicPr>
                   <pic:blipFill>
-                    <a:blip r:embed="rId9" cstate="none"/>
+                    <a:blip r:embed="rId7"/>
                     <a:srcRect/>
                     <a:stretch>
                       <a:fillRect/>
@@ -67,7 +70,15 @@
           <w:sz w:val="40"/>
           <w:szCs w:val="40"/>
         </w:rPr>
-        <w:t xml:space="preserve">Express Autocare ERP — Quick Guide</w:t>
+        <w:t>Express Autocare ERP — Quick Guide</w:t>
+      </w:r>
+    </w:p>
+    <w:p>
+      <w:pPr>
+        <w:spacing w:after="200"/>
+      </w:pPr>
+      <w:r>
+        <w:t>Version 2 · October 2026: adds live staff location, WhatsApp through Interakt and the customer app (section 11).</w:t>
       </w:r>
     </w:p>
     <w:p>
@@ -82,7 +93,7 @@
           <w:b/>
           <w:bCs/>
         </w:rPr>
-        <w:t xml:space="preserve">what it is for</w:t>
+        <w:t>what it is for</w:t>
       </w:r>
       <w:r>
         <w:t xml:space="preserve">, </w:t>
@@ -92,7 +103,7 @@
           <w:b/>
           <w:bCs/>
         </w:rPr>
-        <w:t xml:space="preserve">who uses it</w:t>
+        <w:t>who uses it</w:t>
       </w:r>
       <w:r>
         <w:t xml:space="preserve">, </w:t>
@@ -102,7 +113,7 @@
           <w:b/>
           <w:bCs/>
         </w:rPr>
-        <w:t xml:space="preserve">what to do every day</w:t>
+        <w:t>what to do every day</w:t>
       </w:r>
       <w:r>
         <w:t xml:space="preserve">, and </w:t>
@@ -112,7 +123,7 @@
           <w:b/>
           <w:bCs/>
         </w:rPr>
-        <w:t xml:space="preserve">how it connects</w:t>
+        <w:t>how it connects</w:t>
       </w:r>
       <w:r>
         <w:t xml:space="preserve"> to the rest.</w:t>
@@ -121,10 +132,10 @@
     <w:p>
       <w:pPr>
         <w:pBdr>
-          <w:left w:val="single" w:color="15803D" w:sz="24" w:space="8"/>
+          <w:left w:val="single" w:sz="24" w:space="8" w:color="15803D"/>
         </w:pBdr>
-        <w:shd w:fill="ECFDF5" w:color="auto" w:val="clear"/>
-        <w:spacing w:after="160" w:before="120"/>
+        <w:shd w:val="clear" w:color="auto" w:fill="ECFDF5"/>
+        <w:spacing w:before="120" w:after="160"/>
         <w:ind w:left="160" w:right="160"/>
       </w:pPr>
       <w:r>
@@ -136,7 +147,7 @@
         <w:t xml:space="preserve">Tip  </w:t>
       </w:r>
       <w:r>
-        <w:t xml:space="preserve">if a menu item is missing, either your role does not use it, or the owner has switched that module off (Settings › Modules). Ask your manager.</w:t>
+        <w:t>if a menu item is missing, either your role does not use it, or the owner has switched that module off (Settings › Modules). Ask your manager.</w:t>
       </w:r>
     </w:p>
     <w:p>
@@ -144,7 +155,7 @@
         <w:pStyle w:val="Heading1"/>
       </w:pPr>
       <w:r>
-        <w:t xml:space="preserve">0. Getting started (everyone)</w:t>
+        <w:t>0. Getting started (everyone)</w:t>
       </w:r>
     </w:p>
     <w:p>
@@ -152,7 +163,7 @@
         <w:pStyle w:val="Heading3"/>
       </w:pPr>
       <w:r>
-        <w:t xml:space="preserve">Sign in</w:t>
+        <w:t>Sign in</w:t>
       </w:r>
     </w:p>
     <w:p>
@@ -172,7 +183,7 @@
           <w:b/>
           <w:bCs/>
         </w:rPr>
-        <w:t xml:space="preserve">mobile number</w:t>
+        <w:t>mobile number</w:t>
       </w:r>
       <w:r>
         <w:t xml:space="preserve"> (or email) and password.</w:t>
@@ -195,23 +206,23 @@
           <w:i/>
           <w:iCs/>
         </w:rPr>
-        <w:t xml:space="preserve">Add to Home screen</w:t>
-      </w:r>
-      <w:r>
-        <w:t xml:space="preserve">.</w:t>
-      </w:r>
-    </w:p>
-    <w:p>
-      <w:pPr>
-        <w:pStyle w:val="ListParagraph"/>
-        <w:numPr>
-          <w:ilvl w:val="0"/>
-          <w:numId w:val="2"/>
-        </w:numPr>
-        <w:spacing w:after="60"/>
-      </w:pPr>
-      <w:r>
-        <w:t xml:space="preserve">Forgot your password? Ask the owner/manager to reset it (Settings › Users).</w:t>
+        <w:t>Add to Home screen</w:t>
+      </w:r>
+      <w:r>
+        <w:t>.</w:t>
+      </w:r>
+    </w:p>
+    <w:p>
+      <w:pPr>
+        <w:pStyle w:val="ListParagraph"/>
+        <w:numPr>
+          <w:ilvl w:val="0"/>
+          <w:numId w:val="2"/>
+        </w:numPr>
+        <w:spacing w:after="60"/>
+      </w:pPr>
+      <w:r>
+        <w:t>Forgot your password? Ask the owner/manager to reset it (Settings › Users).</w:t>
       </w:r>
     </w:p>
     <w:p>
@@ -219,24 +230,24 @@
         <w:pStyle w:val="Heading3"/>
       </w:pPr>
       <w:r>
-        <w:t xml:space="preserve">Find your way</w:t>
-      </w:r>
-    </w:p>
-    <w:p>
-      <w:pPr>
-        <w:pStyle w:val="ListParagraph"/>
-        <w:numPr>
-          <w:ilvl w:val="0"/>
-          <w:numId w:val="2"/>
-        </w:numPr>
-        <w:spacing w:after="60"/>
-      </w:pPr>
-      <w:r>
-        <w:rPr>
-          <w:b/>
-          <w:bCs/>
-        </w:rPr>
-        <w:t xml:space="preserve">Menu</w:t>
+        <w:t>Find your way</w:t>
+      </w:r>
+    </w:p>
+    <w:p>
+      <w:pPr>
+        <w:pStyle w:val="ListParagraph"/>
+        <w:numPr>
+          <w:ilvl w:val="0"/>
+          <w:numId w:val="2"/>
+        </w:numPr>
+        <w:spacing w:after="60"/>
+      </w:pPr>
+      <w:r>
+        <w:rPr>
+          <w:b/>
+          <w:bCs/>
+        </w:rPr>
+        <w:t>Menu</w:t>
       </w:r>
       <w:r>
         <w:t xml:space="preserve"> (left on a computer, </w:t>
@@ -246,7 +257,7 @@
           <w:i/>
           <w:iCs/>
         </w:rPr>
-        <w:t xml:space="preserve">More</w:t>
+        <w:t>More</w:t>
       </w:r>
       <w:r>
         <w:t xml:space="preserve"> at the bottom right on a phone) is grouped: Home, CRM, Workshop, Customers, Parts &amp; Stock, Billing, Accounts, People, Settings.</w:t>
@@ -269,7 +280,7 @@
           <w:b/>
           <w:bCs/>
         </w:rPr>
-        <w:t xml:space="preserve">bottom bar</w:t>
+        <w:t>bottom bar</w:t>
       </w:r>
       <w:r>
         <w:t xml:space="preserve"> on the phone shows the 4 screens you use most.</w:t>
@@ -289,7 +300,7 @@
           <w:b/>
           <w:bCs/>
         </w:rPr>
-        <w:t xml:space="preserve">My Day</w:t>
+        <w:t>My Day</w:t>
       </w:r>
       <w:r>
         <w:t xml:space="preserve"> (Home) lists what you should do now — calls, messages, cars arriving, jobs, approvals. Start your day here.</w:t>
@@ -309,7 +320,7 @@
           <w:b/>
           <w:bCs/>
         </w:rPr>
-        <w:t xml:space="preserve">Search</w:t>
+        <w:t>Search</w:t>
       </w:r>
       <w:r>
         <w:t xml:space="preserve"> (magnifier at the top, or </w:t>
@@ -319,7 +330,7 @@
           <w:i/>
           <w:iCs/>
         </w:rPr>
-        <w:t xml:space="preserve">Ctrl + K</w:t>
+        <w:t>Ctrl + K</w:t>
       </w:r>
       <w:r>
         <w:t xml:space="preserve"> on a computer): type a phone number, car number, job / bill / booking number or a name and jump straight to it.</w:t>
@@ -339,7 +350,7 @@
           <w:b/>
           <w:bCs/>
         </w:rPr>
-        <w:t xml:space="preserve">Bell</w:t>
+        <w:t>Bell</w:t>
       </w:r>
       <w:r>
         <w:t xml:space="preserve"> at the top: alerts meant for you (new lead, job assigned, parts arrived, leave answered…). Tap to open.</w:t>
@@ -359,7 +370,7 @@
           <w:b/>
           <w:bCs/>
         </w:rPr>
-        <w:t xml:space="preserve">Branch</w:t>
+        <w:t>Branch</w:t>
       </w:r>
       <w:r>
         <w:t xml:space="preserve"> selector (top, if you work at more than one branch) chooses whose data you see.</w:t>
@@ -375,7 +386,7 @@
         <w:pStyle w:val="Heading1"/>
       </w:pPr>
       <w:r>
-        <w:t xml:space="preserve">1. Attendance &amp; leave (everyone) — People › My Attendance</w:t>
+        <w:t>1. Attendance &amp; leave (everyone) — People › My Attendance</w:t>
       </w:r>
     </w:p>
     <w:p>
@@ -383,7 +394,7 @@
         <w:pStyle w:val="Heading3"/>
       </w:pPr>
       <w:r>
-        <w:t xml:space="preserve">Punch in / out</w:t>
+        <w:t>Punch in / out</w:t>
       </w:r>
     </w:p>
     <w:p>
@@ -403,7 +414,7 @@
           <w:b/>
           <w:bCs/>
         </w:rPr>
-        <w:t xml:space="preserve">at the workshop</w:t>
+        <w:t>at the workshop</w:t>
       </w:r>
       <w:r>
         <w:t xml:space="preserve"> with location (GPS) turned on.</w:t>
@@ -426,7 +437,7 @@
           <w:b/>
           <w:bCs/>
         </w:rPr>
-        <w:t xml:space="preserve">My Attendance</w:t>
+        <w:t>My Attendance</w:t>
       </w:r>
       <w:r>
         <w:t xml:space="preserve"> › tap </w:t>
@@ -436,7 +447,7 @@
           <w:b/>
           <w:bCs/>
         </w:rPr>
-        <w:t xml:space="preserve">Punch in with a selfie</w:t>
+        <w:t>Punch in with a selfie</w:t>
       </w:r>
       <w:r>
         <w:t xml:space="preserve"> › the front camera opens › take the selfie.</w:t>
@@ -452,43 +463,44 @@
         <w:spacing w:after="80"/>
       </w:pPr>
       <w:r>
-        <w:t xml:space="preserve">Do the same when you leave (</w:t>
-      </w:r>
-      <w:r>
-        <w:rPr>
-          <w:b/>
-          <w:bCs/>
-        </w:rPr>
-        <w:t xml:space="preserve">Punch out</w:t>
-      </w:r>
-      <w:r>
-        <w:t xml:space="preserve">).</w:t>
-      </w:r>
-    </w:p>
-    <w:p>
-      <w:pPr>
-        <w:pStyle w:val="ListParagraph"/>
-        <w:numPr>
-          <w:ilvl w:val="0"/>
-          <w:numId w:val="2"/>
-        </w:numPr>
-        <w:spacing w:after="60"/>
-      </w:pPr>
-      <w:r>
-        <w:t xml:space="preserve">The button only works inside the workshop area. A driver / home technician on a trip that day can punch from where they are.</w:t>
-      </w:r>
-    </w:p>
-    <w:p>
-      <w:pPr>
-        <w:pStyle w:val="ListParagraph"/>
-        <w:numPr>
-          <w:ilvl w:val="0"/>
-          <w:numId w:val="2"/>
-        </w:numPr>
-        <w:spacing w:after="60"/>
-      </w:pPr>
-      <w:r>
-        <w:t xml:space="preserve">Forgot to punch? Tell your manager — they add it with a reason. You cannot edit punches yourself.</w:t>
+        <w:t>Do the same when you leave (</w:t>
+      </w:r>
+      <w:r>
+        <w:rPr>
+          <w:b/>
+          <w:bCs/>
+        </w:rPr>
+        <w:t>Punch out</w:t>
+      </w:r>
+      <w:r>
+        <w:t>).</w:t>
+      </w:r>
+    </w:p>
+    <w:p>
+      <w:pPr>
+        <w:pStyle w:val="ListParagraph"/>
+        <w:numPr>
+          <w:ilvl w:val="0"/>
+          <w:numId w:val="2"/>
+        </w:numPr>
+        <w:spacing w:after="60"/>
+      </w:pPr>
+      <w:r>
+        <w:lastRenderedPageBreak/>
+        <w:t>The button only works inside the workshop area. A driver / home technician on a trip that day can punch from where they are.</w:t>
+      </w:r>
+    </w:p>
+    <w:p>
+      <w:pPr>
+        <w:pStyle w:val="ListParagraph"/>
+        <w:numPr>
+          <w:ilvl w:val="0"/>
+          <w:numId w:val="2"/>
+        </w:numPr>
+        <w:spacing w:after="60"/>
+      </w:pPr>
+      <w:r>
+        <w:t>Forgot to punch? Tell your manager — they add it with a reason. You cannot edit punches yourself.</w:t>
       </w:r>
     </w:p>
     <w:p>
@@ -500,7 +512,7 @@
           <w:b/>
           <w:bCs/>
         </w:rPr>
-        <w:t xml:space="preserve">Your month</w:t>
+        <w:t>Your month</w:t>
       </w:r>
       <w:r>
         <w:t xml:space="preserve"> — the calendar shows each day (green present, red absent, purple leave, grey weekly off). Tap a day for times, late minutes and overtime.</w:t>
@@ -515,7 +527,7 @@
           <w:b/>
           <w:bCs/>
         </w:rPr>
-        <w:t xml:space="preserve">Leave</w:t>
+        <w:t>Leave</w:t>
       </w:r>
       <w:r>
         <w:t xml:space="preserve"> — </w:t>
@@ -525,7 +537,7 @@
           <w:i/>
           <w:iCs/>
         </w:rPr>
-        <w:t xml:space="preserve">Leave</w:t>
+        <w:t>Leave</w:t>
       </w:r>
       <w:r>
         <w:t xml:space="preserve"> tab › </w:t>
@@ -535,7 +547,7 @@
           <w:b/>
           <w:bCs/>
         </w:rPr>
-        <w:t xml:space="preserve">Apply for leave</w:t>
+        <w:t>Apply for leave</w:t>
       </w:r>
       <w:r>
         <w:t xml:space="preserve"> › type, dates (or half day), reason › Send. Your manager gets a bell and approves or rejects; you get a bell back. Paid leave beyond your balance is taken without pay.</w:t>
@@ -550,7 +562,7 @@
           <w:b/>
           <w:bCs/>
         </w:rPr>
-        <w:t xml:space="preserve">Payslips</w:t>
+        <w:t>Payslips</w:t>
       </w:r>
       <w:r>
         <w:t xml:space="preserve"> — </w:t>
@@ -560,7 +572,7 @@
           <w:i/>
           <w:iCs/>
         </w:rPr>
-        <w:t xml:space="preserve">Payslips</w:t>
+        <w:t>Payslips</w:t>
       </w:r>
       <w:r>
         <w:t xml:space="preserve"> tab after the month's payroll is finalised; tap one for details or the PDF.</w:t>
@@ -575,7 +587,7 @@
           <w:b/>
           <w:bCs/>
         </w:rPr>
-        <w:t xml:space="preserve">Money</w:t>
+        <w:t>Money</w:t>
       </w:r>
       <w:r>
         <w:t xml:space="preserve"> — </w:t>
@@ -585,7 +597,7 @@
           <w:i/>
           <w:iCs/>
         </w:rPr>
-        <w:t xml:space="preserve">Advances</w:t>
+        <w:t>Advances</w:t>
       </w:r>
       <w:r>
         <w:t xml:space="preserve"> tab: salary advances still being recovered, and </w:t>
@@ -595,7 +607,7 @@
           <w:b/>
           <w:bCs/>
         </w:rPr>
-        <w:t xml:space="preserve">customer money you hold</w:t>
+        <w:t>customer money you hold</w:t>
       </w:r>
       <w:r>
         <w:t xml:space="preserve"> (see Billing). Hand customer money over at the counter; anything still with you at month end comes off your salary.</w:t>
@@ -603,11 +615,108 @@
     </w:p>
     <w:p>
       <w:pPr>
+        <w:pStyle w:val="Heading3"/>
+      </w:pPr>
+      <w:r>
+        <w:t>Location sharing (from punch in to punch out)</w:t>
+      </w:r>
+    </w:p>
+    <w:p>
+      <w:pPr>
+        <w:pStyle w:val="ListParagraph"/>
+        <w:numPr>
+          <w:ilvl w:val="0"/>
+          <w:numId w:val="2"/>
+        </w:numPr>
+        <w:spacing w:after="60"/>
+      </w:pPr>
+      <w:r>
+        <w:t xml:space="preserve">When you punch in, the app shares your location with the owner and managers until you </w:t>
+      </w:r>
+      <w:r>
+        <w:rPr>
+          <w:b/>
+          <w:bCs/>
+        </w:rPr>
+        <w:t>punch out</w:t>
+      </w:r>
+      <w:r>
+        <w:t xml:space="preserve">. Nothing is shared after that or on days off. The first time, read the notice and tap </w:t>
+      </w:r>
+      <w:r>
+        <w:rPr>
+          <w:b/>
+          <w:bCs/>
+        </w:rPr>
+        <w:t>I understand, continue</w:t>
+      </w:r>
+      <w:r>
+        <w:t>.</w:t>
+      </w:r>
+    </w:p>
+    <w:p>
+      <w:pPr>
+        <w:pStyle w:val="ListParagraph"/>
+        <w:numPr>
+          <w:ilvl w:val="0"/>
+          <w:numId w:val="2"/>
+        </w:numPr>
+        <w:spacing w:after="60"/>
+      </w:pPr>
+      <w:r>
+        <w:t xml:space="preserve">A small </w:t>
+      </w:r>
+      <w:r>
+        <w:rPr>
+          <w:b/>
+          <w:bCs/>
+        </w:rPr>
+        <w:t>green</w:t>
+      </w:r>
+      <w:r>
+        <w:t xml:space="preserve"> line at the top of every screen says it is on. A </w:t>
+      </w:r>
+      <w:r>
+        <w:rPr>
+          <w:b/>
+          <w:bCs/>
+        </w:rPr>
+        <w:t>red</w:t>
+      </w:r>
+      <w:r>
+        <w:t xml:space="preserve"> line means location is off or blocked: turn on Location (GPS) and allow it for the app.</w:t>
+      </w:r>
+    </w:p>
+    <w:p>
+      <w:pPr>
+        <w:pStyle w:val="ListParagraph"/>
+        <w:numPr>
+          <w:ilvl w:val="0"/>
+          <w:numId w:val="2"/>
+        </w:numPr>
+        <w:spacing w:after="60"/>
+      </w:pPr>
+      <w:r>
+        <w:t xml:space="preserve">In the browser it works only while the app is open. </w:t>
+      </w:r>
+      <w:r>
+        <w:rPr>
+          <w:b/>
+          <w:bCs/>
+        </w:rPr>
+        <w:t>Field staff install the EA Workshop Android app</w:t>
+      </w:r>
+      <w:r>
+        <w:t>: it keeps sharing with the screen locked (allow Location and Notifications; set Battery to Unrestricted).</w:t>
+      </w:r>
+    </w:p>
+    <w:p>
+      <w:pPr>
         <w:pBdr>
-          <w:left w:val="single" w:color="C4161C" w:sz="24" w:space="8"/>
+          <w:left w:val="single" w:sz="24" w:space="8" w:color="C4161C"/>
         </w:pBdr>
-        <w:shd w:fill="FEF2F2" w:color="auto" w:val="clear"/>
-        <w:spacing w:after="160" w:before="120"/>
+        <w:shd w:val="clear" w:color="auto" w:fill="FEF2F2"/>
+        <w:spacing w:before="120" w:after="160"/>
         <w:ind w:left="160" w:right="160"/>
       </w:pPr>
       <w:r>
@@ -619,7 +728,7 @@
         <w:t xml:space="preserve">Connects to  </w:t>
       </w:r>
       <w:r>
-        <w:t xml:space="preserve">Payroll (days, overtime, leave), CRM (new leads skip people on leave).</w:t>
+        <w:t>Payroll (days, overtime, leave), CRM (new leads skip people on leave).</w:t>
       </w:r>
     </w:p>
     <w:p>
@@ -632,7 +741,7 @@
         <w:pStyle w:val="Heading1"/>
       </w:pPr>
       <w:r>
-        <w:t xml:space="preserve">2. CRM &amp; leads (marketing executives, advisors) — CRM</w:t>
+        <w:t>2. CRM &amp; leads (marketing executives, advisors) — CRM</w:t>
       </w:r>
     </w:p>
     <w:p>
@@ -644,7 +753,7 @@
           <w:b/>
           <w:bCs/>
         </w:rPr>
-        <w:t xml:space="preserve">Where leads come from</w:t>
+        <w:t>Where leads come from</w:t>
       </w:r>
       <w:r>
         <w:t xml:space="preserve"> — Meta / Google ads and the website arrive by themselves; incoming calls, walk-ins and referrals you add with </w:t>
@@ -654,7 +763,7 @@
           <w:b/>
           <w:bCs/>
         </w:rPr>
-        <w:t xml:space="preserve">Leads › Add lead</w:t>
+        <w:t>Leads › Add lead</w:t>
       </w:r>
       <w:r>
         <w:t xml:space="preserve"> (mobile number is enough). A number that already has an open lead is updated, not duplicated. Each new lead is given to an executive in turn; you get a bell.</w:t>
@@ -665,7 +774,7 @@
         <w:pStyle w:val="Heading3"/>
       </w:pPr>
       <w:r>
-        <w:t xml:space="preserve">Every day — Leads › Today</w:t>
+        <w:t>Every day — Leads › Today</w:t>
       </w:r>
     </w:p>
     <w:p>
@@ -682,7 +791,7 @@
           <w:b/>
           <w:bCs/>
         </w:rPr>
-        <w:t xml:space="preserve">Call now — new leads</w:t>
+        <w:t>Call now — new leads</w:t>
       </w:r>
       <w:r>
         <w:t xml:space="preserve"> (red): call within 15 minutes. Speed wins bookings. If you don't, you get a reminder, then your manager is told.</w:t>
@@ -702,10 +811,10 @@
           <w:b/>
           <w:bCs/>
         </w:rPr>
-        <w:t xml:space="preserve">Follow-ups due</w:t>
-      </w:r>
-      <w:r>
-        <w:t xml:space="preserve">: hot (red dot) first.</w:t>
+        <w:t>Follow-ups due</w:t>
+      </w:r>
+      <w:r>
+        <w:t>: hot (red dot) first.</w:t>
       </w:r>
     </w:p>
     <w:p>
@@ -713,24 +822,24 @@
         <w:pStyle w:val="Heading3"/>
       </w:pPr>
       <w:r>
-        <w:t xml:space="preserve">On a lead</w:t>
-      </w:r>
-    </w:p>
-    <w:p>
-      <w:pPr>
-        <w:pStyle w:val="ListParagraph"/>
-        <w:numPr>
-          <w:ilvl w:val="0"/>
-          <w:numId w:val="2"/>
-        </w:numPr>
-        <w:spacing w:after="60"/>
-      </w:pPr>
-      <w:r>
-        <w:rPr>
-          <w:b/>
-          <w:bCs/>
-        </w:rPr>
-        <w:t xml:space="preserve">Call</w:t>
+        <w:t>On a lead</w:t>
+      </w:r>
+    </w:p>
+    <w:p>
+      <w:pPr>
+        <w:pStyle w:val="ListParagraph"/>
+        <w:numPr>
+          <w:ilvl w:val="0"/>
+          <w:numId w:val="2"/>
+        </w:numPr>
+        <w:spacing w:after="60"/>
+      </w:pPr>
+      <w:r>
+        <w:rPr>
+          <w:b/>
+          <w:bCs/>
+        </w:rPr>
+        <w:t>Call</w:t>
       </w:r>
       <w:r>
         <w:t xml:space="preserve"> (green) → after the call, choose what happened. The next follow-up is set for you (no answer → try in 2 hours, then tomorrow, then in 3 days).</w:t>
@@ -750,7 +859,7 @@
           <w:b/>
           <w:bCs/>
         </w:rPr>
-        <w:t xml:space="preserve">Send prices</w:t>
+        <w:t>Send prices</w:t>
       </w:r>
       <w:r>
         <w:t xml:space="preserve"> → pick the plan (and car type) → the message with prices and a booking link is ready → </w:t>
@@ -760,27 +869,28 @@
           <w:b/>
           <w:bCs/>
         </w:rPr>
-        <w:t xml:space="preserve">Send on WhatsApp</w:t>
-      </w:r>
-      <w:r>
-        <w:t xml:space="preserve">.</w:t>
-      </w:r>
-    </w:p>
-    <w:p>
-      <w:pPr>
-        <w:pStyle w:val="ListParagraph"/>
-        <w:numPr>
-          <w:ilvl w:val="0"/>
-          <w:numId w:val="2"/>
-        </w:numPr>
-        <w:spacing w:after="60"/>
-      </w:pPr>
-      <w:r>
-        <w:rPr>
-          <w:b/>
-          <w:bCs/>
-        </w:rPr>
-        <w:t xml:space="preserve">Book</w:t>
+        <w:t>Send on WhatsApp</w:t>
+      </w:r>
+      <w:r>
+        <w:t>.</w:t>
+      </w:r>
+    </w:p>
+    <w:p>
+      <w:pPr>
+        <w:pStyle w:val="ListParagraph"/>
+        <w:numPr>
+          <w:ilvl w:val="0"/>
+          <w:numId w:val="2"/>
+        </w:numPr>
+        <w:spacing w:after="60"/>
+      </w:pPr>
+      <w:r>
+        <w:rPr>
+          <w:b/>
+          <w:bCs/>
+        </w:rPr>
+        <w:lastRenderedPageBreak/>
+        <w:t>Book</w:t>
       </w:r>
       <w:r>
         <w:t xml:space="preserve"> → day, free time slot, plan or repair, drive-in / pickup / home (with address) → Book.</w:t>
@@ -800,7 +910,7 @@
           <w:b/>
           <w:bCs/>
         </w:rPr>
-        <w:t xml:space="preserve">Close as lost</w:t>
+        <w:t>Close as lost</w:t>
       </w:r>
       <w:r>
         <w:t xml:space="preserve"> needs a reason. "Not now" reasons keep sending a gentle message every few weeks.</w:t>
@@ -820,7 +930,7 @@
           <w:b/>
           <w:bCs/>
         </w:rPr>
-        <w:t xml:space="preserve">Stop messages</w:t>
+        <w:t>Stop messages</w:t>
       </w:r>
       <w:r>
         <w:t xml:space="preserve"> if the person asks.</w:t>
@@ -835,7 +945,7 @@
           <w:b/>
           <w:bCs/>
         </w:rPr>
-        <w:t xml:space="preserve">Messages to send</w:t>
+        <w:t>Messages to send</w:t>
       </w:r>
       <w:r>
         <w:t xml:space="preserve"> (</w:t>
@@ -845,7 +955,7 @@
           <w:i/>
           <w:iCs/>
         </w:rPr>
-        <w:t xml:space="preserve">CRM › Messages to send</w:t>
+        <w:t>CRM › Messages to send</w:t>
       </w:r>
       <w:r>
         <w:t xml:space="preserve">) — follow-up creatives, quotes and booking messages wait here. Tap </w:t>
@@ -855,7 +965,7 @@
           <w:b/>
           <w:bCs/>
         </w:rPr>
-        <w:t xml:space="preserve">Send on WhatsApp</w:t>
+        <w:t>Send on WhatsApp</w:t>
       </w:r>
       <w:r>
         <w:t xml:space="preserve"> → WhatsApp opens with the text → send → come back → the next one is ready.</w:t>
@@ -870,7 +980,7 @@
           <w:b/>
           <w:bCs/>
         </w:rPr>
-        <w:t xml:space="preserve">Bookings</w:t>
+        <w:t>Bookings</w:t>
       </w:r>
       <w:r>
         <w:t xml:space="preserve"> (</w:t>
@@ -880,10 +990,10 @@
           <w:i/>
           <w:iCs/>
         </w:rPr>
-        <w:t xml:space="preserve">CRM › Bookings</w:t>
-      </w:r>
-      <w:r>
-        <w:t xml:space="preserve">) — today's slots and who is coming.</w:t>
+        <w:t>CRM › Bookings</w:t>
+      </w:r>
+      <w:r>
+        <w:t>) — today's slots and who is coming.</w:t>
       </w:r>
     </w:p>
     <w:p>
@@ -903,7 +1013,7 @@
           <w:b/>
           <w:bCs/>
         </w:rPr>
-        <w:t xml:space="preserve">To confirm</w:t>
+        <w:t>To confirm</w:t>
       </w:r>
       <w:r>
         <w:t xml:space="preserve"> — call and </w:t>
@@ -913,27 +1023,27 @@
           <w:b/>
           <w:bCs/>
         </w:rPr>
-        <w:t xml:space="preserve">Confirm</w:t>
-      </w:r>
-      <w:r>
-        <w:t xml:space="preserve">.</w:t>
-      </w:r>
-    </w:p>
-    <w:p>
-      <w:pPr>
-        <w:pStyle w:val="ListParagraph"/>
-        <w:numPr>
-          <w:ilvl w:val="0"/>
-          <w:numId w:val="2"/>
-        </w:numPr>
-        <w:spacing w:after="60"/>
-      </w:pPr>
-      <w:r>
-        <w:rPr>
-          <w:b/>
-          <w:bCs/>
-        </w:rPr>
-        <w:t xml:space="preserve">Car arrived</w:t>
+        <w:t>Confirm</w:t>
+      </w:r>
+      <w:r>
+        <w:t>.</w:t>
+      </w:r>
+    </w:p>
+    <w:p>
+      <w:pPr>
+        <w:pStyle w:val="ListParagraph"/>
+        <w:numPr>
+          <w:ilvl w:val="0"/>
+          <w:numId w:val="2"/>
+        </w:numPr>
+        <w:spacing w:after="60"/>
+      </w:pPr>
+      <w:r>
+        <w:rPr>
+          <w:b/>
+          <w:bCs/>
+        </w:rPr>
+        <w:t>Car arrived</w:t>
       </w:r>
       <w:r>
         <w:t xml:space="preserve"> (drive-in) → check the car number / type → the </w:t>
@@ -943,40 +1053,40 @@
           <w:b/>
           <w:bCs/>
         </w:rPr>
-        <w:t xml:space="preserve">job card form opens already filled</w:t>
-      </w:r>
-      <w:r>
-        <w:t xml:space="preserve">.</w:t>
-      </w:r>
-    </w:p>
-    <w:p>
-      <w:pPr>
-        <w:pStyle w:val="ListParagraph"/>
-        <w:numPr>
-          <w:ilvl w:val="0"/>
-          <w:numId w:val="2"/>
-        </w:numPr>
-        <w:spacing w:after="60"/>
-      </w:pPr>
-      <w:r>
-        <w:t xml:space="preserve">Pickup / home bookings open the job card and the driver's trip as soon as they are confirmed.</w:t>
-      </w:r>
-    </w:p>
-    <w:p>
-      <w:pPr>
-        <w:pStyle w:val="ListParagraph"/>
-        <w:numPr>
-          <w:ilvl w:val="0"/>
-          <w:numId w:val="2"/>
-        </w:numPr>
-        <w:spacing w:after="60"/>
-      </w:pPr>
-      <w:r>
-        <w:rPr>
-          <w:b/>
-          <w:bCs/>
-        </w:rPr>
-        <w:t xml:space="preserve">Move</w:t>
+        <w:t>job card form opens already filled</w:t>
+      </w:r>
+      <w:r>
+        <w:t>.</w:t>
+      </w:r>
+    </w:p>
+    <w:p>
+      <w:pPr>
+        <w:pStyle w:val="ListParagraph"/>
+        <w:numPr>
+          <w:ilvl w:val="0"/>
+          <w:numId w:val="2"/>
+        </w:numPr>
+        <w:spacing w:after="60"/>
+      </w:pPr>
+      <w:r>
+        <w:t>Pickup / home bookings open the job card and the driver's trip as soon as they are confirmed.</w:t>
+      </w:r>
+    </w:p>
+    <w:p>
+      <w:pPr>
+        <w:pStyle w:val="ListParagraph"/>
+        <w:numPr>
+          <w:ilvl w:val="0"/>
+          <w:numId w:val="2"/>
+        </w:numPr>
+        <w:spacing w:after="60"/>
+      </w:pPr>
+      <w:r>
+        <w:rPr>
+          <w:b/>
+          <w:bCs/>
+        </w:rPr>
+        <w:t>Move</w:t>
       </w:r>
       <w:r>
         <w:t xml:space="preserve">, </w:t>
@@ -986,7 +1096,7 @@
           <w:b/>
           <w:bCs/>
         </w:rPr>
-        <w:t xml:space="preserve">Cancel</w:t>
+        <w:t>Cancel</w:t>
       </w:r>
       <w:r>
         <w:t xml:space="preserve">, or </w:t>
@@ -996,7 +1106,7 @@
           <w:b/>
           <w:bCs/>
         </w:rPr>
-        <w:t xml:space="preserve">Did not come</w:t>
+        <w:t>Did not come</w:t>
       </w:r>
       <w:r>
         <w:t xml:space="preserve"> (also marked automatically 3 hours after the slot).</w:t>
@@ -1011,7 +1121,7 @@
           <w:b/>
           <w:bCs/>
         </w:rPr>
-        <w:t xml:space="preserve">What happens by itself</w:t>
+        <w:t>What happens by itself</w:t>
       </w:r>
       <w:r>
         <w:t xml:space="preserve"> — after delivery the customer gets a thank-you with a 1-tap rating and a referral link; low ratings alert the manager. Cars due for service, pending work, insurance renewal and customers who have not come for months get reminders and appear as leads to call.</w:t>
@@ -1020,10 +1130,10 @@
     <w:p>
       <w:pPr>
         <w:pBdr>
-          <w:left w:val="single" w:color="C4161C" w:sz="24" w:space="8"/>
+          <w:left w:val="single" w:sz="24" w:space="8" w:color="C4161C"/>
         </w:pBdr>
-        <w:shd w:fill="FEF2F2" w:color="auto" w:val="clear"/>
-        <w:spacing w:after="160" w:before="120"/>
+        <w:shd w:val="clear" w:color="auto" w:fill="FEF2F2"/>
+        <w:spacing w:before="120" w:after="160"/>
         <w:ind w:left="160" w:right="160"/>
       </w:pPr>
       <w:r>
@@ -1035,7 +1145,7 @@
         <w:t xml:space="preserve">Connects to  </w:t>
       </w:r>
       <w:r>
-        <w:t xml:space="preserve">Job cards (booking → job card), Billing (won leads carry the bill amount), Payroll (incentive per converted lead), Customers (full history on the customer page).</w:t>
+        <w:t>Job cards (booking → job card), Billing (won leads carry the bill amount), Payroll (incentive per converted lead), Customers (full history on the customer page).</w:t>
       </w:r>
     </w:p>
     <w:p>
@@ -1048,24 +1158,24 @@
         <w:pStyle w:val="Heading1"/>
       </w:pPr>
       <w:r>
-        <w:t xml:space="preserve">3. Customers &amp; vehicles (advisors, front desk) — Customers</w:t>
-      </w:r>
-    </w:p>
-    <w:p>
-      <w:pPr>
-        <w:pStyle w:val="ListParagraph"/>
-        <w:numPr>
-          <w:ilvl w:val="0"/>
-          <w:numId w:val="2"/>
-        </w:numPr>
-        <w:spacing w:after="60"/>
-      </w:pPr>
-      <w:r>
-        <w:rPr>
-          <w:b/>
-          <w:bCs/>
-        </w:rPr>
-        <w:t xml:space="preserve">Customers › New</w:t>
+        <w:t>3. Customers &amp; vehicles (advisors, front desk) — Customers</w:t>
+      </w:r>
+    </w:p>
+    <w:p>
+      <w:pPr>
+        <w:pStyle w:val="ListParagraph"/>
+        <w:numPr>
+          <w:ilvl w:val="0"/>
+          <w:numId w:val="2"/>
+        </w:numPr>
+        <w:spacing w:after="60"/>
+      </w:pPr>
+      <w:r>
+        <w:rPr>
+          <w:b/>
+          <w:bCs/>
+        </w:rPr>
+        <w:t>Customers › New</w:t>
       </w:r>
       <w:r>
         <w:t xml:space="preserve">: name, mobile, </w:t>
@@ -1075,7 +1185,7 @@
           <w:i/>
           <w:iCs/>
         </w:rPr>
-        <w:t xml:space="preserve">How did they find us</w:t>
+        <w:t>How did they find us</w:t>
       </w:r>
       <w:r>
         <w:t xml:space="preserve">. Then </w:t>
@@ -1085,7 +1195,7 @@
           <w:b/>
           <w:bCs/>
         </w:rPr>
-        <w:t xml:space="preserve">Add Vehicle</w:t>
+        <w:t>Add Vehicle</w:t>
       </w:r>
       <w:r>
         <w:t xml:space="preserve"> (car number and </w:t>
@@ -1095,7 +1205,7 @@
           <w:b/>
           <w:bCs/>
         </w:rPr>
-        <w:t xml:space="preserve">car type</w:t>
+        <w:t>car type</w:t>
       </w:r>
       <w:r>
         <w:t xml:space="preserve"> — needed for plan prices).</w:t>
@@ -1118,7 +1228,7 @@
           <w:b/>
           <w:bCs/>
         </w:rPr>
-        <w:t xml:space="preserve">history</w:t>
+        <w:t>history</w:t>
       </w:r>
       <w:r>
         <w:t xml:space="preserve"> of enquiries, bookings, jobs, bills and messages. </w:t>
@@ -1128,7 +1238,7 @@
           <w:b/>
           <w:bCs/>
         </w:rPr>
-        <w:t xml:space="preserve">Book a service</w:t>
+        <w:t>Book a service</w:t>
       </w:r>
       <w:r>
         <w:t xml:space="preserve"> from here.</w:t>
@@ -1137,10 +1247,10 @@
     <w:p>
       <w:pPr>
         <w:pBdr>
-          <w:left w:val="single" w:color="C4161C" w:sz="24" w:space="8"/>
+          <w:left w:val="single" w:sz="24" w:space="8" w:color="C4161C"/>
         </w:pBdr>
-        <w:shd w:fill="FEF2F2" w:color="auto" w:val="clear"/>
-        <w:spacing w:after="160" w:before="120"/>
+        <w:shd w:val="clear" w:color="auto" w:fill="FEF2F2"/>
+        <w:spacing w:before="120" w:after="160"/>
         <w:ind w:left="160" w:right="160"/>
       </w:pPr>
       <w:r>
@@ -1152,7 +1262,7 @@
         <w:t xml:space="preserve">Connects to  </w:t>
       </w:r>
       <w:r>
-        <w:t xml:space="preserve">CRM, Job cards, Billing (customer credit).</w:t>
+        <w:t>CRM, Job cards, Billing (customer credit).</w:t>
       </w:r>
     </w:p>
     <w:p>
@@ -1165,7 +1275,7 @@
         <w:pStyle w:val="Heading1"/>
       </w:pPr>
       <w:r>
-        <w:t xml:space="preserve">4. Job cards &amp; the workshop (advisors, technicians, managers) — Workshop › Job Cards</w:t>
+        <w:t>4. Job cards &amp; the workshop (advisors, technicians, managers) — Workshop › Job Cards</w:t>
       </w:r>
     </w:p>
     <w:p>
@@ -1177,7 +1287,7 @@
           <w:b/>
           <w:bCs/>
         </w:rPr>
-        <w:t xml:space="preserve">Open a job card</w:t>
+        <w:t>Open a job card</w:t>
       </w:r>
       <w:r>
         <w:t xml:space="preserve"> — from a booking (</w:t>
@@ -1187,7 +1297,7 @@
           <w:i/>
           <w:iCs/>
         </w:rPr>
-        <w:t xml:space="preserve">Car arrived</w:t>
+        <w:t>Car arrived</w:t>
       </w:r>
       <w:r>
         <w:t xml:space="preserve">), or </w:t>
@@ -1197,10 +1307,10 @@
           <w:b/>
           <w:bCs/>
         </w:rPr>
-        <w:t xml:space="preserve">Job Cards › New</w:t>
-      </w:r>
-      <w:r>
-        <w:t xml:space="preserve">: customer, car, service plan (or a repair type), engine oil, odometer and fuel, customer complaints one per line. Then assign the technician(s) and bay.</w:t>
+        <w:t>Job Cards › New</w:t>
+      </w:r>
+      <w:r>
+        <w:t>: customer, car, service plan (or a repair type), engine oil, odometer and fuel, customer complaints one per line. Then assign the technician(s) and bay.</w:t>
       </w:r>
     </w:p>
     <w:p>
@@ -1212,7 +1322,7 @@
           <w:b/>
           <w:bCs/>
         </w:rPr>
-        <w:t xml:space="preserve">The job moves on by itself</w:t>
+        <w:t>The job moves on by itself</w:t>
       </w:r>
       <w:r>
         <w:t xml:space="preserve"> through its stages: intake → estimate &amp; approval → work → parts → trial → wash → final QC → bill → gate pass → delivered. Each stage sends the customer its WhatsApp message (when set).</w:t>
@@ -1223,60 +1333,60 @@
         <w:pStyle w:val="Heading3"/>
       </w:pPr>
       <w:r>
-        <w:t xml:space="preserve">Advisor</w:t>
-      </w:r>
-    </w:p>
-    <w:p>
-      <w:pPr>
-        <w:pStyle w:val="ListParagraph"/>
-        <w:numPr>
-          <w:ilvl w:val="0"/>
-          <w:numId w:val="2"/>
-        </w:numPr>
-        <w:spacing w:after="60"/>
-      </w:pPr>
-      <w:r>
-        <w:rPr>
-          <w:b/>
-          <w:bCs/>
-        </w:rPr>
-        <w:t xml:space="preserve">Intake</w:t>
-      </w:r>
-      <w:r>
-        <w:t xml:space="preserve">: trial drive, photos / videos of the car.</w:t>
-      </w:r>
-    </w:p>
-    <w:p>
-      <w:pPr>
-        <w:pStyle w:val="ListParagraph"/>
-        <w:numPr>
-          <w:ilvl w:val="0"/>
-          <w:numId w:val="2"/>
-        </w:numPr>
-        <w:spacing w:after="60"/>
-      </w:pPr>
-      <w:r>
-        <w:rPr>
-          <w:b/>
-          <w:bCs/>
-        </w:rPr>
-        <w:t xml:space="preserve">Estimate</w:t>
-      </w:r>
-      <w:r>
-        <w:t xml:space="preserve">: plan lines plus additional work and parts → send to the customer; they approve or decline each line on their link (declined items are kept as "Recommended but not approved").</w:t>
-      </w:r>
-    </w:p>
-    <w:p>
-      <w:pPr>
-        <w:pStyle w:val="ListParagraph"/>
-        <w:numPr>
-          <w:ilvl w:val="0"/>
-          <w:numId w:val="2"/>
-        </w:numPr>
-        <w:spacing w:after="60"/>
-      </w:pPr>
-      <w:r>
-        <w:t xml:space="preserve">Parts the technician needs: review and forward them to the parts coordinator.</w:t>
+        <w:t>Advisor</w:t>
+      </w:r>
+    </w:p>
+    <w:p>
+      <w:pPr>
+        <w:pStyle w:val="ListParagraph"/>
+        <w:numPr>
+          <w:ilvl w:val="0"/>
+          <w:numId w:val="2"/>
+        </w:numPr>
+        <w:spacing w:after="60"/>
+      </w:pPr>
+      <w:r>
+        <w:rPr>
+          <w:b/>
+          <w:bCs/>
+        </w:rPr>
+        <w:t>Intake</w:t>
+      </w:r>
+      <w:r>
+        <w:t>: trial drive, photos / videos of the car.</w:t>
+      </w:r>
+    </w:p>
+    <w:p>
+      <w:pPr>
+        <w:pStyle w:val="ListParagraph"/>
+        <w:numPr>
+          <w:ilvl w:val="0"/>
+          <w:numId w:val="2"/>
+        </w:numPr>
+        <w:spacing w:after="60"/>
+      </w:pPr>
+      <w:r>
+        <w:rPr>
+          <w:b/>
+          <w:bCs/>
+        </w:rPr>
+        <w:t>Estimate</w:t>
+      </w:r>
+      <w:r>
+        <w:t>: plan lines plus additional work and parts → send to the customer; they approve or decline each line on their link (declined items are kept as "Recommended but not approved").</w:t>
+      </w:r>
+    </w:p>
+    <w:p>
+      <w:pPr>
+        <w:pStyle w:val="ListParagraph"/>
+        <w:numPr>
+          <w:ilvl w:val="0"/>
+          <w:numId w:val="2"/>
+        </w:numPr>
+        <w:spacing w:after="60"/>
+      </w:pPr>
+      <w:r>
+        <w:t>Parts the technician needs: review and forward them to the parts coordinator.</w:t>
       </w:r>
     </w:p>
     <w:p>
@@ -1296,7 +1406,7 @@
           <w:b/>
           <w:bCs/>
         </w:rPr>
-        <w:t xml:space="preserve">Trial drive OK</w:t>
+        <w:t>Trial drive OK</w:t>
       </w:r>
       <w:r>
         <w:t xml:space="preserve"> and </w:t>
@@ -1306,10 +1416,10 @@
           <w:b/>
           <w:bCs/>
         </w:rPr>
-        <w:t xml:space="preserve">Washing done</w:t>
-      </w:r>
-      <w:r>
-        <w:t xml:space="preserve">.</w:t>
+        <w:t>Washing done</w:t>
+      </w:r>
+      <w:r>
+        <w:t>.</w:t>
       </w:r>
     </w:p>
     <w:p>
@@ -1321,7 +1431,7 @@
           <w:b/>
           <w:bCs/>
         </w:rPr>
-        <w:t xml:space="preserve">Technician</w:t>
+        <w:t>Technician</w:t>
       </w:r>
       <w:r>
         <w:t xml:space="preserve"> (</w:t>
@@ -1331,7 +1441,7 @@
           <w:i/>
           <w:iCs/>
         </w:rPr>
-        <w:t xml:space="preserve">My Jobs</w:t>
+        <w:t>My Jobs</w:t>
       </w:r>
       <w:r>
         <w:t xml:space="preserve">) — open the job sheet, mark each activity Done / N/A with the photos or videos it asks for, add </w:t>
@@ -1341,7 +1451,7 @@
           <w:b/>
           <w:bCs/>
         </w:rPr>
-        <w:t xml:space="preserve">Additional Issues</w:t>
+        <w:t>Additional Issues</w:t>
       </w:r>
       <w:r>
         <w:t xml:space="preserve"> with a photo of the faulty part, list parts needed, </w:t>
@@ -1351,10 +1461,10 @@
           <w:b/>
           <w:bCs/>
         </w:rPr>
-        <w:t xml:space="preserve">Submit to SA for Parts</w:t>
-      </w:r>
-      <w:r>
-        <w:t xml:space="preserve">. Fit the new part only after it arrives (photo of the fitted part), then Done. Submit the sheet when finished.</w:t>
+        <w:t>Submit to SA for Parts</w:t>
+      </w:r>
+      <w:r>
+        <w:t>. Fit the new part only after it arrives (photo of the fitted part), then Done. Submit the sheet when finished.</w:t>
       </w:r>
     </w:p>
     <w:p>
@@ -1366,7 +1476,7 @@
           <w:b/>
           <w:bCs/>
         </w:rPr>
-        <w:t xml:space="preserve">Manager</w:t>
+        <w:t>Manager</w:t>
       </w:r>
       <w:r>
         <w:t xml:space="preserve"> — final QC spot-check (photo within 30 seconds), override when needed (always with a reason).</w:t>
@@ -1375,10 +1485,10 @@
     <w:p>
       <w:pPr>
         <w:pBdr>
-          <w:left w:val="single" w:color="C4161C" w:sz="24" w:space="8"/>
+          <w:left w:val="single" w:sz="24" w:space="8" w:color="C4161C"/>
         </w:pBdr>
-        <w:shd w:fill="FEF2F2" w:color="auto" w:val="clear"/>
-        <w:spacing w:after="160" w:before="120"/>
+        <w:shd w:val="clear" w:color="auto" w:fill="FEF2F2"/>
+        <w:spacing w:before="120" w:after="160"/>
         <w:ind w:left="160" w:right="160"/>
       </w:pPr>
       <w:r>
@@ -1390,7 +1500,7 @@
         <w:t xml:space="preserve">Connects to  </w:t>
       </w:r>
       <w:r>
-        <w:t xml:space="preserve">Parts, Billing (the bill is made from the estimate), CRM (delivery wins the lead, starts feedback).</w:t>
+        <w:t>Parts, Billing (the bill is made from the estimate), CRM (delivery wins the lead, starts feedback).</w:t>
       </w:r>
     </w:p>
     <w:p>
@@ -1403,24 +1513,24 @@
         <w:pStyle w:val="Heading1"/>
       </w:pPr>
       <w:r>
-        <w:t xml:space="preserve">5. Pickup, drop &amp; home service (drivers, home technicians) — My Trips / Pickups &amp; Drops</w:t>
-      </w:r>
-    </w:p>
-    <w:p>
-      <w:pPr>
-        <w:pStyle w:val="ListParagraph"/>
-        <w:numPr>
-          <w:ilvl w:val="0"/>
-          <w:numId w:val="2"/>
-        </w:numPr>
-        <w:spacing w:after="60"/>
-      </w:pPr>
-      <w:r>
-        <w:rPr>
-          <w:b/>
-          <w:bCs/>
-        </w:rPr>
-        <w:t xml:space="preserve">Driver</w:t>
+        <w:t>5. Pickup, drop &amp; home service (drivers, home technicians) — My Trips / Pickups &amp; Drops</w:t>
+      </w:r>
+    </w:p>
+    <w:p>
+      <w:pPr>
+        <w:pStyle w:val="ListParagraph"/>
+        <w:numPr>
+          <w:ilvl w:val="0"/>
+          <w:numId w:val="2"/>
+        </w:numPr>
+        <w:spacing w:after="60"/>
+      </w:pPr>
+      <w:r>
+        <w:rPr>
+          <w:b/>
+          <w:bCs/>
+        </w:rPr>
+        <w:t>Driver</w:t>
       </w:r>
       <w:r>
         <w:t xml:space="preserve">: </w:t>
@@ -1430,7 +1540,7 @@
           <w:i/>
           <w:iCs/>
         </w:rPr>
-        <w:t xml:space="preserve">My Trips</w:t>
+        <w:t>My Trips</w:t>
       </w:r>
       <w:r>
         <w:t xml:space="preserve"> lists your pickups and drops. </w:t>
@@ -1440,7 +1550,7 @@
           <w:b/>
           <w:bCs/>
         </w:rPr>
-        <w:t xml:space="preserve">Start</w:t>
+        <w:t>Start</w:t>
       </w:r>
       <w:r>
         <w:t xml:space="preserve"> → navigate → </w:t>
@@ -1450,7 +1560,7 @@
           <w:b/>
           <w:bCs/>
         </w:rPr>
-        <w:t xml:space="preserve">Arrived</w:t>
+        <w:t>Arrived</w:t>
       </w:r>
       <w:r>
         <w:t xml:space="preserve"> → odometer, fuel and photos/videos (the pickup </w:t>
@@ -1460,7 +1570,7 @@
           <w:i/>
           <w:iCs/>
         </w:rPr>
-        <w:t xml:space="preserve">is</w:t>
+        <w:t>is</w:t>
       </w:r>
       <w:r>
         <w:t xml:space="preserve"> the intake) → </w:t>
@@ -1470,47 +1580,47 @@
           <w:b/>
           <w:bCs/>
         </w:rPr>
-        <w:t xml:space="preserve">Collected</w:t>
-      </w:r>
-      <w:r>
-        <w:t xml:space="preserve">. For a drop you need the gate pass and the handover photos.</w:t>
-      </w:r>
-    </w:p>
-    <w:p>
-      <w:pPr>
-        <w:pStyle w:val="ListParagraph"/>
-        <w:numPr>
-          <w:ilvl w:val="0"/>
-          <w:numId w:val="2"/>
-        </w:numPr>
-        <w:spacing w:after="60"/>
-      </w:pPr>
-      <w:r>
-        <w:rPr>
-          <w:b/>
-          <w:bCs/>
-        </w:rPr>
-        <w:t xml:space="preserve">Home technician</w:t>
-      </w:r>
-      <w:r>
-        <w:t xml:space="preserve">: the visit has its own job sheet; close the visit with the photos asked for.</w:t>
-      </w:r>
-    </w:p>
-    <w:p>
-      <w:pPr>
-        <w:pStyle w:val="ListParagraph"/>
-        <w:numPr>
-          <w:ilvl w:val="0"/>
-          <w:numId w:val="2"/>
-        </w:numPr>
-        <w:spacing w:after="60"/>
-      </w:pPr>
-      <w:r>
-        <w:rPr>
-          <w:b/>
-          <w:bCs/>
-        </w:rPr>
-        <w:t xml:space="preserve">Advisor</w:t>
+        <w:t>Collected</w:t>
+      </w:r>
+      <w:r>
+        <w:t>. For a drop you need the gate pass and the handover photos.</w:t>
+      </w:r>
+    </w:p>
+    <w:p>
+      <w:pPr>
+        <w:pStyle w:val="ListParagraph"/>
+        <w:numPr>
+          <w:ilvl w:val="0"/>
+          <w:numId w:val="2"/>
+        </w:numPr>
+        <w:spacing w:after="60"/>
+      </w:pPr>
+      <w:r>
+        <w:rPr>
+          <w:b/>
+          <w:bCs/>
+        </w:rPr>
+        <w:t>Home technician</w:t>
+      </w:r>
+      <w:r>
+        <w:t>: the visit has its own job sheet; close the visit with the photos asked for.</w:t>
+      </w:r>
+    </w:p>
+    <w:p>
+      <w:pPr>
+        <w:pStyle w:val="ListParagraph"/>
+        <w:numPr>
+          <w:ilvl w:val="0"/>
+          <w:numId w:val="2"/>
+        </w:numPr>
+        <w:spacing w:after="60"/>
+      </w:pPr>
+      <w:r>
+        <w:rPr>
+          <w:b/>
+          <w:bCs/>
+        </w:rPr>
+        <w:t>Advisor</w:t>
       </w:r>
       <w:r>
         <w:t xml:space="preserve"> books trips on the job card or from a CRM booking; the board shows today's trips.</w:t>
@@ -1518,11 +1628,41 @@
     </w:p>
     <w:p>
       <w:pPr>
+        <w:pStyle w:val="ListParagraph"/>
+        <w:numPr>
+          <w:ilvl w:val="0"/>
+          <w:numId w:val="2"/>
+        </w:numPr>
+        <w:spacing w:after="60"/>
+      </w:pPr>
+      <w:r>
+        <w:rPr>
+          <w:b/>
+          <w:bCs/>
+        </w:rPr>
+        <w:t>EA Workshop Android app</w:t>
+      </w:r>
+      <w:r>
+        <w:t xml:space="preserve"> (drivers, home technicians): install the APK your manager sends, enter the </w:t>
+      </w:r>
+      <w:r>
+        <w:rPr>
+          <w:b/>
+          <w:bCs/>
+        </w:rPr>
+        <w:t>server address</w:t>
+      </w:r>
+      <w:r>
+        <w:t xml:space="preserve"> shown on Settings › App Address &amp; Customer App, sign in. Your location then follows the trip even with the screen locked, and customers see you coming in their app.</w:t>
+      </w:r>
+    </w:p>
+    <w:p>
+      <w:pPr>
         <w:pBdr>
-          <w:left w:val="single" w:color="C4161C" w:sz="24" w:space="8"/>
+          <w:left w:val="single" w:sz="24" w:space="8" w:color="C4161C"/>
         </w:pBdr>
-        <w:shd w:fill="FEF2F2" w:color="auto" w:val="clear"/>
-        <w:spacing w:after="160" w:before="120"/>
+        <w:shd w:val="clear" w:color="auto" w:fill="FEF2F2"/>
+        <w:spacing w:before="120" w:after="160"/>
         <w:ind w:left="160" w:right="160"/>
       </w:pPr>
       <w:r>
@@ -1534,7 +1674,7 @@
         <w:t xml:space="preserve">Connects to  </w:t>
       </w:r>
       <w:r>
-        <w:t xml:space="preserve">Job cards, Billing (pickup / home charges go on the bill), Attendance (punch from the trip).</w:t>
+        <w:t>Job cards, Billing (pickup / home charges go on the bill), Attendance (punch from the trip).</w:t>
       </w:r>
     </w:p>
     <w:p>
@@ -1547,27 +1687,27 @@
         <w:pStyle w:val="Heading1"/>
       </w:pPr>
       <w:r>
-        <w:t xml:space="preserve">6. Parts &amp; purchases (parts coordinator) — Parts &amp; Stock</w:t>
-      </w:r>
-    </w:p>
-    <w:p>
-      <w:pPr>
-        <w:pStyle w:val="ListParagraph"/>
-        <w:numPr>
-          <w:ilvl w:val="0"/>
-          <w:numId w:val="2"/>
-        </w:numPr>
-        <w:spacing w:after="60"/>
-      </w:pPr>
-      <w:r>
-        <w:rPr>
-          <w:b/>
-          <w:bCs/>
-        </w:rPr>
-        <w:t xml:space="preserve">Parts Desk</w:t>
-      </w:r>
-      <w:r>
-        <w:t xml:space="preserve">: parts requested by advisors → get supplier prices → after the customer approves, order them → mark them received (or receive them on a GRN, below). Technician and advisor get a bell.</w:t>
+        <w:t>6. Parts &amp; purchases (parts coordinator) — Parts &amp; Stock</w:t>
+      </w:r>
+    </w:p>
+    <w:p>
+      <w:pPr>
+        <w:pStyle w:val="ListParagraph"/>
+        <w:numPr>
+          <w:ilvl w:val="0"/>
+          <w:numId w:val="2"/>
+        </w:numPr>
+        <w:spacing w:after="60"/>
+      </w:pPr>
+      <w:r>
+        <w:rPr>
+          <w:b/>
+          <w:bCs/>
+        </w:rPr>
+        <w:t>Parts Desk</w:t>
+      </w:r>
+      <w:r>
+        <w:t>: parts requested by advisors → get supplier prices → after the customer approves, order them → mark them received (or receive them on a GRN, below). Technician and advisor get a bell.</w:t>
       </w:r>
     </w:p>
     <w:p>
@@ -1584,7 +1724,7 @@
           <w:i/>
           <w:iCs/>
         </w:rPr>
-        <w:t xml:space="preserve">If Purchases &amp; stock is on:</w:t>
+        <w:t>If Purchases &amp; stock is on:</w:t>
       </w:r>
       <w:r>
         <w:t xml:space="preserve"> </w:t>
@@ -1594,7 +1734,7 @@
           <w:b/>
           <w:bCs/>
         </w:rPr>
-        <w:t xml:space="preserve">GRN</w:t>
+        <w:t>GRN</w:t>
       </w:r>
       <w:r>
         <w:t xml:space="preserve"> for every supplier bill — photo of each part, GST bill or not, credit or cash. The technician confirms right / wrong part. </w:t>
@@ -1604,7 +1744,7 @@
           <w:b/>
           <w:bCs/>
         </w:rPr>
-        <w:t xml:space="preserve">Stock</w:t>
+        <w:t>Stock</w:t>
       </w:r>
       <w:r>
         <w:t xml:space="preserve"> for oil and consumables; </w:t>
@@ -1614,7 +1754,7 @@
           <w:b/>
           <w:bCs/>
         </w:rPr>
-        <w:t xml:space="preserve">plan kits</w:t>
+        <w:t>plan kits</w:t>
       </w:r>
       <w:r>
         <w:t xml:space="preserve"> are issued to jobs. </w:t>
@@ -1624,7 +1764,7 @@
           <w:b/>
           <w:bCs/>
         </w:rPr>
-        <w:t xml:space="preserve">Suppliers</w:t>
+        <w:t>Suppliers</w:t>
       </w:r>
       <w:r>
         <w:t xml:space="preserve"> shows what we owe and records payments.</w:t>
@@ -1633,10 +1773,10 @@
     <w:p>
       <w:pPr>
         <w:pBdr>
-          <w:left w:val="single" w:color="C4161C" w:sz="24" w:space="8"/>
+          <w:left w:val="single" w:sz="24" w:space="8" w:color="C4161C"/>
         </w:pBdr>
-        <w:shd w:fill="FEF2F2" w:color="auto" w:val="clear"/>
-        <w:spacing w:after="160" w:before="120"/>
+        <w:shd w:val="clear" w:color="auto" w:fill="FEF2F2"/>
+        <w:spacing w:before="120" w:after="160"/>
         <w:ind w:left="160" w:right="160"/>
       </w:pPr>
       <w:r>
@@ -1648,7 +1788,7 @@
         <w:t xml:space="preserve">Connects to  </w:t>
       </w:r>
       <w:r>
-        <w:t xml:space="preserve">Job cards, Billing (bill waits for parts on a GRN), Accounts (purchases and supplier dues).</w:t>
+        <w:t>Job cards, Billing (bill waits for parts on a GRN), Accounts (purchases and supplier dues).</w:t>
       </w:r>
     </w:p>
     <w:p>
@@ -1661,7 +1801,7 @@
         <w:pStyle w:val="Heading1"/>
       </w:pPr>
       <w:r>
-        <w:t xml:space="preserve">7. Billing &amp; payments (back office, advisors) — Billing and the job card's Billing &amp; Delivery</w:t>
+        <w:t>7. Billing &amp; payments (back office, advisors) — Billing and the job card's Billing &amp; Delivery</w:t>
       </w:r>
     </w:p>
     <w:p>
@@ -1681,7 +1821,7 @@
           <w:b/>
           <w:bCs/>
         </w:rPr>
-        <w:t xml:space="preserve">advances</w:t>
+        <w:t>advances</w:t>
       </w:r>
       <w:r>
         <w:t xml:space="preserve"> any time (job card › Billing › Record payment). A payment can be split: cash + UPI + card. </w:t>
@@ -1691,10 +1831,10 @@
           <w:b/>
           <w:bCs/>
         </w:rPr>
-        <w:t xml:space="preserve">Collected by staff</w:t>
-      </w:r>
-      <w:r>
-        <w:t xml:space="preserve">: the customer paid an employee's own UPI / cash — choose the employee; they hold it until handed over.</w:t>
+        <w:t>Collected by staff</w:t>
+      </w:r>
+      <w:r>
+        <w:t>: the customer paid an employee's own UPI / cash — choose the employee; they hold it until handed over.</w:t>
       </w:r>
     </w:p>
     <w:p>
@@ -1714,7 +1854,7 @@
           <w:b/>
           <w:bCs/>
         </w:rPr>
-        <w:t xml:space="preserve">Make bill</w:t>
+        <w:t>Make bill</w:t>
       </w:r>
       <w:r>
         <w:t xml:space="preserve"> (proforma) → check lines → </w:t>
@@ -1724,7 +1864,7 @@
           <w:b/>
           <w:bCs/>
         </w:rPr>
-        <w:t xml:space="preserve">Approve</w:t>
+        <w:t>Approve</w:t>
       </w:r>
       <w:r>
         <w:t xml:space="preserve"> → the customer pays the balance.</w:t>
@@ -1744,7 +1884,7 @@
           <w:b/>
           <w:bCs/>
         </w:rPr>
-        <w:t xml:space="preserve">Convert to tax invoice</w:t>
+        <w:t>Convert to tax invoice</w:t>
       </w:r>
       <w:r>
         <w:t xml:space="preserve"> (or close a paid proforma).</w:t>
@@ -1767,7 +1907,7 @@
           <w:b/>
           <w:bCs/>
         </w:rPr>
-        <w:t xml:space="preserve">gate pass</w:t>
+        <w:t>gate pass</w:t>
       </w:r>
       <w:r>
         <w:t xml:space="preserve"> is issued by itself → </w:t>
@@ -1777,7 +1917,7 @@
           <w:b/>
           <w:bCs/>
         </w:rPr>
-        <w:t xml:space="preserve">Vehicle out</w:t>
+        <w:t>Vehicle out</w:t>
       </w:r>
       <w:r>
         <w:t xml:space="preserve"> delivers the job.</w:t>
@@ -1800,7 +1940,7 @@
           <w:b/>
           <w:bCs/>
         </w:rPr>
-        <w:t xml:space="preserve">Refund</w:t>
+        <w:t>Refund</w:t>
       </w:r>
       <w:r>
         <w:t xml:space="preserve"> it or keep it as </w:t>
@@ -1810,7 +1950,7 @@
           <w:b/>
           <w:bCs/>
         </w:rPr>
-        <w:t xml:space="preserve">customer credit</w:t>
+        <w:t>customer credit</w:t>
       </w:r>
       <w:r>
         <w:t xml:space="preserve"> (usable on a later job).</w:t>
@@ -1826,16 +1966,113 @@
         <w:spacing w:after="60"/>
       </w:pPr>
       <w:r>
-        <w:t xml:space="preserve">A gate pass before full payment needs the owner / manager and a reason.</w:t>
+        <w:t>A gate pass before full payment needs the owner / manager and a reason.</w:t>
+      </w:r>
+    </w:p>
+    <w:p>
+      <w:pPr>
+        <w:pStyle w:val="Heading3"/>
+      </w:pPr>
+      <w:r>
+        <w:t>UPI payments from the customer app</w:t>
+      </w:r>
+    </w:p>
+    <w:p>
+      <w:pPr>
+        <w:pStyle w:val="ListParagraph"/>
+        <w:numPr>
+          <w:ilvl w:val="0"/>
+          <w:numId w:val="7"/>
+        </w:numPr>
+        <w:spacing w:after="80"/>
+      </w:pPr>
+      <w:r>
+        <w:t xml:space="preserve">Customers pay the balance by UPI in the app and send the </w:t>
+      </w:r>
+      <w:r>
+        <w:rPr>
+          <w:b/>
+          <w:bCs/>
+        </w:rPr>
+        <w:t>UPI reference (UTR)</w:t>
+      </w:r>
+      <w:r>
+        <w:t xml:space="preserve">. You get a bell: </w:t>
+      </w:r>
+      <w:r>
+        <w:rPr>
+          <w:b/>
+          <w:bCs/>
+        </w:rPr>
+        <w:t>UPI payment to confirm</w:t>
+      </w:r>
+      <w:r>
+        <w:t>.</w:t>
+      </w:r>
+    </w:p>
+    <w:p>
+      <w:pPr>
+        <w:pStyle w:val="ListParagraph"/>
+        <w:numPr>
+          <w:ilvl w:val="0"/>
+          <w:numId w:val="7"/>
+        </w:numPr>
+        <w:spacing w:after="80"/>
+      </w:pPr>
+      <w:r>
+        <w:t xml:space="preserve">Open </w:t>
+      </w:r>
+      <w:r>
+        <w:rPr>
+          <w:b/>
+          <w:bCs/>
+        </w:rPr>
+        <w:t>Billing › UPI Payments to Confirm</w:t>
+      </w:r>
+      <w:r>
+        <w:t xml:space="preserve"> and check the amount and UTR in the bank.</w:t>
+      </w:r>
+    </w:p>
+    <w:p>
+      <w:pPr>
+        <w:pStyle w:val="ListParagraph"/>
+        <w:numPr>
+          <w:ilvl w:val="0"/>
+          <w:numId w:val="7"/>
+        </w:numPr>
+        <w:spacing w:after="80"/>
+      </w:pPr>
+      <w:r>
+        <w:t xml:space="preserve">Found: </w:t>
+      </w:r>
+      <w:r>
+        <w:rPr>
+          <w:b/>
+          <w:bCs/>
+        </w:rPr>
+        <w:t>Confirm &amp; record</w:t>
+      </w:r>
+      <w:r>
+        <w:t xml:space="preserve"> (recorded on the job as UPI; the customer sees "Received"). Not found: </w:t>
+      </w:r>
+      <w:r>
+        <w:rPr>
+          <w:b/>
+          <w:bCs/>
+        </w:rPr>
+        <w:t>Reject</w:t>
+      </w:r>
+      <w:r>
+        <w:t xml:space="preserve"> with a reason the customer sees.</w:t>
       </w:r>
     </w:p>
     <w:p>
       <w:pPr>
         <w:pBdr>
-          <w:left w:val="single" w:color="C4161C" w:sz="24" w:space="8"/>
+          <w:left w:val="single" w:sz="24" w:space="8" w:color="C4161C"/>
         </w:pBdr>
-        <w:shd w:fill="FEF2F2" w:color="auto" w:val="clear"/>
-        <w:spacing w:after="160" w:before="120"/>
+        <w:shd w:val="clear" w:color="auto" w:fill="FEF2F2"/>
+        <w:spacing w:before="120" w:after="160"/>
         <w:ind w:left="160" w:right="160"/>
       </w:pPr>
       <w:r>
@@ -1847,7 +2084,7 @@
         <w:t xml:space="preserve">Connects to  </w:t>
       </w:r>
       <w:r>
-        <w:t xml:space="preserve">Accounts (every bill and payment is posted), CRM (bill amount = lead revenue), Attendance &amp; payroll (staff-held money).</w:t>
+        <w:t>Accounts (every bill and payment is posted), CRM (bill amount = lead revenue), Attendance &amp; payroll (staff-held money).</w:t>
       </w:r>
     </w:p>
     <w:p>
@@ -1860,24 +2097,24 @@
         <w:pStyle w:val="Heading1"/>
       </w:pPr>
       <w:r>
-        <w:t xml:space="preserve">8. Accounts (back office, owner) — Accounts</w:t>
-      </w:r>
-    </w:p>
-    <w:p>
-      <w:pPr>
-        <w:pStyle w:val="ListParagraph"/>
-        <w:numPr>
-          <w:ilvl w:val="0"/>
-          <w:numId w:val="2"/>
-        </w:numPr>
-        <w:spacing w:after="60"/>
-      </w:pPr>
-      <w:r>
-        <w:rPr>
-          <w:b/>
-          <w:bCs/>
-        </w:rPr>
-        <w:t xml:space="preserve">Nothing to type for bills, receipts, GRNs or payroll</w:t>
+        <w:t>8. Accounts (back office, owner) — Accounts</w:t>
+      </w:r>
+    </w:p>
+    <w:p>
+      <w:pPr>
+        <w:pStyle w:val="ListParagraph"/>
+        <w:numPr>
+          <w:ilvl w:val="0"/>
+          <w:numId w:val="2"/>
+        </w:numPr>
+        <w:spacing w:after="60"/>
+      </w:pPr>
+      <w:r>
+        <w:rPr>
+          <w:b/>
+          <w:bCs/>
+        </w:rPr>
+        <w:t>Nothing to type for bills, receipts, GRNs or payroll</w:t>
       </w:r>
       <w:r>
         <w:t xml:space="preserve"> — they post to the books by themselves.</w:t>
@@ -1897,7 +2134,7 @@
           <w:b/>
           <w:bCs/>
         </w:rPr>
-        <w:t xml:space="preserve">Expenses</w:t>
+        <w:t>Expenses</w:t>
       </w:r>
       <w:r>
         <w:t xml:space="preserve">: </w:t>
@@ -1907,7 +2144,7 @@
           <w:i/>
           <w:iCs/>
         </w:rPr>
-        <w:t xml:space="preserve">Add expense</w:t>
+        <w:t>Add expense</w:t>
       </w:r>
       <w:r>
         <w:t xml:space="preserve"> — date, what for, paid to, amount, paid from (cash / bank / a supplier on credit / customer money held by staff), GST bill or not, photo of the bill.</w:t>
@@ -1927,7 +2164,7 @@
           <w:b/>
           <w:bCs/>
         </w:rPr>
-        <w:t xml:space="preserve">Cash ↔ bank</w:t>
+        <w:t>Cash ↔ bank</w:t>
       </w:r>
       <w:r>
         <w:t xml:space="preserve"> (cash deposited) and </w:t>
@@ -1937,7 +2174,7 @@
           <w:b/>
           <w:bCs/>
         </w:rPr>
-        <w:t xml:space="preserve">Journal voucher</w:t>
+        <w:t>Journal voucher</w:t>
       </w:r>
       <w:r>
         <w:t xml:space="preserve"> for anything else; </w:t>
@@ -1947,7 +2184,7 @@
           <w:b/>
           <w:bCs/>
         </w:rPr>
-        <w:t xml:space="preserve">Opening balances</w:t>
+        <w:t>Opening balances</w:t>
       </w:r>
       <w:r>
         <w:t xml:space="preserve"> once at the start.</w:t>
@@ -1967,7 +2204,7 @@
           <w:b/>
           <w:bCs/>
         </w:rPr>
-        <w:t xml:space="preserve">Accounts &amp; Reports</w:t>
+        <w:t>Accounts &amp; Reports</w:t>
       </w:r>
       <w:r>
         <w:t xml:space="preserve">: Profit &amp; loss, Balance sheet, Cash &amp; bank book, Who owes (customers, suppliers, staff), </w:t>
@@ -1977,7 +2214,7 @@
           <w:b/>
           <w:bCs/>
         </w:rPr>
-        <w:t xml:space="preserve">GST</w:t>
+        <w:t>GST</w:t>
       </w:r>
       <w:r>
         <w:t xml:space="preserve"> summary for the CA, Day book, Ledgers, Trial balance, </w:t>
@@ -1987,10 +2224,10 @@
           <w:b/>
           <w:bCs/>
         </w:rPr>
-        <w:t xml:space="preserve">Export CSV</w:t>
-      </w:r>
-      <w:r>
-        <w:t xml:space="preserve">.</w:t>
+        <w:t>Export CSV</w:t>
+      </w:r>
+      <w:r>
+        <w:t>.</w:t>
       </w:r>
     </w:p>
     <w:p>
@@ -2010,7 +2247,7 @@
           <w:b/>
           <w:bCs/>
         </w:rPr>
-        <w:t xml:space="preserve">lock</w:t>
+        <w:t>lock</w:t>
       </w:r>
       <w:r>
         <w:t xml:space="preserve"> a finished month (</w:t>
@@ -2020,19 +2257,19 @@
           <w:i/>
           <w:iCs/>
         </w:rPr>
-        <w:t xml:space="preserve">Settings › Chart of Accounts</w:t>
-      </w:r>
-      <w:r>
-        <w:t xml:space="preserve">).</w:t>
+        <w:t>Settings › Chart of Accounts</w:t>
+      </w:r>
+      <w:r>
+        <w:t>).</w:t>
       </w:r>
     </w:p>
     <w:p>
       <w:pPr>
         <w:pBdr>
-          <w:left w:val="single" w:color="C4161C" w:sz="24" w:space="8"/>
+          <w:left w:val="single" w:sz="24" w:space="8" w:color="C4161C"/>
         </w:pBdr>
-        <w:shd w:fill="FEF2F2" w:color="auto" w:val="clear"/>
-        <w:spacing w:after="160" w:before="120"/>
+        <w:shd w:val="clear" w:color="auto" w:fill="FEF2F2"/>
+        <w:spacing w:before="120" w:after="160"/>
         <w:ind w:left="160" w:right="160"/>
       </w:pPr>
       <w:r>
@@ -2044,7 +2281,7 @@
         <w:t xml:space="preserve">Connects to  </w:t>
       </w:r>
       <w:r>
-        <w:t xml:space="preserve">Billing, Parts, Payroll, CRM (referral rewards).</w:t>
+        <w:t>Billing, Parts, Payroll, CRM (referral rewards).</w:t>
       </w:r>
     </w:p>
     <w:p>
@@ -2057,84 +2294,84 @@
         <w:pStyle w:val="Heading1"/>
       </w:pPr>
       <w:r>
-        <w:t xml:space="preserve">9. Payroll &amp; staff (back office, owner, managers) — People</w:t>
-      </w:r>
-    </w:p>
-    <w:p>
-      <w:pPr>
-        <w:pStyle w:val="ListParagraph"/>
-        <w:numPr>
-          <w:ilvl w:val="0"/>
-          <w:numId w:val="2"/>
-        </w:numPr>
-        <w:spacing w:after="60"/>
-      </w:pPr>
-      <w:r>
-        <w:rPr>
-          <w:b/>
-          <w:bCs/>
-        </w:rPr>
-        <w:t xml:space="preserve">Attendance Register</w:t>
-      </w:r>
-      <w:r>
-        <w:t xml:space="preserve">: everyone's day with selfies; tap a person to add a missed punch or remove a wrong one (always with a reason). Month grid for the whole team.</w:t>
-      </w:r>
-    </w:p>
-    <w:p>
-      <w:pPr>
-        <w:pStyle w:val="ListParagraph"/>
-        <w:numPr>
-          <w:ilvl w:val="0"/>
-          <w:numId w:val="2"/>
-        </w:numPr>
-        <w:spacing w:after="60"/>
-      </w:pPr>
-      <w:r>
-        <w:rPr>
-          <w:b/>
-          <w:bCs/>
-        </w:rPr>
-        <w:t xml:space="preserve">Leave Requests</w:t>
-      </w:r>
-      <w:r>
-        <w:t xml:space="preserve">: approve / reject.</w:t>
-      </w:r>
-    </w:p>
-    <w:p>
-      <w:pPr>
-        <w:pStyle w:val="ListParagraph"/>
-        <w:numPr>
-          <w:ilvl w:val="0"/>
-          <w:numId w:val="2"/>
-        </w:numPr>
-        <w:spacing w:after="60"/>
-      </w:pPr>
-      <w:r>
-        <w:rPr>
-          <w:b/>
-          <w:bCs/>
-        </w:rPr>
-        <w:t xml:space="preserve">Employees</w:t>
-      </w:r>
-      <w:r>
-        <w:t xml:space="preserve">: designation, branch, shift, weekly off, joining date; salary, OT rate, off-day pay, PT / PF / ESI, bank (only those who prepare payroll see pay).</w:t>
-      </w:r>
-    </w:p>
-    <w:p>
-      <w:pPr>
-        <w:pStyle w:val="ListParagraph"/>
-        <w:numPr>
-          <w:ilvl w:val="0"/>
-          <w:numId w:val="2"/>
-        </w:numPr>
-        <w:spacing w:after="60"/>
-      </w:pPr>
-      <w:r>
-        <w:rPr>
-          <w:b/>
-          <w:bCs/>
-        </w:rPr>
-        <w:t xml:space="preserve">Payroll</w:t>
+        <w:t>9. Payroll &amp; staff (back office, owner, managers) — People</w:t>
+      </w:r>
+    </w:p>
+    <w:p>
+      <w:pPr>
+        <w:pStyle w:val="ListParagraph"/>
+        <w:numPr>
+          <w:ilvl w:val="0"/>
+          <w:numId w:val="2"/>
+        </w:numPr>
+        <w:spacing w:after="60"/>
+      </w:pPr>
+      <w:r>
+        <w:rPr>
+          <w:b/>
+          <w:bCs/>
+        </w:rPr>
+        <w:t>Attendance Register</w:t>
+      </w:r>
+      <w:r>
+        <w:t>: everyone's day with selfies; tap a person to add a missed punch or remove a wrong one (always with a reason). Month grid for the whole team.</w:t>
+      </w:r>
+    </w:p>
+    <w:p>
+      <w:pPr>
+        <w:pStyle w:val="ListParagraph"/>
+        <w:numPr>
+          <w:ilvl w:val="0"/>
+          <w:numId w:val="2"/>
+        </w:numPr>
+        <w:spacing w:after="60"/>
+      </w:pPr>
+      <w:r>
+        <w:rPr>
+          <w:b/>
+          <w:bCs/>
+        </w:rPr>
+        <w:t>Leave Requests</w:t>
+      </w:r>
+      <w:r>
+        <w:t>: approve / reject.</w:t>
+      </w:r>
+    </w:p>
+    <w:p>
+      <w:pPr>
+        <w:pStyle w:val="ListParagraph"/>
+        <w:numPr>
+          <w:ilvl w:val="0"/>
+          <w:numId w:val="2"/>
+        </w:numPr>
+        <w:spacing w:after="60"/>
+      </w:pPr>
+      <w:r>
+        <w:rPr>
+          <w:b/>
+          <w:bCs/>
+        </w:rPr>
+        <w:t>Employees</w:t>
+      </w:r>
+      <w:r>
+        <w:t>: designation, branch, shift, weekly off, joining date; salary, OT rate, off-day pay, PT / PF / ESI, bank (only those who prepare payroll see pay).</w:t>
+      </w:r>
+    </w:p>
+    <w:p>
+      <w:pPr>
+        <w:pStyle w:val="ListParagraph"/>
+        <w:numPr>
+          <w:ilvl w:val="0"/>
+          <w:numId w:val="2"/>
+        </w:numPr>
+        <w:spacing w:after="60"/>
+      </w:pPr>
+      <w:r>
+        <w:rPr>
+          <w:b/>
+          <w:bCs/>
+        </w:rPr>
+        <w:t>Payroll</w:t>
       </w:r>
       <w:r>
         <w:t xml:space="preserve"> each month: </w:t>
@@ -2144,7 +2381,7 @@
           <w:i/>
           <w:iCs/>
         </w:rPr>
-        <w:t xml:space="preserve">Work out a month</w:t>
+        <w:t>Work out a month</w:t>
       </w:r>
       <w:r>
         <w:t xml:space="preserve"> → check each payslip (correct a line with a reason if needed) → the </w:t>
@@ -2154,7 +2391,7 @@
           <w:b/>
           <w:bCs/>
         </w:rPr>
-        <w:t xml:space="preserve">owner finalises</w:t>
+        <w:t>owner finalises</w:t>
       </w:r>
       <w:r>
         <w:t xml:space="preserve"> after the month ends → </w:t>
@@ -2164,7 +2401,7 @@
           <w:b/>
           <w:bCs/>
         </w:rPr>
-        <w:t xml:space="preserve">Mark paid</w:t>
+        <w:t>Mark paid</w:t>
       </w:r>
       <w:r>
         <w:t xml:space="preserve">. Add incentives, bonus, deductions or penalties under </w:t>
@@ -2174,39 +2411,69 @@
           <w:i/>
           <w:iCs/>
         </w:rPr>
-        <w:t xml:space="preserve">Manual lines</w:t>
-      </w:r>
-      <w:r>
-        <w:t xml:space="preserve">; automatic incentives come from the rules.</w:t>
-      </w:r>
-    </w:p>
-    <w:p>
-      <w:pPr>
-        <w:pStyle w:val="ListParagraph"/>
-        <w:numPr>
-          <w:ilvl w:val="0"/>
-          <w:numId w:val="2"/>
-        </w:numPr>
-        <w:spacing w:after="60"/>
-      </w:pPr>
-      <w:r>
-        <w:rPr>
-          <w:b/>
-          <w:bCs/>
-        </w:rPr>
-        <w:t xml:space="preserve">Staff Money &amp; Advances</w:t>
-      </w:r>
-      <w:r>
-        <w:t xml:space="preserve">: give an advance (recovered monthly), record customer money handed over.</w:t>
+        <w:t>Manual lines</w:t>
+      </w:r>
+      <w:r>
+        <w:t>; automatic incentives come from the rules.</w:t>
+      </w:r>
+    </w:p>
+    <w:p>
+      <w:pPr>
+        <w:pStyle w:val="ListParagraph"/>
+        <w:numPr>
+          <w:ilvl w:val="0"/>
+          <w:numId w:val="2"/>
+        </w:numPr>
+        <w:spacing w:after="60"/>
+      </w:pPr>
+      <w:r>
+        <w:rPr>
+          <w:b/>
+          <w:bCs/>
+        </w:rPr>
+        <w:t>Staff Money &amp; Advances</w:t>
+      </w:r>
+      <w:r>
+        <w:t>: give an advance (recovered monthly), record customer money handed over.</w:t>
+      </w:r>
+    </w:p>
+    <w:p>
+      <w:pPr>
+        <w:pStyle w:val="ListParagraph"/>
+        <w:numPr>
+          <w:ilvl w:val="0"/>
+          <w:numId w:val="2"/>
+        </w:numPr>
+        <w:spacing w:after="60"/>
+      </w:pPr>
+      <w:r>
+        <w:rPr>
+          <w:b/>
+          <w:bCs/>
+        </w:rPr>
+        <w:t>Live Staff Map</w:t>
+      </w:r>
+      <w:r>
+        <w:t xml:space="preserve"> (owner, managers): everyone punched in today on a map — moving, not moving, </w:t>
+      </w:r>
+      <w:r>
+        <w:rPr>
+          <w:b/>
+          <w:bCs/>
+        </w:rPr>
+        <w:t>no signal</w:t>
+      </w:r>
+      <w:r>
+        <w:t xml:space="preserve"> (call them), battery, the trip they are on. Tap a person for the day's route: km travelled, stops, gaps; pick a date for earlier days. Switch it off for one person in Employees (tick "Share live location").</w:t>
       </w:r>
     </w:p>
     <w:p>
       <w:pPr>
         <w:pBdr>
-          <w:left w:val="single" w:color="C4161C" w:sz="24" w:space="8"/>
+          <w:left w:val="single" w:sz="24" w:space="8" w:color="C4161C"/>
         </w:pBdr>
-        <w:shd w:fill="FEF2F2" w:color="auto" w:val="clear"/>
-        <w:spacing w:after="160" w:before="120"/>
+        <w:shd w:val="clear" w:color="auto" w:fill="FEF2F2"/>
+        <w:spacing w:before="120" w:after="160"/>
         <w:ind w:left="160" w:right="160"/>
       </w:pPr>
       <w:r>
@@ -2218,7 +2485,7 @@
         <w:t xml:space="preserve">Connects to  </w:t>
       </w:r>
       <w:r>
-        <w:t xml:space="preserve">Attendance, Billing (staff-held money), CRM (lead incentives), Accounts (salary cost and payments).</w:t>
+        <w:t>Attendance, Billing (staff-held money), CRM (lead incentives), Accounts (salary cost and payments).</w:t>
       </w:r>
     </w:p>
     <w:p>
@@ -2231,7 +2498,7 @@
         <w:pStyle w:val="Heading1"/>
       </w:pPr>
       <w:r>
-        <w:t xml:space="preserve">10. Settings (owner, managers) — Settings</w:t>
+        <w:t>10. Settings (owner, managers) — Settings</w:t>
       </w:r>
     </w:p>
     <w:p>
@@ -2239,7 +2506,7 @@
         <w:spacing w:after="120"/>
       </w:pPr>
       <w:r>
-        <w:t xml:space="preserve">All masters on one page, grouped and searchable: job sheets &amp; stages, plans &amp; prices, CRM (journeys — which creative goes when —, creatives, lead sources &amp; webhook links, campaigns &amp; ad spend, booking slots, lost reasons, rules), purchases, HR &amp; payroll (pay &amp; OT, shifts, holidays, leave types, incentive rules), accounts, users, branches (workshop location for attendance), roles.</w:t>
+        <w:t>All masters on one page, grouped and searchable: job sheets &amp; stages, plans &amp; prices, CRM (journeys — which creative goes when —, creatives, lead sources &amp; webhook links, campaigns &amp; ad spend, booking slots, lost reasons, rules), purchases, HR &amp; payroll (pay &amp; OT, shifts, holidays, leave types, incentive rules), accounts, users, branches (workshop location for attendance), roles.</w:t>
       </w:r>
     </w:p>
     <w:p>
@@ -2251,7 +2518,7 @@
           <w:b/>
           <w:bCs/>
         </w:rPr>
-        <w:t xml:space="preserve">Modules (owner)</w:t>
+        <w:t>Modules (owner)</w:t>
       </w:r>
       <w:r>
         <w:t xml:space="preserve"> — switch </w:t>
@@ -2261,7 +2528,7 @@
           <w:b/>
           <w:bCs/>
         </w:rPr>
-        <w:t xml:space="preserve">Purchases &amp; stock</w:t>
+        <w:t>Purchases &amp; stock</w:t>
       </w:r>
       <w:r>
         <w:t xml:space="preserve">, </w:t>
@@ -2271,7 +2538,7 @@
           <w:b/>
           <w:bCs/>
         </w:rPr>
-        <w:t xml:space="preserve">Accounts</w:t>
+        <w:t>Accounts</w:t>
       </w:r>
       <w:r>
         <w:t xml:space="preserve">, </w:t>
@@ -2281,30 +2548,30 @@
           <w:b/>
           <w:bCs/>
         </w:rPr>
-        <w:t xml:space="preserve">CRM &amp; leads</w:t>
-      </w:r>
-      <w:r>
-        <w:t xml:space="preserve"> and </w:t>
-      </w:r>
-      <w:r>
-        <w:rPr>
-          <w:b/>
-          <w:bCs/>
-        </w:rPr>
-        <w:t xml:space="preserve">Attendance &amp; payroll</w:t>
-      </w:r>
-      <w:r>
-        <w:t xml:space="preserve"> on or off. Nothing is deleted. After switching Accounts back on, use </w:t>
+        <w:t>CRM &amp; leads</w:t>
+      </w:r>
+      <w:r>
+        <w:t xml:space="preserve">, </w:t>
+      </w:r>
+      <w:r>
+        <w:rPr>
+          <w:b/>
+          <w:bCs/>
+        </w:rPr>
+        <w:t>Attendance &amp; payroll</w:t>
+      </w:r>
+      <w:r>
+        <w:t xml:space="preserve"> and the Customer app on or off. Nothing is deleted. After switching Accounts back on, use </w:t>
       </w:r>
       <w:r>
         <w:rPr>
           <w:i/>
           <w:iCs/>
         </w:rPr>
-        <w:t xml:space="preserve">Bring the books up to date</w:t>
-      </w:r>
-      <w:r>
-        <w:t xml:space="preserve">.</w:t>
+        <w:t>Bring the books up to date</w:t>
+      </w:r>
+      <w:r>
+        <w:t>.</w:t>
       </w:r>
     </w:p>
     <w:p>
@@ -2314,10 +2581,465 @@
     </w:p>
     <w:p>
       <w:pPr>
+        <w:spacing w:after="120"/>
+      </w:pPr>
+      <w:r>
+        <w:rPr>
+          <w:b/>
+          <w:bCs/>
+        </w:rPr>
+        <w:t>App Address &amp; Customer App (owner)</w:t>
+      </w:r>
+      <w:r>
+        <w:t xml:space="preserve"> — the public address of the system (every link to customers uses it; leave it empty while testing), a QR code for setting up staff phones, the </w:t>
+      </w:r>
+      <w:r>
+        <w:rPr>
+          <w:b/>
+          <w:bCs/>
+        </w:rPr>
+        <w:t>UPI ID</w:t>
+      </w:r>
+      <w:r>
+        <w:t xml:space="preserve"> customers pay to, the helpline number, sign-in code validity, phone notifications, and a QR to print for customers.</w:t>
+      </w:r>
+    </w:p>
+    <w:p>
+      <w:pPr>
+        <w:spacing w:after="120"/>
+      </w:pPr>
+      <w:r>
+        <w:rPr>
+          <w:b/>
+          <w:bCs/>
+        </w:rPr>
+        <w:t>WhatsApp (owner)</w:t>
+      </w:r>
+      <w:r>
+        <w:t xml:space="preserve"> — </w:t>
+      </w:r>
+      <w:r>
+        <w:rPr>
+          <w:b/>
+          <w:bCs/>
+        </w:rPr>
+        <w:t>Share links</w:t>
+      </w:r>
+      <w:r>
+        <w:t xml:space="preserve"> (default: staff tap to send from the workshop phone) or </w:t>
+      </w:r>
+      <w:r>
+        <w:rPr>
+          <w:b/>
+          <w:bCs/>
+        </w:rPr>
+        <w:t>Interakt</w:t>
+      </w:r>
+      <w:r>
+        <w:t xml:space="preserve"> (WhatsApp Business API). For Interakt: paste the API key, put the webhook URL into Interakt, then for each message under *Templates* copy the "Text for Interakt", get it approved and enter its name. Approved messages go by themselves with delivered / read ticks; the rest stay in Messages to send. Switch back any time.</w:t>
+      </w:r>
+    </w:p>
+    <w:p>
+      <w:pPr>
+        <w:spacing w:after="120"/>
+      </w:pPr>
+      <w:r>
+        <w:rPr>
+          <w:b/>
+          <w:bCs/>
+        </w:rPr>
+        <w:t>AI Assistant (owner)</w:t>
+      </w:r>
+      <w:r>
+        <w:t xml:space="preserve"> — the customer app's assistant: Anthropic API key, model (Opus 5.5 best, Sonnet 5.5 half the cost, Haiku 5.5 cheapest), questions per customer per day, monthly budget in ₹ (it pauses when reached), the body-shop price guide, and what it was asked this month.</w:t>
+      </w:r>
+    </w:p>
+    <w:p>
+      <w:pPr>
+        <w:spacing w:after="120"/>
+      </w:pPr>
+      <w:r>
+        <w:rPr>
+          <w:b/>
+          <w:bCs/>
+        </w:rPr>
+        <w:t>Live location</w:t>
+      </w:r>
+      <w:r>
+        <w:t xml:space="preserve"> (Pay, OT, Statutory &amp; Live Location) — on / off for everyone, how often phones send a position, "No signal" after how many minutes, how long positions are kept.</w:t>
+      </w:r>
+    </w:p>
+    <w:p>
+      <w:pPr>
+        <w:spacing w:after="120"/>
+      </w:pPr>
+      <w:r>
+        <w:rPr>
+          <w:b/>
+          <w:bCs/>
+        </w:rPr>
+        <w:t>Customer app</w:t>
+      </w:r>
+      <w:r>
+        <w:t xml:space="preserve"> — switch it on or off in Modules (job and CRM links keep working either way).</w:t>
+      </w:r>
+    </w:p>
+    <w:p>
+      <w:pPr>
         <w:pStyle w:val="Heading1"/>
       </w:pPr>
-      <w:r>
-        <w:t xml:space="preserve">How it all connects — one car's journey</w:t>
+      <w:bookmarkStart w:id="0" w:name="_Toc900000000"/>
+      <w:r>
+        <w:t>11. Customer app (advisors, back office) — what customers see at &lt;address&gt;/app</w:t>
+      </w:r>
+      <w:bookmarkEnd w:id="0"/>
+    </w:p>
+    <w:p>
+      <w:pPr>
+        <w:spacing w:after="120"/>
+      </w:pPr>
+      <w:r>
+        <w:t xml:space="preserve">Customers have their own app, </w:t>
+      </w:r>
+      <w:r>
+        <w:rPr>
+          <w:b/>
+          <w:bCs/>
+        </w:rPr>
+        <w:t>Express Autocare</w:t>
+      </w:r>
+      <w:r>
+        <w:t xml:space="preserve">, at the system's address + </w:t>
+      </w:r>
+      <w:r>
+        <w:rPr>
+          <w:b/>
+          <w:bCs/>
+        </w:rPr>
+        <w:t>/app</w:t>
+      </w:r>
+      <w:r>
+        <w:t xml:space="preserve">. It works in any phone browser and installs like an app (Android: Install; iPhone: Share › Add to Home Screen). Every WhatsApp job page has </w:t>
+      </w:r>
+      <w:r>
+        <w:rPr>
+          <w:b/>
+          <w:bCs/>
+        </w:rPr>
+        <w:t>Open in the Express Autocare app</w:t>
+      </w:r>
+      <w:r>
+        <w:t>.</w:t>
+      </w:r>
+    </w:p>
+    <w:p>
+      <w:pPr>
+        <w:pStyle w:val="Heading3"/>
+      </w:pPr>
+      <w:r>
+        <w:t>What customers can do</w:t>
+      </w:r>
+    </w:p>
+    <w:p>
+      <w:pPr>
+        <w:pStyle w:val="ListParagraph"/>
+        <w:numPr>
+          <w:ilvl w:val="0"/>
+          <w:numId w:val="2"/>
+        </w:numPr>
+        <w:spacing w:after="60"/>
+      </w:pPr>
+      <w:r>
+        <w:rPr>
+          <w:b/>
+          <w:bCs/>
+        </w:rPr>
+        <w:t>Home</w:t>
+      </w:r>
+      <w:r>
+        <w:t>: jobs in progress and what needs them; their cars with service, insurance and PUC dates.</w:t>
+      </w:r>
+    </w:p>
+    <w:p>
+      <w:pPr>
+        <w:pStyle w:val="ListParagraph"/>
+        <w:numPr>
+          <w:ilvl w:val="0"/>
+          <w:numId w:val="2"/>
+        </w:numPr>
+        <w:spacing w:after="60"/>
+      </w:pPr>
+      <w:r>
+        <w:rPr>
+          <w:b/>
+          <w:bCs/>
+        </w:rPr>
+        <w:t>Job</w:t>
+      </w:r>
+      <w:r>
+        <w:t xml:space="preserve">: stages, photos and videos, </w:t>
+      </w:r>
+      <w:r>
+        <w:rPr>
+          <w:b/>
+          <w:bCs/>
+        </w:rPr>
+        <w:t>approve / decline</w:t>
+      </w:r>
+      <w:r>
+        <w:t xml:space="preserve"> each item ("Why is this needed?" when the assistant is on), the report and bill, the </w:t>
+      </w:r>
+      <w:r>
+        <w:rPr>
+          <w:b/>
+          <w:bCs/>
+        </w:rPr>
+        <w:t>driver on a map</w:t>
+      </w:r>
+      <w:r>
+        <w:t xml:space="preserve">, and </w:t>
+      </w:r>
+      <w:r>
+        <w:rPr>
+          <w:b/>
+          <w:bCs/>
+        </w:rPr>
+        <w:t>Pay by UPI</w:t>
+      </w:r>
+      <w:r>
+        <w:t>.</w:t>
+      </w:r>
+    </w:p>
+    <w:p>
+      <w:pPr>
+        <w:pStyle w:val="ListParagraph"/>
+        <w:numPr>
+          <w:ilvl w:val="0"/>
+          <w:numId w:val="2"/>
+        </w:numPr>
+        <w:spacing w:after="60"/>
+      </w:pPr>
+      <w:r>
+        <w:rPr>
+          <w:b/>
+          <w:bCs/>
+        </w:rPr>
+        <w:t>Service book</w:t>
+      </w:r>
+      <w:r>
+        <w:t>: every visit of each car, work recommended earlier, a history PDF.</w:t>
+      </w:r>
+    </w:p>
+    <w:p>
+      <w:pPr>
+        <w:pStyle w:val="ListParagraph"/>
+        <w:numPr>
+          <w:ilvl w:val="0"/>
+          <w:numId w:val="2"/>
+        </w:numPr>
+        <w:spacing w:after="60"/>
+      </w:pPr>
+      <w:r>
+        <w:rPr>
+          <w:b/>
+          <w:bCs/>
+        </w:rPr>
+        <w:t>Book</w:t>
+      </w:r>
+      <w:r>
+        <w:t>: a plan at their car's own price or a repair; pickup, home or drive-in; a free slot.</w:t>
+      </w:r>
+    </w:p>
+    <w:p>
+      <w:pPr>
+        <w:pStyle w:val="ListParagraph"/>
+        <w:numPr>
+          <w:ilvl w:val="0"/>
+          <w:numId w:val="2"/>
+        </w:numPr>
+        <w:spacing w:after="60"/>
+      </w:pPr>
+      <w:r>
+        <w:rPr>
+          <w:b/>
+          <w:bCs/>
+        </w:rPr>
+        <w:t>Inbox</w:t>
+      </w:r>
+      <w:r>
+        <w:t>: job updates, payments, reminders (service due, insurance, PUC, documents, pending work); phone notifications if installed.</w:t>
+      </w:r>
+    </w:p>
+    <w:p>
+      <w:pPr>
+        <w:pStyle w:val="ListParagraph"/>
+        <w:numPr>
+          <w:ilvl w:val="0"/>
+          <w:numId w:val="2"/>
+        </w:numPr>
+        <w:spacing w:after="60"/>
+      </w:pPr>
+      <w:r>
+        <w:rPr>
+          <w:b/>
+          <w:bCs/>
+        </w:rPr>
+        <w:t>Wallet</w:t>
+      </w:r>
+      <w:r>
+        <w:t xml:space="preserve"> (credit, referral link), </w:t>
+      </w:r>
+      <w:r>
+        <w:rPr>
+          <w:b/>
+          <w:bCs/>
+        </w:rPr>
+        <w:t>Documents</w:t>
+      </w:r>
+      <w:r>
+        <w:t xml:space="preserve"> (insurance, PUC, RC, licence with expiry reminders), </w:t>
+      </w:r>
+      <w:r>
+        <w:rPr>
+          <w:b/>
+          <w:bCs/>
+        </w:rPr>
+        <w:t>Ask</w:t>
+      </w:r>
+      <w:r>
+        <w:t xml:space="preserve"> (the AI assistant: what's wrong, accident help).</w:t>
+      </w:r>
+    </w:p>
+    <w:p>
+      <w:pPr>
+        <w:pStyle w:val="Heading3"/>
+      </w:pPr>
+      <w:r>
+        <w:t>What staff do</w:t>
+      </w:r>
+    </w:p>
+    <w:p>
+      <w:pPr>
+        <w:pStyle w:val="ListParagraph"/>
+        <w:numPr>
+          <w:ilvl w:val="0"/>
+          <w:numId w:val="2"/>
+        </w:numPr>
+        <w:spacing w:after="60"/>
+      </w:pPr>
+      <w:r>
+        <w:rPr>
+          <w:b/>
+          <w:bCs/>
+        </w:rPr>
+        <w:t>Sign-in codes</w:t>
+      </w:r>
+      <w:r>
+        <w:t xml:space="preserve">: customers sign in by opening any WhatsApp link from us, or with their number and a code. While Interakt is off, </w:t>
+      </w:r>
+      <w:r>
+        <w:rPr>
+          <w:b/>
+          <w:bCs/>
+        </w:rPr>
+        <w:t>open the customer's page (Customers) › Customer app card and read out the code</w:t>
+      </w:r>
+      <w:r>
+        <w:t xml:space="preserve"> — only to their own number. You also get a bell.</w:t>
+      </w:r>
+    </w:p>
+    <w:p>
+      <w:pPr>
+        <w:pStyle w:val="ListParagraph"/>
+        <w:numPr>
+          <w:ilvl w:val="0"/>
+          <w:numId w:val="2"/>
+        </w:numPr>
+        <w:spacing w:after="60"/>
+      </w:pPr>
+      <w:r>
+        <w:rPr>
+          <w:b/>
+          <w:bCs/>
+        </w:rPr>
+        <w:t>UPI payments</w:t>
+      </w:r>
+      <w:r>
+        <w:t>: Billing › UPI Payments to Confirm (section 7).</w:t>
+      </w:r>
+    </w:p>
+    <w:p>
+      <w:pPr>
+        <w:pStyle w:val="ListParagraph"/>
+        <w:numPr>
+          <w:ilvl w:val="0"/>
+          <w:numId w:val="2"/>
+        </w:numPr>
+        <w:spacing w:after="60"/>
+      </w:pPr>
+      <w:r>
+        <w:rPr>
+          <w:b/>
+          <w:bCs/>
+        </w:rPr>
+        <w:t>App bookings</w:t>
+      </w:r>
+      <w:r>
+        <w:t xml:space="preserve"> arrive in CRM › Bookings as "Booked online" with a bell: call to confirm.</w:t>
+      </w:r>
+    </w:p>
+    <w:p>
+      <w:pPr>
+        <w:pStyle w:val="ListParagraph"/>
+        <w:numPr>
+          <w:ilvl w:val="0"/>
+          <w:numId w:val="2"/>
+        </w:numPr>
+        <w:spacing w:after="60"/>
+      </w:pPr>
+      <w:r>
+        <w:rPr>
+          <w:b/>
+          <w:bCs/>
+        </w:rPr>
+        <w:t>Accident help</w:t>
+      </w:r>
+      <w:r>
+        <w:t xml:space="preserve"> requests arrive as body-shop leads with the assistant's summary: call the customer.</w:t>
+      </w:r>
+    </w:p>
+    <w:p>
+      <w:pPr>
+        <w:pBdr>
+          <w:left w:val="single" w:sz="24" w:space="8" w:color="B45309"/>
+        </w:pBdr>
+        <w:shd w:val="clear" w:color="auto" w:fill="FFFBEB"/>
+        <w:spacing w:before="120" w:after="160"/>
+        <w:ind w:left="160" w:right="160"/>
+      </w:pPr>
+      <w:r>
+        <w:rPr>
+          <w:b/>
+          <w:bCs/>
+          <w:color w:val="B45309"/>
+        </w:rPr>
+        <w:t xml:space="preserve">Careful  </w:t>
+      </w:r>
+      <w:r>
+        <w:t>The assistant gives likely causes and price ranges from our own price lists, never a diagnosis or a quote; the workshop's inspection decides. It stays off until the owner switches it on.</w:t>
+      </w:r>
+    </w:p>
+    <w:p>
+      <w:pPr>
+        <w:spacing w:after="120"/>
+      </w:pPr>
+    </w:p>
+    <w:p>
+      <w:pPr>
+        <w:pStyle w:val="Heading1"/>
+      </w:pPr>
+      <w:r>
+        <w:t>How it all connects — one car's journey</w:t>
       </w:r>
     </w:p>
     <w:p>
@@ -2334,7 +3056,7 @@
           <w:b/>
           <w:bCs/>
         </w:rPr>
-        <w:t xml:space="preserve">Ad / call / referral</w:t>
+        <w:t>Ad / call / referral</w:t>
       </w:r>
       <w:r>
         <w:t xml:space="preserve"> → </w:t>
@@ -2344,7 +3066,7 @@
           <w:b/>
           <w:bCs/>
         </w:rPr>
-        <w:t xml:space="preserve">Lead</w:t>
+        <w:t>Lead</w:t>
       </w:r>
       <w:r>
         <w:t xml:space="preserve"> (CRM) → called, prices sent → </w:t>
@@ -2354,10 +3076,10 @@
           <w:b/>
           <w:bCs/>
         </w:rPr>
-        <w:t xml:space="preserve">Booking</w:t>
-      </w:r>
-      <w:r>
-        <w:t xml:space="preserve">.</w:t>
+        <w:t>Booking</w:t>
+      </w:r>
+      <w:r>
+        <w:t>.</w:t>
       </w:r>
     </w:p>
     <w:p>
@@ -2374,7 +3096,7 @@
           <w:b/>
           <w:bCs/>
         </w:rPr>
-        <w:t xml:space="preserve">Booking</w:t>
+        <w:t>Booking</w:t>
       </w:r>
       <w:r>
         <w:t xml:space="preserve"> → car arrives (or driver picks it up) → </w:t>
@@ -2384,7 +3106,7 @@
           <w:b/>
           <w:bCs/>
         </w:rPr>
-        <w:t xml:space="preserve">Job card</w:t>
+        <w:t>Job card</w:t>
       </w:r>
       <w:r>
         <w:t xml:space="preserve"> filled in from the booking.</w:t>
@@ -2404,17 +3126,17 @@
           <w:b/>
           <w:bCs/>
         </w:rPr>
-        <w:t xml:space="preserve">Estimate</w:t>
-      </w:r>
-      <w:r>
-        <w:t xml:space="preserve"> → customer approves on WhatsApp → </w:t>
-      </w:r>
-      <w:r>
-        <w:rPr>
-          <w:b/>
-          <w:bCs/>
-        </w:rPr>
-        <w:t xml:space="preserve">Parts</w:t>
+        <w:t>Estimate</w:t>
+      </w:r>
+      <w:r>
+        <w:t xml:space="preserve"> → customer approves on WhatsApp or in the customer app → </w:t>
+      </w:r>
+      <w:r>
+        <w:rPr>
+          <w:b/>
+          <w:bCs/>
+        </w:rPr>
+        <w:t>Parts</w:t>
       </w:r>
       <w:r>
         <w:t xml:space="preserve"> ordered / received (GRN) → technician works.</w:t>
@@ -2437,7 +3159,7 @@
           <w:b/>
           <w:bCs/>
         </w:rPr>
-        <w:t xml:space="preserve">Bill</w:t>
+        <w:t>Bill</w:t>
       </w:r>
       <w:r>
         <w:t xml:space="preserve"> → </w:t>
@@ -2447,17 +3169,17 @@
           <w:b/>
           <w:bCs/>
         </w:rPr>
-        <w:t xml:space="preserve">Payments</w:t>
-      </w:r>
-      <w:r>
-        <w:t xml:space="preserve"> (maybe collected by staff) → </w:t>
-      </w:r>
-      <w:r>
-        <w:rPr>
-          <w:b/>
-          <w:bCs/>
-        </w:rPr>
-        <w:t xml:space="preserve">Gate pass</w:t>
+        <w:t>Payments</w:t>
+      </w:r>
+      <w:r>
+        <w:t xml:space="preserve"> (at the counter, by staff, or UPI in the customer app) → </w:t>
+      </w:r>
+      <w:r>
+        <w:rPr>
+          <w:b/>
+          <w:bCs/>
+        </w:rPr>
+        <w:t>Gate pass</w:t>
       </w:r>
       <w:r>
         <w:t xml:space="preserve"> → </w:t>
@@ -2467,10 +3189,10 @@
           <w:b/>
           <w:bCs/>
         </w:rPr>
-        <w:t xml:space="preserve">Vehicle out</w:t>
-      </w:r>
-      <w:r>
-        <w:t xml:space="preserve">.</w:t>
+        <w:t>Vehicle out</w:t>
+      </w:r>
+      <w:r>
+        <w:t>.</w:t>
       </w:r>
     </w:p>
     <w:p>
@@ -2487,7 +3209,7 @@
           <w:b/>
           <w:bCs/>
         </w:rPr>
-        <w:t xml:space="preserve">Accounts</w:t>
+        <w:t>Accounts</w:t>
       </w:r>
       <w:r>
         <w:t xml:space="preserve"> record the sale, GST, payments and parts cost by themselves.</w:t>
@@ -2507,7 +3229,7 @@
           <w:b/>
           <w:bCs/>
         </w:rPr>
-        <w:t xml:space="preserve">CRM</w:t>
+        <w:t>CRM</w:t>
       </w:r>
       <w:r>
         <w:t xml:space="preserve"> marks the lead won with the bill amount → thank-you + rating + referral link → next service reminder.</w:t>
@@ -2527,18 +3249,18 @@
           <w:b/>
           <w:bCs/>
         </w:rPr>
-        <w:t xml:space="preserve">Payroll</w:t>
+        <w:t>Payroll</w:t>
       </w:r>
       <w:r>
         <w:t xml:space="preserve"> counts attendance, overtime and incentives (including converted leads) at month end.</w:t>
       </w:r>
     </w:p>
     <w:sectPr>
-      <w:headerReference w:type="default" r:id="rId6"/>
-      <w:footerReference w:type="default" r:id="rId7"/>
-      <w:pgSz w:w="11906" w:h="16838" w:orient="portrait"/>
+      <w:headerReference w:type="default" r:id="rId8"/>
+      <w:footerReference w:type="default" r:id="rId9"/>
+      <w:pgSz w:w="11906" w:h="16838"/>
       <w:pgMar w:top="1300" w:right="1440" w:bottom="1200" w:left="1440" w:header="600" w:footer="600" w:gutter="0"/>
-      <w:pgNumType/>
+      <w:cols w:space="720"/>
       <w:docGrid w:linePitch="360"/>
     </w:sectPr>
   </w:body>
@@ -2546,18 +3268,12 @@
 </file>
 
 <file path=word/endnotes.xml><?xml version="1.0" encoding="utf-8"?>
-<w:endnotes xmlns:wpc="http://schemas.microsoft.com/office/word/2010/wordprocessingCanvas" xmlns:mc="http://schemas.openxmlformats.org/markup-compatibility/2006" xmlns:o="urn:schemas-microsoft-com:office:office" xmlns:r="http://schemas.openxmlformats.org/officeDocument/2006/relationships" xmlns:m="http://schemas.openxmlformats.org/officeDocument/2006/math" xmlns:v="urn:schemas-microsoft-com:vml" xmlns:wp14="http://schemas.microsoft.com/office/word/2010/wordprocessingDrawing" xmlns:wp="http://schemas.openxmlformats.org/drawingml/2006/wordprocessingDrawing" xmlns:w10="urn:schemas-microsoft-com:office:word" xmlns:w="http://schemas.openxmlformats.org/wordprocessingml/2006/main" xmlns:w14="http://schemas.microsoft.com/office/word/2010/wordml" xmlns:w15="http://schemas.microsoft.com/office/word/2012/wordml" xmlns:wpg="http://schemas.microsoft.com/office/word/2010/wordprocessingGroup" xmlns:wpi="http://schemas.microsoft.com/office/word/2010/wordprocessingInk" xmlns:wne="http://schemas.microsoft.com/office/word/2006/wordml" xmlns:wps="http://schemas.microsoft.com/office/word/2010/wordprocessingShape" mc:Ignorable="w14 w15 wp14">
+<w:endnotes xmlns:wpc="http://schemas.microsoft.com/office/word/2010/wordprocessingCanvas" xmlns:cx="http://schemas.microsoft.com/office/drawing/2014/chartex" xmlns:cx1="http://schemas.microsoft.com/office/drawing/2015/9/8/chartex" xmlns:cx2="http://schemas.microsoft.com/office/drawing/2015/10/21/chartex" xmlns:cx3="http://schemas.microsoft.com/office/drawing/2016/5/9/chartex" xmlns:cx4="http://schemas.microsoft.com/office/drawing/2016/5/10/chartex" xmlns:cx5="http://schemas.microsoft.com/office/drawing/2016/5/11/chartex" xmlns:cx6="http://schemas.microsoft.com/office/drawing/2016/5/12/chartex" xmlns:cx7="http://schemas.microsoft.com/office/drawing/2016/5/13/chartex" xmlns:cx8="http://schemas.microsoft.com/office/drawing/2016/5/14/chartex" xmlns:mc="http://schemas.openxmlformats.org/markup-compatibility/2006" xmlns:aink="http://schemas.microsoft.com/office/drawing/2016/ink" xmlns:am3d="http://schemas.microsoft.com/office/drawing/2017/model3d" xmlns:o="urn:schemas-microsoft-com:office:office" xmlns:oel="http://schemas.microsoft.com/office/2019/extlst" xmlns:r="http://schemas.openxmlformats.org/officeDocument/2006/relationships" xmlns:m="http://schemas.openxmlformats.org/officeDocument/2006/math" xmlns:v="urn:schemas-microsoft-com:vml" xmlns:wp14="http://schemas.microsoft.com/office/word/2010/wordprocessingDrawing" xmlns:wp="http://schemas.openxmlformats.org/drawingml/2006/wordprocessingDrawing" xmlns:w10="urn:schemas-microsoft-com:office:word" xmlns:w="http://schemas.openxmlformats.org/wordprocessingml/2006/main" xmlns:w14="http://schemas.microsoft.com/office/word/2010/wordml" xmlns:w15="http://schemas.microsoft.com/office/word/2012/wordml" xmlns:w16cex="http://schemas.microsoft.com/office/word/2018/wordml/cex" xmlns:w16cid="http://schemas.microsoft.com/office/word/2016/wordml/cid" xmlns:w16="http://schemas.microsoft.com/office/word/2018/wordml" xmlns:w16du="http://schemas.microsoft.com/office/word/2023/wordml/word16du" xmlns:w16sdtdh="http://schemas.microsoft.com/office/word/2020/wordml/sdtdatahash" xmlns:w16sdtfl="http://schemas.microsoft.com/office/word/2024/wordml/sdtformatlock" xmlns:w16se="http://schemas.microsoft.com/office/word/2015/wordml/symex" xmlns:wpg="http://schemas.microsoft.com/office/word/2010/wordprocessingGroup" xmlns:wpi="http://schemas.microsoft.com/office/word/2010/wordprocessingInk" xmlns:wne="http://schemas.microsoft.com/office/word/2006/wordml" xmlns:wps="http://schemas.microsoft.com/office/word/2010/wordprocessingShape" mc:Ignorable="w14 w15 w16se w16cid w16 w16cex w16sdtdh w16sdtfl w16du wp14">
   <w:endnote w:type="separator" w:id="-1">
     <w:p>
       <w:pPr>
-        <w:spacing w:after="0" w:line="240" w:lineRule="auto"/>
-      </w:pPr>
-      <w:r>
-        <w:rPr>
-          <w:rStyle w:val="EndnoteReference"/>
-        </w:rPr>
-        <w:endnoteRef/>
-      </w:r>
+        <w:spacing w:line="240" w:lineRule="auto"/>
+      </w:pPr>
       <w:r>
         <w:separator/>
       </w:r>
@@ -2566,14 +3282,8 @@
   <w:endnote w:type="continuationSeparator" w:id="0">
     <w:p>
       <w:pPr>
-        <w:spacing w:after="0" w:line="240" w:lineRule="auto"/>
-      </w:pPr>
-      <w:r>
-        <w:rPr>
-          <w:rStyle w:val="EndnoteReference"/>
-        </w:rPr>
-        <w:endnoteRef/>
-      </w:r>
+        <w:spacing w:line="240" w:lineRule="auto"/>
+      </w:pPr>
       <w:r>
         <w:continuationSeparator/>
       </w:r>
@@ -2583,7 +3293,7 @@
 </file>
 
 <file path=word/footer1.xml><?xml version="1.0" encoding="utf-8"?>
-<w:ftr xmlns:wpc="http://schemas.microsoft.com/office/word/2010/wordprocessingCanvas" xmlns:mc="http://schemas.openxmlformats.org/markup-compatibility/2006" xmlns:o="urn:schemas-microsoft-com:office:office" xmlns:r="http://schemas.openxmlformats.org/officeDocument/2006/relationships" xmlns:m="http://schemas.openxmlformats.org/officeDocument/2006/math" xmlns:v="urn:schemas-microsoft-com:vml" xmlns:wp14="http://schemas.microsoft.com/office/word/2010/wordprocessingDrawing" xmlns:wp="http://schemas.openxmlformats.org/drawingml/2006/wordprocessingDrawing" xmlns:w10="urn:schemas-microsoft-com:office:word" xmlns:w="http://schemas.openxmlformats.org/wordprocessingml/2006/main" xmlns:w14="http://schemas.microsoft.com/office/word/2010/wordml" xmlns:w15="http://schemas.microsoft.com/office/word/2012/wordml" xmlns:wpg="http://schemas.microsoft.com/office/word/2010/wordprocessingGroup" xmlns:wpi="http://schemas.microsoft.com/office/word/2010/wordprocessingInk" xmlns:wne="http://schemas.microsoft.com/office/word/2006/wordml" xmlns:wps="http://schemas.microsoft.com/office/word/2010/wordprocessingShape">
+<w:ftr xmlns:wpc="http://schemas.microsoft.com/office/word/2010/wordprocessingCanvas" xmlns:cx="http://schemas.microsoft.com/office/drawing/2014/chartex" xmlns:cx1="http://schemas.microsoft.com/office/drawing/2015/9/8/chartex" xmlns:cx2="http://schemas.microsoft.com/office/drawing/2015/10/21/chartex" xmlns:cx3="http://schemas.microsoft.com/office/drawing/2016/5/9/chartex" xmlns:cx4="http://schemas.microsoft.com/office/drawing/2016/5/10/chartex" xmlns:cx5="http://schemas.microsoft.com/office/drawing/2016/5/11/chartex" xmlns:cx6="http://schemas.microsoft.com/office/drawing/2016/5/12/chartex" xmlns:cx7="http://schemas.microsoft.com/office/drawing/2016/5/13/chartex" xmlns:cx8="http://schemas.microsoft.com/office/drawing/2016/5/14/chartex" xmlns:mc="http://schemas.openxmlformats.org/markup-compatibility/2006" xmlns:aink="http://schemas.microsoft.com/office/drawing/2016/ink" xmlns:am3d="http://schemas.microsoft.com/office/drawing/2017/model3d" xmlns:o="urn:schemas-microsoft-com:office:office" xmlns:oel="http://schemas.microsoft.com/office/2019/extlst" xmlns:r="http://schemas.openxmlformats.org/officeDocument/2006/relationships" xmlns:m="http://schemas.openxmlformats.org/officeDocument/2006/math" xmlns:v="urn:schemas-microsoft-com:vml" xmlns:wp14="http://schemas.microsoft.com/office/word/2010/wordprocessingDrawing" xmlns:wp="http://schemas.openxmlformats.org/drawingml/2006/wordprocessingDrawing" xmlns:w10="urn:schemas-microsoft-com:office:word" xmlns:w="http://schemas.openxmlformats.org/wordprocessingml/2006/main" xmlns:w14="http://schemas.microsoft.com/office/word/2010/wordml" xmlns:w15="http://schemas.microsoft.com/office/word/2012/wordml" xmlns:w16cex="http://schemas.microsoft.com/office/word/2018/wordml/cex" xmlns:w16cid="http://schemas.microsoft.com/office/word/2016/wordml/cid" xmlns:w16="http://schemas.microsoft.com/office/word/2018/wordml" xmlns:w16du="http://schemas.microsoft.com/office/word/2023/wordml/word16du" xmlns:w16sdtdh="http://schemas.microsoft.com/office/word/2020/wordml/sdtdatahash" xmlns:w16sdtfl="http://schemas.microsoft.com/office/word/2024/wordml/sdtformatlock" xmlns:w16se="http://schemas.microsoft.com/office/word/2015/wordml/symex" xmlns:wpg="http://schemas.microsoft.com/office/word/2010/wordprocessingGroup" xmlns:wpi="http://schemas.microsoft.com/office/word/2010/wordprocessingInk" xmlns:wne="http://schemas.microsoft.com/office/word/2006/wordml" xmlns:wps="http://schemas.microsoft.com/office/word/2010/wordprocessingShape" mc:Ignorable="w14 w15 w16se w16cid w16 w16cex w16sdtdh w16sdtfl w16du wp14">
   <w:p>
     <w:pPr>
       <w:jc w:val="center"/>
@@ -2610,7 +3320,7 @@
         <w:sz w:val="16"/>
         <w:szCs w:val="16"/>
       </w:rPr>
-      <w:instrText xml:space="preserve">PAGE</w:instrText>
+      <w:instrText>PAGE</w:instrText>
     </w:r>
     <w:r>
       <w:rPr>
@@ -2619,6 +3329,15 @@
         <w:szCs w:val="16"/>
       </w:rPr>
       <w:fldChar w:fldCharType="separate"/>
+    </w:r>
+    <w:r>
+      <w:rPr>
+        <w:noProof/>
+        <w:color w:val="6B7280"/>
+        <w:sz w:val="16"/>
+        <w:szCs w:val="16"/>
+      </w:rPr>
+      <w:t>0</w:t>
     </w:r>
     <w:r>
       <w:rPr>
@@ -2650,7 +3369,7 @@
         <w:sz w:val="16"/>
         <w:szCs w:val="16"/>
       </w:rPr>
-      <w:instrText xml:space="preserve">NUMPAGES</w:instrText>
+      <w:instrText>NUMPAGES</w:instrText>
     </w:r>
     <w:r>
       <w:rPr>
@@ -2659,6 +3378,15 @@
         <w:szCs w:val="16"/>
       </w:rPr>
       <w:fldChar w:fldCharType="separate"/>
+    </w:r>
+    <w:r>
+      <w:rPr>
+        <w:noProof/>
+        <w:color w:val="6B7280"/>
+        <w:sz w:val="16"/>
+        <w:szCs w:val="16"/>
+      </w:rPr>
+      <w:t>1</w:t>
     </w:r>
     <w:r>
       <w:rPr>
@@ -2673,18 +3401,12 @@
 </file>
 
 <file path=word/footnotes.xml><?xml version="1.0" encoding="utf-8"?>
-<w:footnotes xmlns:wpc="http://schemas.microsoft.com/office/word/2010/wordprocessingCanvas" xmlns:mc="http://schemas.openxmlformats.org/markup-compatibility/2006" xmlns:o="urn:schemas-microsoft-com:office:office" xmlns:r="http://schemas.openxmlformats.org/officeDocument/2006/relationships" xmlns:m="http://schemas.openxmlformats.org/officeDocument/2006/math" xmlns:v="urn:schemas-microsoft-com:vml" xmlns:wp14="http://schemas.microsoft.com/office/word/2010/wordprocessingDrawing" xmlns:wp="http://schemas.openxmlformats.org/drawingml/2006/wordprocessingDrawing" xmlns:w10="urn:schemas-microsoft-com:office:word" xmlns:w="http://schemas.openxmlformats.org/wordprocessingml/2006/main" xmlns:w14="http://schemas.microsoft.com/office/word/2010/wordml" xmlns:w15="http://schemas.microsoft.com/office/word/2012/wordml" xmlns:wpg="http://schemas.microsoft.com/office/word/2010/wordprocessingGroup" xmlns:wpi="http://schemas.microsoft.com/office/word/2010/wordprocessingInk" xmlns:wne="http://schemas.microsoft.com/office/word/2006/wordml" xmlns:wps="http://schemas.microsoft.com/office/word/2010/wordprocessingShape" mc:Ignorable="w14 w15 wp14">
+<w:footnotes xmlns:wpc="http://schemas.microsoft.com/office/word/2010/wordprocessingCanvas" xmlns:cx="http://schemas.microsoft.com/office/drawing/2014/chartex" xmlns:cx1="http://schemas.microsoft.com/office/drawing/2015/9/8/chartex" xmlns:cx2="http://schemas.microsoft.com/office/drawing/2015/10/21/chartex" xmlns:cx3="http://schemas.microsoft.com/office/drawing/2016/5/9/chartex" xmlns:cx4="http://schemas.microsoft.com/office/drawing/2016/5/10/chartex" xmlns:cx5="http://schemas.microsoft.com/office/drawing/2016/5/11/chartex" xmlns:cx6="http://schemas.microsoft.com/office/drawing/2016/5/12/chartex" xmlns:cx7="http://schemas.microsoft.com/office/drawing/2016/5/13/chartex" xmlns:cx8="http://schemas.microsoft.com/office/drawing/2016/5/14/chartex" xmlns:mc="http://schemas.openxmlformats.org/markup-compatibility/2006" xmlns:aink="http://schemas.microsoft.com/office/drawing/2016/ink" xmlns:am3d="http://schemas.microsoft.com/office/drawing/2017/model3d" xmlns:o="urn:schemas-microsoft-com:office:office" xmlns:oel="http://schemas.microsoft.com/office/2019/extlst" xmlns:r="http://schemas.openxmlformats.org/officeDocument/2006/relationships" xmlns:m="http://schemas.openxmlformats.org/officeDocument/2006/math" xmlns:v="urn:schemas-microsoft-com:vml" xmlns:wp14="http://schemas.microsoft.com/office/word/2010/wordprocessingDrawing" xmlns:wp="http://schemas.openxmlformats.org/drawingml/2006/wordprocessingDrawing" xmlns:w10="urn:schemas-microsoft-com:office:word" xmlns:w="http://schemas.openxmlformats.org/wordprocessingml/2006/main" xmlns:w14="http://schemas.microsoft.com/office/word/2010/wordml" xmlns:w15="http://schemas.microsoft.com/office/word/2012/wordml" xmlns:w16cex="http://schemas.microsoft.com/office/word/2018/wordml/cex" xmlns:w16cid="http://schemas.microsoft.com/office/word/2016/wordml/cid" xmlns:w16="http://schemas.microsoft.com/office/word/2018/wordml" xmlns:w16du="http://schemas.microsoft.com/office/word/2023/wordml/word16du" xmlns:w16sdtdh="http://schemas.microsoft.com/office/word/2020/wordml/sdtdatahash" xmlns:w16sdtfl="http://schemas.microsoft.com/office/word/2024/wordml/sdtformatlock" xmlns:w16se="http://schemas.microsoft.com/office/word/2015/wordml/symex" xmlns:wpg="http://schemas.microsoft.com/office/word/2010/wordprocessingGroup" xmlns:wpi="http://schemas.microsoft.com/office/word/2010/wordprocessingInk" xmlns:wne="http://schemas.microsoft.com/office/word/2006/wordml" xmlns:wps="http://schemas.microsoft.com/office/word/2010/wordprocessingShape" mc:Ignorable="w14 w15 w16se w16cid w16 w16cex w16sdtdh w16sdtfl w16du wp14">
   <w:footnote w:type="separator" w:id="-1">
     <w:p>
       <w:pPr>
-        <w:spacing w:after="0" w:line="240" w:lineRule="auto"/>
-      </w:pPr>
-      <w:r>
-        <w:rPr>
-          <w:rStyle w:val="FootnoteReference"/>
-        </w:rPr>
-        <w:footnoteRef/>
-      </w:r>
+        <w:spacing w:line="240" w:lineRule="auto"/>
+      </w:pPr>
       <w:r>
         <w:separator/>
       </w:r>
@@ -2693,14 +3415,8 @@
   <w:footnote w:type="continuationSeparator" w:id="0">
     <w:p>
       <w:pPr>
-        <w:spacing w:after="0" w:line="240" w:lineRule="auto"/>
-      </w:pPr>
-      <w:r>
-        <w:rPr>
-          <w:rStyle w:val="FootnoteReference"/>
-        </w:rPr>
-        <w:footnoteRef/>
-      </w:r>
+        <w:spacing w:line="240" w:lineRule="auto"/>
+      </w:pPr>
       <w:r>
         <w:continuationSeparator/>
       </w:r>
@@ -2710,7 +3426,7 @@
 </file>
 
 <file path=word/header1.xml><?xml version="1.0" encoding="utf-8"?>
-<w:hdr xmlns:wpc="http://schemas.microsoft.com/office/word/2010/wordprocessingCanvas" xmlns:mc="http://schemas.openxmlformats.org/markup-compatibility/2006" xmlns:o="urn:schemas-microsoft-com:office:office" xmlns:r="http://schemas.openxmlformats.org/officeDocument/2006/relationships" xmlns:m="http://schemas.openxmlformats.org/officeDocument/2006/math" xmlns:v="urn:schemas-microsoft-com:vml" xmlns:wp14="http://schemas.microsoft.com/office/word/2010/wordprocessingDrawing" xmlns:wp="http://schemas.openxmlformats.org/drawingml/2006/wordprocessingDrawing" xmlns:w10="urn:schemas-microsoft-com:office:word" xmlns:w="http://schemas.openxmlformats.org/wordprocessingml/2006/main" xmlns:w14="http://schemas.microsoft.com/office/word/2010/wordml" xmlns:w15="http://schemas.microsoft.com/office/word/2012/wordml" xmlns:wpg="http://schemas.microsoft.com/office/word/2010/wordprocessingGroup" xmlns:wpi="http://schemas.microsoft.com/office/word/2010/wordprocessingInk" xmlns:wne="http://schemas.microsoft.com/office/word/2006/wordml" xmlns:wps="http://schemas.microsoft.com/office/word/2010/wordprocessingShape" xmlns:cx="http://schemas.microsoft.com/office/drawing/2014/chartex" xmlns:cx1="http://schemas.microsoft.com/office/drawing/2015/9/8/chartex" xmlns:cx2="http://schemas.microsoft.com/office/drawing/2015/10/21/chartex" xmlns:cx3="http://schemas.microsoft.com/office/drawing/2016/5/9/chartex" xmlns:cx4="http://schemas.microsoft.com/office/drawing/2016/5/10/chartex" xmlns:cx5="http://schemas.microsoft.com/office/drawing/2016/5/11/chartex" xmlns:cx6="http://schemas.microsoft.com/office/drawing/2016/5/12/chartex" xmlns:cx7="http://schemas.microsoft.com/office/drawing/2016/5/13/chartex" xmlns:cx8="http://schemas.microsoft.com/office/drawing/2016/5/14/chartex" xmlns:w16cid="http://schemas.microsoft.com/office/word/2016/wordml/cid" xmlns:w16se="http://schemas.microsoft.com/office/word/2015/wordml/symex">
+<w:hdr xmlns:wpc="http://schemas.microsoft.com/office/word/2010/wordprocessingCanvas" xmlns:cx="http://schemas.microsoft.com/office/drawing/2014/chartex" xmlns:cx1="http://schemas.microsoft.com/office/drawing/2015/9/8/chartex" xmlns:cx2="http://schemas.microsoft.com/office/drawing/2015/10/21/chartex" xmlns:cx3="http://schemas.microsoft.com/office/drawing/2016/5/9/chartex" xmlns:cx4="http://schemas.microsoft.com/office/drawing/2016/5/10/chartex" xmlns:cx5="http://schemas.microsoft.com/office/drawing/2016/5/11/chartex" xmlns:cx6="http://schemas.microsoft.com/office/drawing/2016/5/12/chartex" xmlns:cx7="http://schemas.microsoft.com/office/drawing/2016/5/13/chartex" xmlns:cx8="http://schemas.microsoft.com/office/drawing/2016/5/14/chartex" xmlns:mc="http://schemas.openxmlformats.org/markup-compatibility/2006" xmlns:aink="http://schemas.microsoft.com/office/drawing/2016/ink" xmlns:am3d="http://schemas.microsoft.com/office/drawing/2017/model3d" xmlns:o="urn:schemas-microsoft-com:office:office" xmlns:oel="http://schemas.microsoft.com/office/2019/extlst" xmlns:r="http://schemas.openxmlformats.org/officeDocument/2006/relationships" xmlns:m="http://schemas.openxmlformats.org/officeDocument/2006/math" xmlns:v="urn:schemas-microsoft-com:vml" xmlns:wp14="http://schemas.microsoft.com/office/word/2010/wordprocessingDrawing" xmlns:wp="http://schemas.openxmlformats.org/drawingml/2006/wordprocessingDrawing" xmlns:w10="urn:schemas-microsoft-com:office:word" xmlns:w="http://schemas.openxmlformats.org/wordprocessingml/2006/main" xmlns:w14="http://schemas.microsoft.com/office/word/2010/wordml" xmlns:w15="http://schemas.microsoft.com/office/word/2012/wordml" xmlns:w16cex="http://schemas.microsoft.com/office/word/2018/wordml/cex" xmlns:w16cid="http://schemas.microsoft.com/office/word/2016/wordml/cid" xmlns:w16="http://schemas.microsoft.com/office/word/2018/wordml" xmlns:w16du="http://schemas.microsoft.com/office/word/2023/wordml/word16du" xmlns:w16sdtdh="http://schemas.microsoft.com/office/word/2020/wordml/sdtdatahash" xmlns:w16sdtfl="http://schemas.microsoft.com/office/word/2024/wordml/sdtformatlock" xmlns:w16se="http://schemas.microsoft.com/office/word/2015/wordml/symex" xmlns:wpg="http://schemas.microsoft.com/office/word/2010/wordprocessingGroup" xmlns:wpi="http://schemas.microsoft.com/office/word/2010/wordprocessingInk" xmlns:wne="http://schemas.microsoft.com/office/word/2006/wordml" xmlns:wps="http://schemas.microsoft.com/office/word/2010/wordprocessingShape" mc:Ignorable="w14 w15 w16se w16cid w16 w16cex w16sdtdh w16sdtfl w16du wp14">
   <w:p>
     <w:pPr>
       <w:jc w:val="right"/>
@@ -2721,17 +3437,127 @@
         <w:sz w:val="16"/>
         <w:szCs w:val="16"/>
       </w:rPr>
-      <w:t xml:space="preserve">Express Autocare ERP — Quick Guide</w:t>
+      <w:t>Express Autocare ERP — Quick Guide</w:t>
     </w:r>
   </w:p>
 </w:hdr>
 </file>
 
 <file path=word/numbering.xml><?xml version="1.0" encoding="utf-8"?>
-<w:numbering xmlns:wpc="http://schemas.microsoft.com/office/word/2010/wordprocessingCanvas" xmlns:mc="http://schemas.openxmlformats.org/markup-compatibility/2006" xmlns:o="urn:schemas-microsoft-com:office:office" xmlns:r="http://schemas.openxmlformats.org/officeDocument/2006/relationships" xmlns:m="http://schemas.openxmlformats.org/officeDocument/2006/math" xmlns:v="urn:schemas-microsoft-com:vml" xmlns:wp14="http://schemas.microsoft.com/office/word/2010/wordprocessingDrawing" xmlns:wp="http://schemas.openxmlformats.org/drawingml/2006/wordprocessingDrawing" xmlns:w10="urn:schemas-microsoft-com:office:word" xmlns:w="http://schemas.openxmlformats.org/wordprocessingml/2006/main" xmlns:w14="http://schemas.microsoft.com/office/word/2010/wordml" xmlns:w15="http://schemas.microsoft.com/office/word/2012/wordml" xmlns:wpg="http://schemas.microsoft.com/office/word/2010/wordprocessingGroup" xmlns:wpi="http://schemas.microsoft.com/office/word/2010/wordprocessingInk" xmlns:wne="http://schemas.microsoft.com/office/word/2006/wordml" xmlns:wps="http://schemas.microsoft.com/office/word/2010/wordprocessingShape" mc:Ignorable="w14 w15 wp14">
+<w:numbering xmlns:wpc="http://schemas.microsoft.com/office/word/2010/wordprocessingCanvas" xmlns:cx="http://schemas.microsoft.com/office/drawing/2014/chartex" xmlns:cx1="http://schemas.microsoft.com/office/drawing/2015/9/8/chartex" xmlns:cx2="http://schemas.microsoft.com/office/drawing/2015/10/21/chartex" xmlns:cx3="http://schemas.microsoft.com/office/drawing/2016/5/9/chartex" xmlns:cx4="http://schemas.microsoft.com/office/drawing/2016/5/10/chartex" xmlns:cx5="http://schemas.microsoft.com/office/drawing/2016/5/11/chartex" xmlns:cx6="http://schemas.microsoft.com/office/drawing/2016/5/12/chartex" xmlns:cx7="http://schemas.microsoft.com/office/drawing/2016/5/13/chartex" xmlns:cx8="http://schemas.microsoft.com/office/drawing/2016/5/14/chartex" xmlns:mc="http://schemas.openxmlformats.org/markup-compatibility/2006" xmlns:aink="http://schemas.microsoft.com/office/drawing/2016/ink" xmlns:am3d="http://schemas.microsoft.com/office/drawing/2017/model3d" xmlns:o="urn:schemas-microsoft-com:office:office" xmlns:oel="http://schemas.microsoft.com/office/2019/extlst" xmlns:r="http://schemas.openxmlformats.org/officeDocument/2006/relationships" xmlns:m="http://schemas.openxmlformats.org/officeDocument/2006/math" xmlns:v="urn:schemas-microsoft-com:vml" xmlns:wp14="http://schemas.microsoft.com/office/word/2010/wordprocessingDrawing" xmlns:wp="http://schemas.openxmlformats.org/drawingml/2006/wordprocessingDrawing" xmlns:w10="urn:schemas-microsoft-com:office:word" xmlns:w="http://schemas.openxmlformats.org/wordprocessingml/2006/main" xmlns:w14="http://schemas.microsoft.com/office/word/2010/wordml" xmlns:w15="http://schemas.microsoft.com/office/word/2012/wordml" xmlns:w16cex="http://schemas.microsoft.com/office/word/2018/wordml/cex" xmlns:w16cid="http://schemas.microsoft.com/office/word/2016/wordml/cid" xmlns:w16="http://schemas.microsoft.com/office/word/2018/wordml" xmlns:w16du="http://schemas.microsoft.com/office/word/2023/wordml/word16du" xmlns:w16sdtdh="http://schemas.microsoft.com/office/word/2020/wordml/sdtdatahash" xmlns:w16sdtfl="http://schemas.microsoft.com/office/word/2024/wordml/sdtformatlock" xmlns:w16se="http://schemas.microsoft.com/office/word/2015/wordml/symex" xmlns:wpg="http://schemas.microsoft.com/office/word/2010/wordprocessingGroup" xmlns:wpi="http://schemas.microsoft.com/office/word/2010/wordprocessingInk" xmlns:wne="http://schemas.microsoft.com/office/word/2006/wordml" xmlns:wps="http://schemas.microsoft.com/office/word/2010/wordprocessingShape" mc:Ignorable="w14 w15 w16se w16cid w16 w16cex w16sdtdh w16sdtfl w16du wp14">
+  <w:abstractNum w:abstractNumId="0" w15:restartNumberingAfterBreak="0">
+    <w:nsid w:val="077658A1"/>
+    <w:multiLevelType w:val="hybridMultilevel"/>
+    <w:tmpl w:val="E01E83CE"/>
+    <w:lvl w:ilvl="0" w:tplc="04244F6A">
+      <w:start w:val="1"/>
+      <w:numFmt w:val="bullet"/>
+      <w:lvlText w:val="•"/>
+      <w:lvlJc w:val="left"/>
+      <w:pPr>
+        <w:ind w:left="540" w:hanging="360"/>
+      </w:pPr>
+    </w:lvl>
+    <w:lvl w:ilvl="1" w:tplc="26306104">
+      <w:numFmt w:val="decimal"/>
+      <w:lvlText w:val=""/>
+      <w:lvlJc w:val="left"/>
+    </w:lvl>
+    <w:lvl w:ilvl="2" w:tplc="48C6379E">
+      <w:numFmt w:val="decimal"/>
+      <w:lvlText w:val=""/>
+      <w:lvlJc w:val="left"/>
+    </w:lvl>
+    <w:lvl w:ilvl="3" w:tplc="174E604C">
+      <w:numFmt w:val="decimal"/>
+      <w:lvlText w:val=""/>
+      <w:lvlJc w:val="left"/>
+    </w:lvl>
+    <w:lvl w:ilvl="4" w:tplc="CCB003B8">
+      <w:numFmt w:val="decimal"/>
+      <w:lvlText w:val=""/>
+      <w:lvlJc w:val="left"/>
+    </w:lvl>
+    <w:lvl w:ilvl="5" w:tplc="0E4AB2B4">
+      <w:numFmt w:val="decimal"/>
+      <w:lvlText w:val=""/>
+      <w:lvlJc w:val="left"/>
+    </w:lvl>
+    <w:lvl w:ilvl="6" w:tplc="537E5DB6">
+      <w:numFmt w:val="decimal"/>
+      <w:lvlText w:val=""/>
+      <w:lvlJc w:val="left"/>
+    </w:lvl>
+    <w:lvl w:ilvl="7" w:tplc="9EBAC624">
+      <w:numFmt w:val="decimal"/>
+      <w:lvlText w:val=""/>
+      <w:lvlJc w:val="left"/>
+    </w:lvl>
+    <w:lvl w:ilvl="8" w:tplc="E5F2F4F0">
+      <w:numFmt w:val="decimal"/>
+      <w:lvlText w:val=""/>
+      <w:lvlJc w:val="left"/>
+    </w:lvl>
+  </w:abstractNum>
   <w:abstractNum w:abstractNumId="1" w15:restartNumberingAfterBreak="0">
+    <w:nsid w:val="30206926"/>
     <w:multiLevelType w:val="hybridMultilevel"/>
-    <w:lvl w:ilvl="0" w:tentative="1">
+    <w:tmpl w:val="49907CA8"/>
+    <w:lvl w:ilvl="0" w:tplc="B5A4DA4A">
+      <w:start w:val="1"/>
+      <w:numFmt w:val="decimal"/>
+      <w:lvlText w:val="%1."/>
+      <w:lvlJc w:val="left"/>
+      <w:pPr>
+        <w:ind w:left="540" w:hanging="360"/>
+      </w:pPr>
+    </w:lvl>
+    <w:lvl w:ilvl="1" w:tplc="F8E610B0">
+      <w:numFmt w:val="decimal"/>
+      <w:lvlText w:val=""/>
+      <w:lvlJc w:val="left"/>
+    </w:lvl>
+    <w:lvl w:ilvl="2" w:tplc="843C72AE">
+      <w:numFmt w:val="decimal"/>
+      <w:lvlText w:val=""/>
+      <w:lvlJc w:val="left"/>
+    </w:lvl>
+    <w:lvl w:ilvl="3" w:tplc="FCDAD558">
+      <w:numFmt w:val="decimal"/>
+      <w:lvlText w:val=""/>
+      <w:lvlJc w:val="left"/>
+    </w:lvl>
+    <w:lvl w:ilvl="4" w:tplc="254C5C38">
+      <w:numFmt w:val="decimal"/>
+      <w:lvlText w:val=""/>
+      <w:lvlJc w:val="left"/>
+    </w:lvl>
+    <w:lvl w:ilvl="5" w:tplc="56FA1A44">
+      <w:numFmt w:val="decimal"/>
+      <w:lvlText w:val=""/>
+      <w:lvlJc w:val="left"/>
+    </w:lvl>
+    <w:lvl w:ilvl="6" w:tplc="EB107178">
+      <w:numFmt w:val="decimal"/>
+      <w:lvlText w:val=""/>
+      <w:lvlJc w:val="left"/>
+    </w:lvl>
+    <w:lvl w:ilvl="7" w:tplc="A20644EA">
+      <w:numFmt w:val="decimal"/>
+      <w:lvlText w:val=""/>
+      <w:lvlJc w:val="left"/>
+    </w:lvl>
+    <w:lvl w:ilvl="8" w:tplc="4ADA00C2">
+      <w:numFmt w:val="decimal"/>
+      <w:lvlText w:val=""/>
+      <w:lvlJc w:val="left"/>
+    </w:lvl>
+  </w:abstractNum>
+  <w:abstractNum w:abstractNumId="2" w15:restartNumberingAfterBreak="0">
+    <w:nsid w:val="60363457"/>
+    <w:multiLevelType w:val="hybridMultilevel"/>
+    <w:tmpl w:val="93B8845E"/>
+    <w:lvl w:ilvl="0" w:tplc="99FCF744" w:tentative="1">
       <w:start w:val="1"/>
       <w:numFmt w:val="bullet"/>
       <w:lvlText w:val="●"/>
@@ -2740,7 +3566,7 @@
         <w:ind w:left="720" w:hanging="360"/>
       </w:pPr>
     </w:lvl>
-    <w:lvl w:ilvl="1" w:tentative="1">
+    <w:lvl w:ilvl="1" w:tplc="9320ACA4" w:tentative="1">
       <w:start w:val="1"/>
       <w:numFmt w:val="bullet"/>
       <w:lvlText w:val="○"/>
@@ -2749,7 +3575,7 @@
         <w:ind w:left="1440" w:hanging="360"/>
       </w:pPr>
     </w:lvl>
-    <w:lvl w:ilvl="2" w:tentative="1">
+    <w:lvl w:ilvl="2" w:tplc="A75AD7A4" w:tentative="1">
       <w:start w:val="1"/>
       <w:numFmt w:val="bullet"/>
       <w:lvlText w:val="■"/>
@@ -2758,7 +3584,7 @@
         <w:ind w:left="2160" w:hanging="360"/>
       </w:pPr>
     </w:lvl>
-    <w:lvl w:ilvl="3" w:tentative="1">
+    <w:lvl w:ilvl="3" w:tplc="4C827F84" w:tentative="1">
       <w:start w:val="1"/>
       <w:numFmt w:val="bullet"/>
       <w:lvlText w:val="●"/>
@@ -2767,7 +3593,7 @@
         <w:ind w:left="2880" w:hanging="360"/>
       </w:pPr>
     </w:lvl>
-    <w:lvl w:ilvl="4" w:tentative="1">
+    <w:lvl w:ilvl="4" w:tplc="51827C9A" w:tentative="1">
       <w:start w:val="1"/>
       <w:numFmt w:val="bullet"/>
       <w:lvlText w:val="○"/>
@@ -2776,7 +3602,7 @@
         <w:ind w:left="3600" w:hanging="360"/>
       </w:pPr>
     </w:lvl>
-    <w:lvl w:ilvl="5" w:tentative="1">
+    <w:lvl w:ilvl="5" w:tplc="A24E3842" w:tentative="1">
       <w:start w:val="1"/>
       <w:numFmt w:val="bullet"/>
       <w:lvlText w:val="■"/>
@@ -2785,7 +3611,7 @@
         <w:ind w:left="4320" w:hanging="360"/>
       </w:pPr>
     </w:lvl>
-    <w:lvl w:ilvl="6" w:tentative="1">
+    <w:lvl w:ilvl="6" w:tplc="8D1627A6" w:tentative="1">
       <w:start w:val="1"/>
       <w:numFmt w:val="bullet"/>
       <w:lvlText w:val="●"/>
@@ -2794,7 +3620,7 @@
         <w:ind w:left="5040" w:hanging="360"/>
       </w:pPr>
     </w:lvl>
-    <w:lvl w:ilvl="7" w:tentative="1">
+    <w:lvl w:ilvl="7" w:tplc="906CF8DE" w:tentative="1">
       <w:start w:val="1"/>
       <w:numFmt w:val="bullet"/>
       <w:lvlText w:val="●"/>
@@ -2803,7 +3629,7 @@
         <w:ind w:left="5760" w:hanging="360"/>
       </w:pPr>
     </w:lvl>
-    <w:lvl w:ilvl="8" w:tentative="1">
+    <w:lvl w:ilvl="8" w:tplc="19287692" w:tentative="1">
       <w:start w:val="1"/>
       <w:numFmt w:val="bullet"/>
       <w:lvlText w:val="●"/>
@@ -2813,62 +3639,44 @@
       </w:pPr>
     </w:lvl>
   </w:abstractNum>
-  <w:abstractNum w:abstractNumId="2" w15:restartNumberingAfterBreak="0">
-    <w:multiLevelType w:val="hybridMultilevel"/>
-    <w:lvl w:ilvl="0" w:tentative="1">
-      <w:start w:val="1"/>
-      <w:numFmt w:val="decimal"/>
-      <w:lvlText w:val="%1."/>
-      <w:lvlJc w:val="left"/>
-      <w:pPr>
-        <w:ind w:left="540" w:hanging="360"/>
-      </w:pPr>
-    </w:lvl>
-  </w:abstractNum>
-  <w:abstractNum w:abstractNumId="3" w15:restartNumberingAfterBreak="0">
-    <w:multiLevelType w:val="hybridMultilevel"/>
-    <w:lvl w:ilvl="0" w:tentative="1">
-      <w:start w:val="1"/>
-      <w:numFmt w:val="bullet"/>
-      <w:lvlText w:val="•"/>
-      <w:lvlJc w:val="left"/>
-      <w:pPr>
-        <w:ind w:left="540" w:hanging="360"/>
-      </w:pPr>
-    </w:lvl>
-  </w:abstractNum>
-  <w:num w:numId="1">
+  <w:num w:numId="1" w16cid:durableId="1023476321">
+    <w:abstractNumId w:val="2"/>
+    <w:lvlOverride w:ilvl="0">
+      <w:startOverride w:val="1"/>
+    </w:lvlOverride>
+  </w:num>
+  <w:num w:numId="2" w16cid:durableId="1510367264">
+    <w:abstractNumId w:val="0"/>
+    <w:lvlOverride w:ilvl="0">
+      <w:startOverride w:val="1"/>
+    </w:lvlOverride>
+  </w:num>
+  <w:num w:numId="3" w16cid:durableId="135101074">
     <w:abstractNumId w:val="1"/>
     <w:lvlOverride w:ilvl="0">
       <w:startOverride w:val="1"/>
     </w:lvlOverride>
   </w:num>
-  <w:num w:numId="2">
-    <w:abstractNumId w:val="3"/>
+  <w:num w:numId="4" w16cid:durableId="251593713">
+    <w:abstractNumId w:val="1"/>
     <w:lvlOverride w:ilvl="0">
       <w:startOverride w:val="1"/>
     </w:lvlOverride>
   </w:num>
-  <w:num w:numId="3">
-    <w:abstractNumId w:val="2"/>
+  <w:num w:numId="5" w16cid:durableId="295795667">
+    <w:abstractNumId w:val="1"/>
     <w:lvlOverride w:ilvl="0">
       <w:startOverride w:val="1"/>
     </w:lvlOverride>
   </w:num>
-  <w:num w:numId="4">
-    <w:abstractNumId w:val="2"/>
+  <w:num w:numId="6" w16cid:durableId="546524522">
+    <w:abstractNumId w:val="1"/>
     <w:lvlOverride w:ilvl="0">
       <w:startOverride w:val="1"/>
     </w:lvlOverride>
   </w:num>
-  <w:num w:numId="5">
-    <w:abstractNumId w:val="2"/>
-    <w:lvlOverride w:ilvl="0">
-      <w:startOverride w:val="1"/>
-    </w:lvlOverride>
-  </w:num>
-  <w:num w:numId="6">
-    <w:abstractNumId w:val="2"/>
+  <w:num w:numId="7" w16cid:durableId="325788146">
+    <w:abstractNumId w:val="1"/>
     <w:lvlOverride w:ilvl="0">
       <w:startOverride w:val="1"/>
     </w:lvlOverride>
@@ -2877,56 +3685,476 @@
 </file>
 
 <file path=word/styles.xml><?xml version="1.0" encoding="utf-8"?>
-<w:styles xmlns:mc="http://schemas.openxmlformats.org/markup-compatibility/2006" xmlns:r="http://schemas.openxmlformats.org/officeDocument/2006/relationships" xmlns:w="http://schemas.openxmlformats.org/wordprocessingml/2006/main" xmlns:w14="http://schemas.microsoft.com/office/word/2010/wordml" xmlns:w15="http://schemas.microsoft.com/office/word/2012/wordml" mc:Ignorable="w14 w15">
+<w:styles xmlns:mc="http://schemas.openxmlformats.org/markup-compatibility/2006" xmlns:r="http://schemas.openxmlformats.org/officeDocument/2006/relationships" xmlns:w="http://schemas.openxmlformats.org/wordprocessingml/2006/main" xmlns:w14="http://schemas.microsoft.com/office/word/2010/wordml" xmlns:w15="http://schemas.microsoft.com/office/word/2012/wordml" xmlns:w16cex="http://schemas.microsoft.com/office/word/2018/wordml/cex" xmlns:w16cid="http://schemas.microsoft.com/office/word/2016/wordml/cid" xmlns:w16="http://schemas.microsoft.com/office/word/2018/wordml" xmlns:w16du="http://schemas.microsoft.com/office/word/2023/wordml/word16du" xmlns:w16sdtdh="http://schemas.microsoft.com/office/word/2020/wordml/sdtdatahash" xmlns:w16sdtfl="http://schemas.microsoft.com/office/word/2024/wordml/sdtformatlock" xmlns:w16se="http://schemas.microsoft.com/office/word/2015/wordml/symex" mc:Ignorable="w14 w15 w16se w16cid w16 w16cex w16sdtdh w16sdtfl w16du">
   <w:docDefaults>
     <w:rPrDefault>
       <w:rPr>
-        <w:rFonts w:ascii="Calibri" w:cs="Calibri" w:eastAsia="Calibri" w:hAnsi="Calibri"/>
+        <w:rFonts w:ascii="Calibri" w:eastAsia="Calibri" w:hAnsi="Calibri" w:cs="Calibri"/>
         <w:color w:val="1F2937"/>
         <w:sz w:val="22"/>
         <w:szCs w:val="22"/>
+        <w:lang w:val="en-IN" w:eastAsia="en-IN" w:bidi="ar-SA"/>
       </w:rPr>
     </w:rPrDefault>
     <w:pPrDefault>
       <w:pPr>
-        <w:spacing w:line="276"/>
+        <w:spacing w:line="276" w:lineRule="auto"/>
       </w:pPr>
     </w:pPrDefault>
   </w:docDefaults>
-  <w:style w:type="paragraph" w:styleId="Normal" w:default="1">
+  <w:latentStyles w:defLockedState="0" w:defUIPriority="99" w:defSemiHidden="0" w:defUnhideWhenUsed="0" w:defQFormat="0" w:count="376">
+    <w:lsdException w:name="Normal" w:uiPriority="0" w:qFormat="1"/>
+    <w:lsdException w:name="heading 1" w:uiPriority="9" w:qFormat="1"/>
+    <w:lsdException w:name="heading 2" w:semiHidden="1" w:uiPriority="9" w:unhideWhenUsed="1" w:qFormat="1"/>
+    <w:lsdException w:name="heading 3" w:semiHidden="1" w:uiPriority="9" w:unhideWhenUsed="1" w:qFormat="1"/>
+    <w:lsdException w:name="heading 4" w:semiHidden="1" w:uiPriority="9" w:unhideWhenUsed="1" w:qFormat="1"/>
+    <w:lsdException w:name="heading 5" w:semiHidden="1" w:uiPriority="9" w:unhideWhenUsed="1" w:qFormat="1"/>
+    <w:lsdException w:name="heading 6" w:semiHidden="1" w:uiPriority="9" w:unhideWhenUsed="1" w:qFormat="1"/>
+    <w:lsdException w:name="heading 7" w:semiHidden="1" w:uiPriority="9" w:unhideWhenUsed="1" w:qFormat="1"/>
+    <w:lsdException w:name="heading 8" w:semiHidden="1" w:uiPriority="9" w:unhideWhenUsed="1" w:qFormat="1"/>
+    <w:lsdException w:name="heading 9" w:semiHidden="1" w:uiPriority="9" w:unhideWhenUsed="1" w:qFormat="1"/>
+    <w:lsdException w:name="index 1" w:semiHidden="1" w:unhideWhenUsed="1"/>
+    <w:lsdException w:name="index 2" w:semiHidden="1" w:unhideWhenUsed="1"/>
+    <w:lsdException w:name="index 3" w:semiHidden="1" w:unhideWhenUsed="1"/>
+    <w:lsdException w:name="index 4" w:semiHidden="1" w:unhideWhenUsed="1"/>
+    <w:lsdException w:name="index 5" w:semiHidden="1" w:unhideWhenUsed="1"/>
+    <w:lsdException w:name="index 6" w:semiHidden="1" w:unhideWhenUsed="1"/>
+    <w:lsdException w:name="index 7" w:semiHidden="1" w:unhideWhenUsed="1"/>
+    <w:lsdException w:name="index 8" w:semiHidden="1" w:unhideWhenUsed="1"/>
+    <w:lsdException w:name="index 9" w:semiHidden="1" w:unhideWhenUsed="1"/>
+    <w:lsdException w:name="toc 1" w:semiHidden="1" w:uiPriority="39" w:unhideWhenUsed="1"/>
+    <w:lsdException w:name="toc 2" w:semiHidden="1" w:uiPriority="39" w:unhideWhenUsed="1"/>
+    <w:lsdException w:name="toc 3" w:semiHidden="1" w:uiPriority="39" w:unhideWhenUsed="1"/>
+    <w:lsdException w:name="toc 4" w:semiHidden="1" w:uiPriority="39" w:unhideWhenUsed="1"/>
+    <w:lsdException w:name="toc 5" w:semiHidden="1" w:uiPriority="39" w:unhideWhenUsed="1"/>
+    <w:lsdException w:name="toc 6" w:semiHidden="1" w:uiPriority="39" w:unhideWhenUsed="1"/>
+    <w:lsdException w:name="toc 7" w:semiHidden="1" w:uiPriority="39" w:unhideWhenUsed="1"/>
+    <w:lsdException w:name="toc 8" w:semiHidden="1" w:uiPriority="39" w:unhideWhenUsed="1"/>
+    <w:lsdException w:name="toc 9" w:semiHidden="1" w:uiPriority="39" w:unhideWhenUsed="1"/>
+    <w:lsdException w:name="Normal Indent" w:semiHidden="1" w:unhideWhenUsed="1"/>
+    <w:lsdException w:name="footnote text" w:semiHidden="1" w:unhideWhenUsed="1"/>
+    <w:lsdException w:name="annotation text" w:semiHidden="1" w:unhideWhenUsed="1"/>
+    <w:lsdException w:name="header" w:semiHidden="1" w:unhideWhenUsed="1"/>
+    <w:lsdException w:name="footer" w:semiHidden="1" w:unhideWhenUsed="1"/>
+    <w:lsdException w:name="index heading" w:semiHidden="1" w:unhideWhenUsed="1"/>
+    <w:lsdException w:name="caption" w:semiHidden="1" w:uiPriority="35" w:unhideWhenUsed="1" w:qFormat="1"/>
+    <w:lsdException w:name="table of figures" w:semiHidden="1" w:unhideWhenUsed="1"/>
+    <w:lsdException w:name="envelope address" w:semiHidden="1" w:unhideWhenUsed="1"/>
+    <w:lsdException w:name="envelope return" w:semiHidden="1" w:unhideWhenUsed="1"/>
+    <w:lsdException w:name="footnote reference" w:semiHidden="1" w:unhideWhenUsed="1"/>
+    <w:lsdException w:name="annotation reference" w:semiHidden="1" w:unhideWhenUsed="1"/>
+    <w:lsdException w:name="line number" w:semiHidden="1" w:unhideWhenUsed="1"/>
+    <w:lsdException w:name="page number" w:semiHidden="1" w:unhideWhenUsed="1"/>
+    <w:lsdException w:name="endnote reference" w:semiHidden="1" w:unhideWhenUsed="1"/>
+    <w:lsdException w:name="endnote text" w:semiHidden="1" w:unhideWhenUsed="1"/>
+    <w:lsdException w:name="table of authorities" w:semiHidden="1" w:unhideWhenUsed="1"/>
+    <w:lsdException w:name="macro" w:semiHidden="1" w:unhideWhenUsed="1"/>
+    <w:lsdException w:name="toa heading" w:semiHidden="1" w:unhideWhenUsed="1"/>
+    <w:lsdException w:name="List" w:semiHidden="1" w:unhideWhenUsed="1"/>
+    <w:lsdException w:name="List Bullet" w:semiHidden="1" w:unhideWhenUsed="1"/>
+    <w:lsdException w:name="List Number" w:semiHidden="1" w:unhideWhenUsed="1"/>
+    <w:lsdException w:name="List 2" w:semiHidden="1" w:unhideWhenUsed="1"/>
+    <w:lsdException w:name="List 3" w:semiHidden="1" w:unhideWhenUsed="1"/>
+    <w:lsdException w:name="List 4" w:semiHidden="1" w:unhideWhenUsed="1"/>
+    <w:lsdException w:name="List 5" w:semiHidden="1" w:unhideWhenUsed="1"/>
+    <w:lsdException w:name="List Bullet 2" w:semiHidden="1" w:unhideWhenUsed="1"/>
+    <w:lsdException w:name="List Bullet 3" w:semiHidden="1" w:unhideWhenUsed="1"/>
+    <w:lsdException w:name="List Bullet 4" w:semiHidden="1" w:unhideWhenUsed="1"/>
+    <w:lsdException w:name="List Bullet 5" w:semiHidden="1" w:unhideWhenUsed="1"/>
+    <w:lsdException w:name="List Number 2" w:semiHidden="1" w:unhideWhenUsed="1"/>
+    <w:lsdException w:name="List Number 3" w:semiHidden="1" w:unhideWhenUsed="1"/>
+    <w:lsdException w:name="List Number 4" w:semiHidden="1" w:unhideWhenUsed="1"/>
+    <w:lsdException w:name="List Number 5" w:semiHidden="1" w:unhideWhenUsed="1"/>
+    <w:lsdException w:name="Title" w:uiPriority="10" w:qFormat="1"/>
+    <w:lsdException w:name="Closing" w:semiHidden="1" w:unhideWhenUsed="1"/>
+    <w:lsdException w:name="Signature" w:semiHidden="1" w:unhideWhenUsed="1"/>
+    <w:lsdException w:name="Default Paragraph Font" w:semiHidden="1" w:uiPriority="1" w:unhideWhenUsed="1"/>
+    <w:lsdException w:name="Body Text" w:semiHidden="1" w:unhideWhenUsed="1"/>
+    <w:lsdException w:name="Body Text Indent" w:semiHidden="1" w:unhideWhenUsed="1"/>
+    <w:lsdException w:name="List Continue" w:semiHidden="1" w:unhideWhenUsed="1"/>
+    <w:lsdException w:name="List Continue 2" w:semiHidden="1" w:unhideWhenUsed="1"/>
+    <w:lsdException w:name="List Continue 3" w:semiHidden="1" w:unhideWhenUsed="1"/>
+    <w:lsdException w:name="List Continue 4" w:semiHidden="1" w:unhideWhenUsed="1"/>
+    <w:lsdException w:name="List Continue 5" w:semiHidden="1" w:unhideWhenUsed="1"/>
+    <w:lsdException w:name="Message Header" w:semiHidden="1" w:unhideWhenUsed="1"/>
+    <w:lsdException w:name="Subtitle" w:uiPriority="11" w:qFormat="1"/>
+    <w:lsdException w:name="Salutation" w:semiHidden="1" w:unhideWhenUsed="1"/>
+    <w:lsdException w:name="Date" w:semiHidden="1" w:unhideWhenUsed="1"/>
+    <w:lsdException w:name="Body Text First Indent" w:semiHidden="1" w:unhideWhenUsed="1"/>
+    <w:lsdException w:name="Body Text First Indent 2" w:semiHidden="1" w:unhideWhenUsed="1"/>
+    <w:lsdException w:name="Note Heading" w:semiHidden="1" w:unhideWhenUsed="1"/>
+    <w:lsdException w:name="Body Text 2" w:semiHidden="1" w:unhideWhenUsed="1"/>
+    <w:lsdException w:name="Body Text 3" w:semiHidden="1" w:unhideWhenUsed="1"/>
+    <w:lsdException w:name="Body Text Indent 2" w:semiHidden="1" w:unhideWhenUsed="1"/>
+    <w:lsdException w:name="Body Text Indent 3" w:semiHidden="1" w:unhideWhenUsed="1"/>
+    <w:lsdException w:name="Block Text" w:semiHidden="1" w:unhideWhenUsed="1"/>
+    <w:lsdException w:name="Hyperlink" w:semiHidden="1" w:unhideWhenUsed="1"/>
+    <w:lsdException w:name="FollowedHyperlink" w:semiHidden="1" w:unhideWhenUsed="1"/>
+    <w:lsdException w:name="Strong" w:uiPriority="22" w:qFormat="1"/>
+    <w:lsdException w:name="Emphasis" w:uiPriority="20" w:qFormat="1"/>
+    <w:lsdException w:name="Document Map" w:semiHidden="1" w:unhideWhenUsed="1"/>
+    <w:lsdException w:name="Plain Text" w:semiHidden="1" w:unhideWhenUsed="1"/>
+    <w:lsdException w:name="E-mail Signature" w:semiHidden="1" w:unhideWhenUsed="1"/>
+    <w:lsdException w:name="HTML Top of Form" w:semiHidden="1" w:unhideWhenUsed="1"/>
+    <w:lsdException w:name="HTML Bottom of Form" w:semiHidden="1" w:unhideWhenUsed="1"/>
+    <w:lsdException w:name="Normal (Web)" w:semiHidden="1" w:unhideWhenUsed="1"/>
+    <w:lsdException w:name="HTML Acronym" w:semiHidden="1" w:unhideWhenUsed="1"/>
+    <w:lsdException w:name="HTML Address" w:semiHidden="1" w:unhideWhenUsed="1"/>
+    <w:lsdException w:name="HTML Cite" w:semiHidden="1" w:unhideWhenUsed="1"/>
+    <w:lsdException w:name="HTML Code" w:semiHidden="1" w:unhideWhenUsed="1"/>
+    <w:lsdException w:name="HTML Definition" w:semiHidden="1" w:unhideWhenUsed="1"/>
+    <w:lsdException w:name="HTML Keyboard" w:semiHidden="1" w:unhideWhenUsed="1"/>
+    <w:lsdException w:name="HTML Preformatted" w:semiHidden="1" w:unhideWhenUsed="1"/>
+    <w:lsdException w:name="HTML Sample" w:semiHidden="1" w:unhideWhenUsed="1"/>
+    <w:lsdException w:name="HTML Typewriter" w:semiHidden="1" w:unhideWhenUsed="1"/>
+    <w:lsdException w:name="HTML Variable" w:semiHidden="1" w:unhideWhenUsed="1"/>
+    <w:lsdException w:name="Normal Table" w:semiHidden="1" w:unhideWhenUsed="1"/>
+    <w:lsdException w:name="annotation subject" w:semiHidden="1" w:unhideWhenUsed="1"/>
+    <w:lsdException w:name="No List" w:semiHidden="1" w:unhideWhenUsed="1"/>
+    <w:lsdException w:name="Outline List 1" w:semiHidden="1" w:unhideWhenUsed="1"/>
+    <w:lsdException w:name="Outline List 2" w:semiHidden="1" w:unhideWhenUsed="1"/>
+    <w:lsdException w:name="Outline List 3" w:semiHidden="1" w:unhideWhenUsed="1"/>
+    <w:lsdException w:name="Table Simple 1" w:semiHidden="1" w:unhideWhenUsed="1"/>
+    <w:lsdException w:name="Table Simple 2" w:semiHidden="1" w:unhideWhenUsed="1"/>
+    <w:lsdException w:name="Table Simple 3" w:semiHidden="1" w:unhideWhenUsed="1"/>
+    <w:lsdException w:name="Table Classic 1" w:semiHidden="1" w:unhideWhenUsed="1"/>
+    <w:lsdException w:name="Table Classic 2" w:semiHidden="1" w:unhideWhenUsed="1"/>
+    <w:lsdException w:name="Table Classic 3" w:semiHidden="1" w:unhideWhenUsed="1"/>
+    <w:lsdException w:name="Table Classic 4" w:semiHidden="1" w:unhideWhenUsed="1"/>
+    <w:lsdException w:name="Table Colorful 1" w:semiHidden="1" w:unhideWhenUsed="1"/>
+    <w:lsdException w:name="Table Colorful 2" w:semiHidden="1" w:unhideWhenUsed="1"/>
+    <w:lsdException w:name="Table Colorful 3" w:semiHidden="1" w:unhideWhenUsed="1"/>
+    <w:lsdException w:name="Table Columns 1" w:semiHidden="1" w:unhideWhenUsed="1"/>
+    <w:lsdException w:name="Table Columns 2" w:semiHidden="1" w:unhideWhenUsed="1"/>
+    <w:lsdException w:name="Table Columns 3" w:semiHidden="1" w:unhideWhenUsed="1"/>
+    <w:lsdException w:name="Table Columns 4" w:semiHidden="1" w:unhideWhenUsed="1"/>
+    <w:lsdException w:name="Table Columns 5" w:semiHidden="1" w:unhideWhenUsed="1"/>
+    <w:lsdException w:name="Table Grid 1" w:semiHidden="1" w:unhideWhenUsed="1"/>
+    <w:lsdException w:name="Table Grid 2" w:semiHidden="1" w:unhideWhenUsed="1"/>
+    <w:lsdException w:name="Table Grid 3" w:semiHidden="1" w:unhideWhenUsed="1"/>
+    <w:lsdException w:name="Table Grid 4" w:semiHidden="1" w:unhideWhenUsed="1"/>
+    <w:lsdException w:name="Table Grid 5" w:semiHidden="1" w:unhideWhenUsed="1"/>
+    <w:lsdException w:name="Table Grid 6" w:semiHidden="1" w:unhideWhenUsed="1"/>
+    <w:lsdException w:name="Table Grid 7" w:semiHidden="1" w:unhideWhenUsed="1"/>
+    <w:lsdException w:name="Table Grid 8" w:semiHidden="1" w:unhideWhenUsed="1"/>
+    <w:lsdException w:name="Table List 1" w:semiHidden="1" w:unhideWhenUsed="1"/>
+    <w:lsdException w:name="Table List 2" w:semiHidden="1" w:unhideWhenUsed="1"/>
+    <w:lsdException w:name="Table List 3" w:semiHidden="1" w:unhideWhenUsed="1"/>
+    <w:lsdException w:name="Table List 4" w:semiHidden="1" w:unhideWhenUsed="1"/>
+    <w:lsdException w:name="Table List 5" w:semiHidden="1" w:unhideWhenUsed="1"/>
+    <w:lsdException w:name="Table List 6" w:semiHidden="1" w:unhideWhenUsed="1"/>
+    <w:lsdException w:name="Table List 7" w:semiHidden="1" w:unhideWhenUsed="1"/>
+    <w:lsdException w:name="Table List 8" w:semiHidden="1" w:unhideWhenUsed="1"/>
+    <w:lsdException w:name="Table 3D effects 1" w:semiHidden="1" w:unhideWhenUsed="1"/>
+    <w:lsdException w:name="Table 3D effects 2" w:semiHidden="1" w:unhideWhenUsed="1"/>
+    <w:lsdException w:name="Table 3D effects 3" w:semiHidden="1" w:unhideWhenUsed="1"/>
+    <w:lsdException w:name="Table Contemporary" w:semiHidden="1" w:unhideWhenUsed="1"/>
+    <w:lsdException w:name="Table Elegant" w:semiHidden="1" w:unhideWhenUsed="1"/>
+    <w:lsdException w:name="Table Professional" w:semiHidden="1" w:unhideWhenUsed="1"/>
+    <w:lsdException w:name="Table Subtle 1" w:semiHidden="1" w:unhideWhenUsed="1"/>
+    <w:lsdException w:name="Table Subtle 2" w:semiHidden="1" w:unhideWhenUsed="1"/>
+    <w:lsdException w:name="Table Web 1" w:semiHidden="1" w:unhideWhenUsed="1"/>
+    <w:lsdException w:name="Table Web 2" w:semiHidden="1" w:unhideWhenUsed="1"/>
+    <w:lsdException w:name="Table Web 3" w:semiHidden="1" w:unhideWhenUsed="1"/>
+    <w:lsdException w:name="Balloon Text" w:semiHidden="1" w:unhideWhenUsed="1"/>
+    <w:lsdException w:name="Table Grid" w:uiPriority="39"/>
+    <w:lsdException w:name="Table Theme" w:semiHidden="1" w:unhideWhenUsed="1"/>
+    <w:lsdException w:name="Placeholder Text" w:semiHidden="1"/>
+    <w:lsdException w:name="No Spacing" w:uiPriority="1" w:qFormat="1"/>
+    <w:lsdException w:name="Light Shading" w:uiPriority="60"/>
+    <w:lsdException w:name="Light List" w:uiPriority="61"/>
+    <w:lsdException w:name="Light Grid" w:uiPriority="62"/>
+    <w:lsdException w:name="Medium Shading 1" w:uiPriority="63"/>
+    <w:lsdException w:name="Medium Shading 2" w:uiPriority="64"/>
+    <w:lsdException w:name="Medium List 1" w:uiPriority="65"/>
+    <w:lsdException w:name="Medium List 2" w:uiPriority="66"/>
+    <w:lsdException w:name="Medium Grid 1" w:uiPriority="67"/>
+    <w:lsdException w:name="Medium Grid 2" w:uiPriority="68"/>
+    <w:lsdException w:name="Medium Grid 3" w:uiPriority="69"/>
+    <w:lsdException w:name="Dark List" w:uiPriority="70"/>
+    <w:lsdException w:name="Colorful Shading" w:uiPriority="71"/>
+    <w:lsdException w:name="Colorful List" w:uiPriority="72"/>
+    <w:lsdException w:name="Colorful Grid" w:uiPriority="73"/>
+    <w:lsdException w:name="Light Shading Accent 1" w:uiPriority="60"/>
+    <w:lsdException w:name="Light List Accent 1" w:uiPriority="61"/>
+    <w:lsdException w:name="Light Grid Accent 1" w:uiPriority="62"/>
+    <w:lsdException w:name="Medium Shading 1 Accent 1" w:uiPriority="63"/>
+    <w:lsdException w:name="Medium Shading 2 Accent 1" w:uiPriority="64"/>
+    <w:lsdException w:name="Medium List 1 Accent 1" w:uiPriority="65"/>
+    <w:lsdException w:name="Revision" w:semiHidden="1"/>
+    <w:lsdException w:name="List Paragraph" w:uiPriority="34" w:qFormat="1"/>
+    <w:lsdException w:name="Quote" w:uiPriority="29" w:qFormat="1"/>
+    <w:lsdException w:name="Intense Quote" w:uiPriority="30" w:qFormat="1"/>
+    <w:lsdException w:name="Medium List 2 Accent 1" w:uiPriority="66"/>
+    <w:lsdException w:name="Medium Grid 1 Accent 1" w:uiPriority="67"/>
+    <w:lsdException w:name="Medium Grid 2 Accent 1" w:uiPriority="68"/>
+    <w:lsdException w:name="Medium Grid 3 Accent 1" w:uiPriority="69"/>
+    <w:lsdException w:name="Dark List Accent 1" w:uiPriority="70"/>
+    <w:lsdException w:name="Colorful Shading Accent 1" w:uiPriority="71"/>
+    <w:lsdException w:name="Colorful List Accent 1" w:uiPriority="72"/>
+    <w:lsdException w:name="Colorful Grid Accent 1" w:uiPriority="73"/>
+    <w:lsdException w:name="Light Shading Accent 2" w:uiPriority="60"/>
+    <w:lsdException w:name="Light List Accent 2" w:uiPriority="61"/>
+    <w:lsdException w:name="Light Grid Accent 2" w:uiPriority="62"/>
+    <w:lsdException w:name="Medium Shading 1 Accent 2" w:uiPriority="63"/>
+    <w:lsdException w:name="Medium Shading 2 Accent 2" w:uiPriority="64"/>
+    <w:lsdException w:name="Medium List 1 Accent 2" w:uiPriority="65"/>
+    <w:lsdException w:name="Medium List 2 Accent 2" w:uiPriority="66"/>
+    <w:lsdException w:name="Medium Grid 1 Accent 2" w:uiPriority="67"/>
+    <w:lsdException w:name="Medium Grid 2 Accent 2" w:uiPriority="68"/>
+    <w:lsdException w:name="Medium Grid 3 Accent 2" w:uiPriority="69"/>
+    <w:lsdException w:name="Dark List Accent 2" w:uiPriority="70"/>
+    <w:lsdException w:name="Colorful Shading Accent 2" w:uiPriority="71"/>
+    <w:lsdException w:name="Colorful List Accent 2" w:uiPriority="72"/>
+    <w:lsdException w:name="Colorful Grid Accent 2" w:uiPriority="73"/>
+    <w:lsdException w:name="Light Shading Accent 3" w:uiPriority="60"/>
+    <w:lsdException w:name="Light List Accent 3" w:uiPriority="61"/>
+    <w:lsdException w:name="Light Grid Accent 3" w:uiPriority="62"/>
+    <w:lsdException w:name="Medium Shading 1 Accent 3" w:uiPriority="63"/>
+    <w:lsdException w:name="Medium Shading 2 Accent 3" w:uiPriority="64"/>
+    <w:lsdException w:name="Medium List 1 Accent 3" w:uiPriority="65"/>
+    <w:lsdException w:name="Medium List 2 Accent 3" w:uiPriority="66"/>
+    <w:lsdException w:name="Medium Grid 1 Accent 3" w:uiPriority="67"/>
+    <w:lsdException w:name="Medium Grid 2 Accent 3" w:uiPriority="68"/>
+    <w:lsdException w:name="Medium Grid 3 Accent 3" w:uiPriority="69"/>
+    <w:lsdException w:name="Dark List Accent 3" w:uiPriority="70"/>
+    <w:lsdException w:name="Colorful Shading Accent 3" w:uiPriority="71"/>
+    <w:lsdException w:name="Colorful List Accent 3" w:uiPriority="72"/>
+    <w:lsdException w:name="Colorful Grid Accent 3" w:uiPriority="73"/>
+    <w:lsdException w:name="Light Shading Accent 4" w:uiPriority="60"/>
+    <w:lsdException w:name="Light List Accent 4" w:uiPriority="61"/>
+    <w:lsdException w:name="Light Grid Accent 4" w:uiPriority="62"/>
+    <w:lsdException w:name="Medium Shading 1 Accent 4" w:uiPriority="63"/>
+    <w:lsdException w:name="Medium Shading 2 Accent 4" w:uiPriority="64"/>
+    <w:lsdException w:name="Medium List 1 Accent 4" w:uiPriority="65"/>
+    <w:lsdException w:name="Medium List 2 Accent 4" w:uiPriority="66"/>
+    <w:lsdException w:name="Medium Grid 1 Accent 4" w:uiPriority="67"/>
+    <w:lsdException w:name="Medium Grid 2 Accent 4" w:uiPriority="68"/>
+    <w:lsdException w:name="Medium Grid 3 Accent 4" w:uiPriority="69"/>
+    <w:lsdException w:name="Dark List Accent 4" w:uiPriority="70"/>
+    <w:lsdException w:name="Colorful Shading Accent 4" w:uiPriority="71"/>
+    <w:lsdException w:name="Colorful List Accent 4" w:uiPriority="72"/>
+    <w:lsdException w:name="Colorful Grid Accent 4" w:uiPriority="73"/>
+    <w:lsdException w:name="Light Shading Accent 5" w:uiPriority="60"/>
+    <w:lsdException w:name="Light List Accent 5" w:uiPriority="61"/>
+    <w:lsdException w:name="Light Grid Accent 5" w:uiPriority="62"/>
+    <w:lsdException w:name="Medium Shading 1 Accent 5" w:uiPriority="63"/>
+    <w:lsdException w:name="Medium Shading 2 Accent 5" w:uiPriority="64"/>
+    <w:lsdException w:name="Medium List 1 Accent 5" w:uiPriority="65"/>
+    <w:lsdException w:name="Medium List 2 Accent 5" w:uiPriority="66"/>
+    <w:lsdException w:name="Medium Grid 1 Accent 5" w:uiPriority="67"/>
+    <w:lsdException w:name="Medium Grid 2 Accent 5" w:uiPriority="68"/>
+    <w:lsdException w:name="Medium Grid 3 Accent 5" w:uiPriority="69"/>
+    <w:lsdException w:name="Dark List Accent 5" w:uiPriority="70"/>
+    <w:lsdException w:name="Colorful Shading Accent 5" w:uiPriority="71"/>
+    <w:lsdException w:name="Colorful List Accent 5" w:uiPriority="72"/>
+    <w:lsdException w:name="Colorful Grid Accent 5" w:uiPriority="73"/>
+    <w:lsdException w:name="Light Shading Accent 6" w:uiPriority="60"/>
+    <w:lsdException w:name="Light List Accent 6" w:uiPriority="61"/>
+    <w:lsdException w:name="Light Grid Accent 6" w:uiPriority="62"/>
+    <w:lsdException w:name="Medium Shading 1 Accent 6" w:uiPriority="63"/>
+    <w:lsdException w:name="Medium Shading 2 Accent 6" w:uiPriority="64"/>
+    <w:lsdException w:name="Medium List 1 Accent 6" w:uiPriority="65"/>
+    <w:lsdException w:name="Medium List 2 Accent 6" w:uiPriority="66"/>
+    <w:lsdException w:name="Medium Grid 1 Accent 6" w:uiPriority="67"/>
+    <w:lsdException w:name="Medium Grid 2 Accent 6" w:uiPriority="68"/>
+    <w:lsdException w:name="Medium Grid 3 Accent 6" w:uiPriority="69"/>
+    <w:lsdException w:name="Dark List Accent 6" w:uiPriority="70"/>
+    <w:lsdException w:name="Colorful Shading Accent 6" w:uiPriority="71"/>
+    <w:lsdException w:name="Colorful List Accent 6" w:uiPriority="72"/>
+    <w:lsdException w:name="Colorful Grid Accent 6" w:uiPriority="73"/>
+    <w:lsdException w:name="Subtle Emphasis" w:uiPriority="19" w:qFormat="1"/>
+    <w:lsdException w:name="Intense Emphasis" w:uiPriority="21" w:qFormat="1"/>
+    <w:lsdException w:name="Subtle Reference" w:uiPriority="31" w:qFormat="1"/>
+    <w:lsdException w:name="Intense Reference" w:uiPriority="32" w:qFormat="1"/>
+    <w:lsdException w:name="Book Title" w:uiPriority="33" w:qFormat="1"/>
+    <w:lsdException w:name="Bibliography" w:semiHidden="1" w:uiPriority="37" w:unhideWhenUsed="1"/>
+    <w:lsdException w:name="TOC Heading" w:semiHidden="1" w:uiPriority="39" w:unhideWhenUsed="1" w:qFormat="1"/>
+    <w:lsdException w:name="Plain Table 1" w:uiPriority="41"/>
+    <w:lsdException w:name="Plain Table 2" w:uiPriority="42"/>
+    <w:lsdException w:name="Plain Table 3" w:uiPriority="43"/>
+    <w:lsdException w:name="Plain Table 4" w:uiPriority="44"/>
+    <w:lsdException w:name="Plain Table 5" w:uiPriority="45"/>
+    <w:lsdException w:name="Grid Table Light" w:uiPriority="40"/>
+    <w:lsdException w:name="Grid Table 1 Light" w:uiPriority="46"/>
+    <w:lsdException w:name="Grid Table 2" w:uiPriority="47"/>
+    <w:lsdException w:name="Grid Table 3" w:uiPriority="48"/>
+    <w:lsdException w:name="Grid Table 4" w:uiPriority="49"/>
+    <w:lsdException w:name="Grid Table 5 Dark" w:uiPriority="50"/>
+    <w:lsdException w:name="Grid Table 6 Colorful" w:uiPriority="51"/>
+    <w:lsdException w:name="Grid Table 7 Colorful" w:uiPriority="52"/>
+    <w:lsdException w:name="Grid Table 1 Light Accent 1" w:uiPriority="46"/>
+    <w:lsdException w:name="Grid Table 2 Accent 1" w:uiPriority="47"/>
+    <w:lsdException w:name="Grid Table 3 Accent 1" w:uiPriority="48"/>
+    <w:lsdException w:name="Grid Table 4 Accent 1" w:uiPriority="49"/>
+    <w:lsdException w:name="Grid Table 5 Dark Accent 1" w:uiPriority="50"/>
+    <w:lsdException w:name="Grid Table 6 Colorful Accent 1" w:uiPriority="51"/>
+    <w:lsdException w:name="Grid Table 7 Colorful Accent 1" w:uiPriority="52"/>
+    <w:lsdException w:name="Grid Table 1 Light Accent 2" w:uiPriority="46"/>
+    <w:lsdException w:name="Grid Table 2 Accent 2" w:uiPriority="47"/>
+    <w:lsdException w:name="Grid Table 3 Accent 2" w:uiPriority="48"/>
+    <w:lsdException w:name="Grid Table 4 Accent 2" w:uiPriority="49"/>
+    <w:lsdException w:name="Grid Table 5 Dark Accent 2" w:uiPriority="50"/>
+    <w:lsdException w:name="Grid Table 6 Colorful Accent 2" w:uiPriority="51"/>
+    <w:lsdException w:name="Grid Table 7 Colorful Accent 2" w:uiPriority="52"/>
+    <w:lsdException w:name="Grid Table 1 Light Accent 3" w:uiPriority="46"/>
+    <w:lsdException w:name="Grid Table 2 Accent 3" w:uiPriority="47"/>
+    <w:lsdException w:name="Grid Table 3 Accent 3" w:uiPriority="48"/>
+    <w:lsdException w:name="Grid Table 4 Accent 3" w:uiPriority="49"/>
+    <w:lsdException w:name="Grid Table 5 Dark Accent 3" w:uiPriority="50"/>
+    <w:lsdException w:name="Grid Table 6 Colorful Accent 3" w:uiPriority="51"/>
+    <w:lsdException w:name="Grid Table 7 Colorful Accent 3" w:uiPriority="52"/>
+    <w:lsdException w:name="Grid Table 1 Light Accent 4" w:uiPriority="46"/>
+    <w:lsdException w:name="Grid Table 2 Accent 4" w:uiPriority="47"/>
+    <w:lsdException w:name="Grid Table 3 Accent 4" w:uiPriority="48"/>
+    <w:lsdException w:name="Grid Table 4 Accent 4" w:uiPriority="49"/>
+    <w:lsdException w:name="Grid Table 5 Dark Accent 4" w:uiPriority="50"/>
+    <w:lsdException w:name="Grid Table 6 Colorful Accent 4" w:uiPriority="51"/>
+    <w:lsdException w:name="Grid Table 7 Colorful Accent 4" w:uiPriority="52"/>
+    <w:lsdException w:name="Grid Table 1 Light Accent 5" w:uiPriority="46"/>
+    <w:lsdException w:name="Grid Table 2 Accent 5" w:uiPriority="47"/>
+    <w:lsdException w:name="Grid Table 3 Accent 5" w:uiPriority="48"/>
+    <w:lsdException w:name="Grid Table 4 Accent 5" w:uiPriority="49"/>
+    <w:lsdException w:name="Grid Table 5 Dark Accent 5" w:uiPriority="50"/>
+    <w:lsdException w:name="Grid Table 6 Colorful Accent 5" w:uiPriority="51"/>
+    <w:lsdException w:name="Grid Table 7 Colorful Accent 5" w:uiPriority="52"/>
+    <w:lsdException w:name="Grid Table 1 Light Accent 6" w:uiPriority="46"/>
+    <w:lsdException w:name="Grid Table 2 Accent 6" w:uiPriority="47"/>
+    <w:lsdException w:name="Grid Table 3 Accent 6" w:uiPriority="48"/>
+    <w:lsdException w:name="Grid Table 4 Accent 6" w:uiPriority="49"/>
+    <w:lsdException w:name="Grid Table 5 Dark Accent 6" w:uiPriority="50"/>
+    <w:lsdException w:name="Grid Table 6 Colorful Accent 6" w:uiPriority="51"/>
+    <w:lsdException w:name="Grid Table 7 Colorful Accent 6" w:uiPriority="52"/>
+    <w:lsdException w:name="List Table 1 Light" w:uiPriority="46"/>
+    <w:lsdException w:name="List Table 2" w:uiPriority="47"/>
+    <w:lsdException w:name="List Table 3" w:uiPriority="48"/>
+    <w:lsdException w:name="List Table 4" w:uiPriority="49"/>
+    <w:lsdException w:name="List Table 5 Dark" w:uiPriority="50"/>
+    <w:lsdException w:name="List Table 6 Colorful" w:uiPriority="51"/>
+    <w:lsdException w:name="List Table 7 Colorful" w:uiPriority="52"/>
+    <w:lsdException w:name="List Table 1 Light Accent 1" w:uiPriority="46"/>
+    <w:lsdException w:name="List Table 2 Accent 1" w:uiPriority="47"/>
+    <w:lsdException w:name="List Table 3 Accent 1" w:uiPriority="48"/>
+    <w:lsdException w:name="List Table 4 Accent 1" w:uiPriority="49"/>
+    <w:lsdException w:name="List Table 5 Dark Accent 1" w:uiPriority="50"/>
+    <w:lsdException w:name="List Table 6 Colorful Accent 1" w:uiPriority="51"/>
+    <w:lsdException w:name="List Table 7 Colorful Accent 1" w:uiPriority="52"/>
+    <w:lsdException w:name="List Table 1 Light Accent 2" w:uiPriority="46"/>
+    <w:lsdException w:name="List Table 2 Accent 2" w:uiPriority="47"/>
+    <w:lsdException w:name="List Table 3 Accent 2" w:uiPriority="48"/>
+    <w:lsdException w:name="List Table 4 Accent 2" w:uiPriority="49"/>
+    <w:lsdException w:name="List Table 5 Dark Accent 2" w:uiPriority="50"/>
+    <w:lsdException w:name="List Table 6 Colorful Accent 2" w:uiPriority="51"/>
+    <w:lsdException w:name="List Table 7 Colorful Accent 2" w:uiPriority="52"/>
+    <w:lsdException w:name="List Table 1 Light Accent 3" w:uiPriority="46"/>
+    <w:lsdException w:name="List Table 2 Accent 3" w:uiPriority="47"/>
+    <w:lsdException w:name="List Table 3 Accent 3" w:uiPriority="48"/>
+    <w:lsdException w:name="List Table 4 Accent 3" w:uiPriority="49"/>
+    <w:lsdException w:name="List Table 5 Dark Accent 3" w:uiPriority="50"/>
+    <w:lsdException w:name="List Table 6 Colorful Accent 3" w:uiPriority="51"/>
+    <w:lsdException w:name="List Table 7 Colorful Accent 3" w:uiPriority="52"/>
+    <w:lsdException w:name="List Table 1 Light Accent 4" w:uiPriority="46"/>
+    <w:lsdException w:name="List Table 2 Accent 4" w:uiPriority="47"/>
+    <w:lsdException w:name="List Table 3 Accent 4" w:uiPriority="48"/>
+    <w:lsdException w:name="List Table 4 Accent 4" w:uiPriority="49"/>
+    <w:lsdException w:name="List Table 5 Dark Accent 4" w:uiPriority="50"/>
+    <w:lsdException w:name="List Table 6 Colorful Accent 4" w:uiPriority="51"/>
+    <w:lsdException w:name="List Table 7 Colorful Accent 4" w:uiPriority="52"/>
+    <w:lsdException w:name="List Table 1 Light Accent 5" w:uiPriority="46"/>
+    <w:lsdException w:name="List Table 2 Accent 5" w:uiPriority="47"/>
+    <w:lsdException w:name="List Table 3 Accent 5" w:uiPriority="48"/>
+    <w:lsdException w:name="List Table 4 Accent 5" w:uiPriority="49"/>
+    <w:lsdException w:name="List Table 5 Dark Accent 5" w:uiPriority="50"/>
+    <w:lsdException w:name="List Table 6 Colorful Accent 5" w:uiPriority="51"/>
+    <w:lsdException w:name="List Table 7 Colorful Accent 5" w:uiPriority="52"/>
+    <w:lsdException w:name="List Table 1 Light Accent 6" w:uiPriority="46"/>
+    <w:lsdException w:name="List Table 2 Accent 6" w:uiPriority="47"/>
+    <w:lsdException w:name="List Table 3 Accent 6" w:uiPriority="48"/>
+    <w:lsdException w:name="List Table 4 Accent 6" w:uiPriority="49"/>
+    <w:lsdException w:name="List Table 5 Dark Accent 6" w:uiPriority="50"/>
+    <w:lsdException w:name="List Table 6 Colorful Accent 6" w:uiPriority="51"/>
+    <w:lsdException w:name="List Table 7 Colorful Accent 6" w:uiPriority="52"/>
+    <w:lsdException w:name="Mention" w:semiHidden="1" w:unhideWhenUsed="1"/>
+    <w:lsdException w:name="Smart Hyperlink" w:semiHidden="1" w:unhideWhenUsed="1"/>
+    <w:lsdException w:name="Hashtag" w:semiHidden="1" w:unhideWhenUsed="1"/>
+    <w:lsdException w:name="Unresolved Mention" w:semiHidden="1" w:unhideWhenUsed="1"/>
+    <w:lsdException w:name="Smart Link" w:semiHidden="1" w:unhideWhenUsed="1"/>
+  </w:latentStyles>
+  <w:style w:type="paragraph" w:default="1" w:styleId="Normal">
     <w:name w:val="Normal"/>
     <w:qFormat/>
   </w:style>
-  <w:style w:type="table" w:styleId="TableNormal" w:default="true">
-    <w:name w:val="Normal Table"/>
-    <w:uiPriority w:val="99"/>
-    <w:semiHidden/>
-    <w:unhideWhenUsed/>
-    <w:tblPr>
-      <w:tblInd w:type="dxa" w:w="0"/>
-      <w:tblCellMar>
-        <w:top w:type="dxa" w:w="0"/>
-        <w:left w:type="dxa" w:w="108"/>
-        <w:bottom w:type="dxa" w:w="0"/>
-        <w:right w:type="dxa" w:w="108"/>
-      </w:tblCellMar>
-    </w:tblPr>
-  </w:style>
-  <w:style w:type="paragraph" w:styleId="Title">
-    <w:name w:val="Title"/>
+  <w:style w:type="paragraph" w:styleId="Heading1">
+    <w:name w:val="heading 1"/>
     <w:basedOn w:val="Normal"/>
     <w:next w:val="Normal"/>
+    <w:uiPriority w:val="9"/>
     <w:qFormat/>
+    <w:pPr>
+      <w:pBdr>
+        <w:bottom w:val="single" w:sz="8" w:space="4" w:color="C4161C"/>
+      </w:pBdr>
+      <w:spacing w:after="200"/>
+      <w:outlineLvl w:val="0"/>
+    </w:pPr>
     <w:rPr>
-      <w:sz w:val="56"/>
-      <w:szCs w:val="56"/>
+      <w:b/>
+      <w:bCs/>
+      <w:color w:val="C4161C"/>
+      <w:sz w:val="36"/>
+      <w:szCs w:val="36"/>
+    </w:rPr>
+  </w:style>
+  <w:style w:type="paragraph" w:styleId="Heading2">
+    <w:name w:val="heading 2"/>
+    <w:basedOn w:val="Normal"/>
+    <w:next w:val="Normal"/>
+    <w:uiPriority w:val="9"/>
+    <w:unhideWhenUsed/>
+    <w:qFormat/>
+    <w:pPr>
+      <w:keepNext/>
+      <w:spacing w:before="280" w:after="120"/>
+      <w:outlineLvl w:val="1"/>
+    </w:pPr>
+    <w:rPr>
+      <w:b/>
+      <w:bCs/>
+      <w:sz w:val="28"/>
+      <w:szCs w:val="28"/>
+    </w:rPr>
+  </w:style>
+  <w:style w:type="paragraph" w:styleId="Heading3">
+    <w:name w:val="heading 3"/>
+    <w:basedOn w:val="Normal"/>
+    <w:next w:val="Normal"/>
+    <w:uiPriority w:val="9"/>
+    <w:unhideWhenUsed/>
+    <w:qFormat/>
+    <w:pPr>
+      <w:keepNext/>
+      <w:spacing w:before="200" w:after="80"/>
+      <w:outlineLvl w:val="2"/>
+    </w:pPr>
+    <w:rPr>
+      <w:b/>
+      <w:bCs/>
+      <w:color w:val="C4161C"/>
+      <w:sz w:val="24"/>
+      <w:szCs w:val="24"/>
     </w:rPr>
   </w:style>
   <w:style w:type="paragraph" w:styleId="Heading4">
-    <w:name w:val="Heading 4"/>
+    <w:name w:val="heading 4"/>
     <w:basedOn w:val="Normal"/>
     <w:next w:val="Normal"/>
+    <w:uiPriority w:val="9"/>
+    <w:semiHidden/>
+    <w:unhideWhenUsed/>
     <w:qFormat/>
+    <w:pPr>
+      <w:outlineLvl w:val="3"/>
+    </w:pPr>
     <w:rPr>
       <w:i/>
       <w:iCs/>
@@ -2934,25 +4162,75 @@
     </w:rPr>
   </w:style>
   <w:style w:type="paragraph" w:styleId="Heading5">
-    <w:name w:val="Heading 5"/>
+    <w:name w:val="heading 5"/>
     <w:basedOn w:val="Normal"/>
     <w:next w:val="Normal"/>
+    <w:uiPriority w:val="9"/>
+    <w:semiHidden/>
+    <w:unhideWhenUsed/>
     <w:qFormat/>
+    <w:pPr>
+      <w:outlineLvl w:val="4"/>
+    </w:pPr>
     <w:rPr>
       <w:color w:val="2E74B5"/>
     </w:rPr>
   </w:style>
   <w:style w:type="paragraph" w:styleId="Heading6">
-    <w:name w:val="Heading 6"/>
+    <w:name w:val="heading 6"/>
     <w:basedOn w:val="Normal"/>
     <w:next w:val="Normal"/>
+    <w:uiPriority w:val="9"/>
+    <w:semiHidden/>
+    <w:unhideWhenUsed/>
     <w:qFormat/>
+    <w:pPr>
+      <w:outlineLvl w:val="5"/>
+    </w:pPr>
     <w:rPr>
       <w:color w:val="1F4D78"/>
     </w:rPr>
   </w:style>
-  <w:style w:type="paragraph" w:styleId="Strong">
-    <w:name w:val="Strong"/>
+  <w:style w:type="character" w:default="1" w:styleId="DefaultParagraphFont">
+    <w:name w:val="Default Paragraph Font"/>
+    <w:uiPriority w:val="1"/>
+    <w:semiHidden/>
+    <w:unhideWhenUsed/>
+  </w:style>
+  <w:style w:type="table" w:default="1" w:styleId="TableNormal">
+    <w:name w:val="Normal Table"/>
+    <w:uiPriority w:val="99"/>
+    <w:semiHidden/>
+    <w:unhideWhenUsed/>
+    <w:tblPr>
+      <w:tblInd w:w="0" w:type="dxa"/>
+      <w:tblCellMar>
+        <w:top w:w="0" w:type="dxa"/>
+        <w:left w:w="108" w:type="dxa"/>
+        <w:bottom w:w="0" w:type="dxa"/>
+        <w:right w:w="108" w:type="dxa"/>
+      </w:tblCellMar>
+    </w:tblPr>
+  </w:style>
+  <w:style w:type="numbering" w:default="1" w:styleId="NoList">
+    <w:name w:val="No List"/>
+    <w:uiPriority w:val="99"/>
+    <w:semiHidden/>
+    <w:unhideWhenUsed/>
+  </w:style>
+  <w:style w:type="paragraph" w:styleId="Title">
+    <w:name w:val="Title"/>
+    <w:basedOn w:val="Normal"/>
+    <w:next w:val="Normal"/>
+    <w:uiPriority w:val="10"/>
+    <w:qFormat/>
+    <w:rPr>
+      <w:sz w:val="56"/>
+      <w:szCs w:val="56"/>
+    </w:rPr>
+  </w:style>
+  <w:style w:type="paragraph" w:customStyle="1" w:styleId="Strong1">
+    <w:name w:val="Strong1"/>
     <w:basedOn w:val="Normal"/>
     <w:next w:val="Normal"/>
     <w:qFormat/>
@@ -2968,7 +4246,6 @@
   </w:style>
   <w:style w:type="character" w:styleId="Hyperlink">
     <w:name w:val="Hyperlink"/>
-    <w:basedOn w:val="DefaultParagraphFont"/>
     <w:uiPriority w:val="99"/>
     <w:unhideWhenUsed/>
     <w:rPr>
@@ -2978,7 +4255,6 @@
   </w:style>
   <w:style w:type="character" w:styleId="FootnoteReference">
     <w:name w:val="footnote reference"/>
-    <w:basedOn w:val="DefaultParagraphFont"/>
     <w:uiPriority w:val="99"/>
     <w:semiHidden/>
     <w:unhideWhenUsed/>
@@ -2994,16 +4270,15 @@
     <w:semiHidden/>
     <w:unhideWhenUsed/>
     <w:pPr>
-      <w:spacing w:after="0" w:line="240" w:lineRule="auto"/>
+      <w:spacing w:line="240" w:lineRule="auto"/>
     </w:pPr>
     <w:rPr>
       <w:sz w:val="20"/>
       <w:szCs w:val="20"/>
     </w:rPr>
   </w:style>
-  <w:style w:type="character" w:styleId="FootnoteTextChar">
+  <w:style w:type="character" w:customStyle="1" w:styleId="FootnoteTextChar">
     <w:name w:val="Footnote Text Char"/>
-    <w:basedOn w:val="DefaultParagraphFont"/>
     <w:link w:val="FootnoteText"/>
     <w:uiPriority w:val="99"/>
     <w:semiHidden/>
@@ -3015,7 +4290,6 @@
   </w:style>
   <w:style w:type="character" w:styleId="EndnoteReference">
     <w:name w:val="endnote reference"/>
-    <w:basedOn w:val="DefaultParagraphFont"/>
     <w:uiPriority w:val="99"/>
     <w:semiHidden/>
     <w:unhideWhenUsed/>
@@ -3031,16 +4305,15 @@
     <w:semiHidden/>
     <w:unhideWhenUsed/>
     <w:pPr>
-      <w:spacing w:after="0" w:line="240" w:lineRule="auto"/>
+      <w:spacing w:line="240" w:lineRule="auto"/>
     </w:pPr>
     <w:rPr>
       <w:sz w:val="20"/>
       <w:szCs w:val="20"/>
     </w:rPr>
   </w:style>
-  <w:style w:type="character" w:styleId="EndnoteTextChar">
+  <w:style w:type="character" w:customStyle="1" w:styleId="EndnoteTextChar">
     <w:name w:val="Endnote Text Char"/>
-    <w:basedOn w:val="DefaultParagraphFont"/>
     <w:link w:val="EndnoteText"/>
     <w:uiPriority w:val="99"/>
     <w:semiHidden/>
@@ -3048,65 +4321,6 @@
     <w:rPr>
       <w:sz w:val="20"/>
       <w:szCs w:val="20"/>
-    </w:rPr>
-  </w:style>
-  <w:style w:type="paragraph" w:styleId="Heading1">
-    <w:name w:val="Heading 1"/>
-    <w:basedOn w:val="Normal"/>
-    <w:next w:val="Normal"/>
-    <w:qFormat/>
-    <w:pPr>
-      <w:pBdr>
-        <w:bottom w:val="single" w:color="C4161C" w:sz="8" w:space="4"/>
-      </w:pBdr>
-      <w:spacing w:after="200" w:before="0"/>
-      <w:outlineLvl w:val="0"/>
-    </w:pPr>
-    <w:rPr>
-      <w:rFonts w:ascii="Calibri" w:cs="Calibri" w:eastAsia="Calibri" w:hAnsi="Calibri"/>
-      <w:b/>
-      <w:bCs/>
-      <w:color w:val="C4161C"/>
-      <w:sz w:val="36"/>
-      <w:szCs w:val="36"/>
-    </w:rPr>
-  </w:style>
-  <w:style w:type="paragraph" w:styleId="Heading2">
-    <w:name w:val="Heading 2"/>
-    <w:basedOn w:val="Normal"/>
-    <w:next w:val="Normal"/>
-    <w:qFormat/>
-    <w:pPr>
-      <w:keepNext/>
-      <w:spacing w:after="120" w:before="280"/>
-      <w:outlineLvl w:val="1"/>
-    </w:pPr>
-    <w:rPr>
-      <w:rFonts w:ascii="Calibri" w:cs="Calibri" w:eastAsia="Calibri" w:hAnsi="Calibri"/>
-      <w:b/>
-      <w:bCs/>
-      <w:color w:val="1F2937"/>
-      <w:sz w:val="28"/>
-      <w:szCs w:val="28"/>
-    </w:rPr>
-  </w:style>
-  <w:style w:type="paragraph" w:styleId="Heading3">
-    <w:name w:val="Heading 3"/>
-    <w:basedOn w:val="Normal"/>
-    <w:next w:val="Normal"/>
-    <w:qFormat/>
-    <w:pPr>
-      <w:keepNext/>
-      <w:spacing w:after="80" w:before="200"/>
-      <w:outlineLvl w:val="2"/>
-    </w:pPr>
-    <w:rPr>
-      <w:rFonts w:ascii="Calibri" w:cs="Calibri" w:eastAsia="Calibri" w:hAnsi="Calibri"/>
-      <w:b/>
-      <w:bCs/>
-      <w:color w:val="C4161C"/>
-      <w:sz w:val="24"/>
-      <w:szCs w:val="24"/>
     </w:rPr>
   </w:style>
 </w:styles>
@@ -3264,7 +4478,7 @@
         <a:solidFill>
           <a:schemeClr val="phClr"/>
         </a:solidFill>
-        <a:gradFill rotWithShape="true">
+        <a:gradFill rotWithShape="1">
           <a:gsLst>
             <a:gs pos="0">
               <a:schemeClr val="phClr">
@@ -3288,9 +4502,9 @@
               </a:schemeClr>
             </a:gs>
           </a:gsLst>
-          <a:lin ang="5400000" scaled="false"/>
+          <a:lin ang="5400000" scaled="0"/>
         </a:gradFill>
-        <a:gradFill rotWithShape="true">
+        <a:gradFill rotWithShape="1">
           <a:gsLst>
             <a:gs pos="0">
               <a:schemeClr val="phClr">
@@ -3314,7 +4528,7 @@
               </a:schemeClr>
             </a:gs>
           </a:gsLst>
-          <a:lin ang="5400000" scaled="false"/>
+          <a:lin ang="5400000" scaled="0"/>
         </a:gradFill>
       </a:fillStyleLst>
       <a:lnStyleLst>
@@ -3349,7 +4563,7 @@
         </a:effectStyle>
         <a:effectStyle>
           <a:effectLst>
-            <a:outerShdw blurRad="57150" dist="19050" dir="5400000" algn="ctr" rotWithShape="false">
+            <a:outerShdw blurRad="57150" dist="19050" dir="5400000" algn="ctr" rotWithShape="0">
               <a:srgbClr val="000000">
                 <a:alpha val="63000"/>
               </a:srgbClr>
@@ -3367,7 +4581,7 @@
             <a:satMod val="170000"/>
           </a:schemeClr>
         </a:solidFill>
-        <a:gradFill rotWithShape="true">
+        <a:gradFill rotWithShape="1">
           <a:gsLst>
             <a:gs pos="0">
               <a:schemeClr val="phClr">
@@ -3392,7 +4606,7 @@
               </a:schemeClr>
             </a:gs>
           </a:gsLst>
-          <a:lin ang="5400000" scaled="false"/>
+          <a:lin ang="5400000" scaled="0"/>
         </a:gradFill>
       </a:bgFillStyleLst>
     </a:fmtScheme>

--- a/docs/EAERP_Quick_Guide.docx
+++ b/docs/EAERP_Quick_Guide.docx
@@ -78,7 +78,7 @@
         <w:spacing w:after="200"/>
       </w:pPr>
       <w:r>
-        <w:t>Version 2 · October 2026: adds live staff location, WhatsApp through Interakt and the customer app (section 11).</w:t>
+        <w:t xml:space="preserve">Version 3 · October 2026: adds the WhatsApp inbox and Interakt in the CRM (section 2, 10) and fleet cabs &amp; drivers (section 12).</w:t>
       </w:r>
     </w:p>
     <w:p>
@@ -980,6 +980,134 @@
           <w:b/>
           <w:bCs/>
         </w:rPr>
+        <w:t xml:space="preserve">WhatsApp Inbox</w:t>
+      </w:r>
+      <w:r>
+        <w:t xml:space="preserve"> (CRM › WhatsApp Inbox, when Interakt is on) — customers' and leads' WhatsApp chats.</w:t>
+      </w:r>
+    </w:p>
+    <w:p>
+      <w:pPr>
+        <w:pStyle w:val="ListParagraph"/>
+        <w:numPr>
+          <w:ilvl w:val="0"/>
+          <w:numId w:val="2"/>
+        </w:numPr>
+        <w:spacing w:after="60"/>
+      </w:pPr>
+      <w:r>
+        <w:rPr>
+          <w:b/>
+          <w:bCs/>
+        </w:rPr>
+        <w:t xml:space="preserve">Mine</w:t>
+      </w:r>
+      <w:r>
+        <w:t xml:space="preserve"> = your leads, your open jobs' customers, chats given to you; </w:t>
+      </w:r>
+      <w:r>
+        <w:rPr>
+          <w:b/>
+          <w:bCs/>
+        </w:rPr>
+        <w:t xml:space="preserve">Nobody's</w:t>
+      </w:r>
+      <w:r>
+        <w:t xml:space="preserve"> = not taken yet (Give to… yourself); managers also see </w:t>
+      </w:r>
+      <w:r>
+        <w:rPr>
+          <w:b/>
+          <w:bCs/>
+        </w:rPr>
+        <w:t xml:space="preserve">All</w:t>
+      </w:r>
+      <w:r>
+        <w:t xml:space="preserve">. Unread chats show a green number and ring your bell.</w:t>
+      </w:r>
+    </w:p>
+    <w:p>
+      <w:pPr>
+        <w:pStyle w:val="ListParagraph"/>
+        <w:numPr>
+          <w:ilvl w:val="0"/>
+          <w:numId w:val="2"/>
+        </w:numPr>
+        <w:spacing w:after="60"/>
+      </w:pPr>
+      <w:r>
+        <w:rPr>
+          <w:b/>
+          <w:bCs/>
+        </w:rPr>
+        <w:t xml:space="preserve">Someone new writes in → a lead is made by itself</w:t>
+      </w:r>
+      <w:r>
+        <w:t xml:space="preserve"> (source WhatsApp chat), given to the next executive. A chat starting with a campaign's WhatsApp start text becomes that campaign's lead. A customer with a car in the workshop goes to that job's advisor.</w:t>
+      </w:r>
+    </w:p>
+    <w:p>
+      <w:pPr>
+        <w:pStyle w:val="ListParagraph"/>
+        <w:numPr>
+          <w:ilvl w:val="0"/>
+          <w:numId w:val="2"/>
+        </w:numPr>
+        <w:spacing w:after="60"/>
+      </w:pPr>
+      <w:r>
+        <w:rPr>
+          <w:b/>
+          <w:bCs/>
+        </w:rPr>
+        <w:t xml:space="preserve">Reply</w:t>
+      </w:r>
+      <w:r>
+        <w:t xml:space="preserve"> with text, a photo or a PDF for </w:t>
+      </w:r>
+      <w:r>
+        <w:rPr>
+          <w:b/>
+          <w:bCs/>
+        </w:rPr>
+        <w:t xml:space="preserve">24 hours after their last message</w:t>
+      </w:r>
+      <w:r>
+        <w:t xml:space="preserve">; after that only a template (e.g. Chat opener) — their reply opens the chat again. Ticks: ✓ sent, ✓✓ delivered, blue ✓✓ read, ⚠ not delivered.</w:t>
+      </w:r>
+    </w:p>
+    <w:p>
+      <w:pPr>
+        <w:pStyle w:val="ListParagraph"/>
+        <w:numPr>
+          <w:ilvl w:val="0"/>
+          <w:numId w:val="2"/>
+        </w:numPr>
+        <w:spacing w:after="60"/>
+      </w:pPr>
+      <w:r>
+        <w:t xml:space="preserve">Button taps on our messages (</w:t>
+      </w:r>
+      <w:r>
+        <w:rPr>
+          <w:b/>
+          <w:bCs/>
+        </w:rPr>
+        <w:t xml:space="preserve">Interested / Call me / Not now</w:t>
+      </w:r>
+      <w:r>
+        <w:t xml:space="preserve">) move the lead by themselves. The lead page shows the same chat.</w:t>
+      </w:r>
+    </w:p>
+    <w:p>
+      <w:pPr>
+        <w:spacing w:after="120"/>
+      </w:pPr>
+      <w:r>
+        <w:rPr>
+          <w:b/>
+          <w:bCs/>
+        </w:rPr>
         <w:t>Bookings</w:t>
       </w:r>
       <w:r>
@@ -2613,30 +2741,75 @@
           <w:b/>
           <w:bCs/>
         </w:rPr>
-        <w:t>WhatsApp (owner)</w:t>
-      </w:r>
-      <w:r>
-        <w:t xml:space="preserve"> — </w:t>
-      </w:r>
-      <w:r>
-        <w:rPr>
-          <w:b/>
-          <w:bCs/>
-        </w:rPr>
-        <w:t>Share links</w:t>
-      </w:r>
-      <w:r>
-        <w:t xml:space="preserve"> (default: staff tap to send from the workshop phone) or </w:t>
-      </w:r>
-      <w:r>
-        <w:rPr>
-          <w:b/>
-          <w:bCs/>
-        </w:rPr>
-        <w:t>Interakt</w:t>
-      </w:r>
-      <w:r>
-        <w:t xml:space="preserve"> (WhatsApp Business API). For Interakt: paste the API key, put the webhook URL into Interakt, then for each message under *Templates* copy the "Text for Interakt", get it approved and enter its name. Approved messages go by themselves with delivered / read ticks; the rest stay in Messages to send. Switch back any time.</w:t>
+        <w:t xml:space="preserve">Fleet cabs</w:t>
+      </w:r>
+      <w:r>
+        <w:t xml:space="preserve"> (same page) — how much a fleet's driver may approve per job, and how close to its service (km) a cab gets before the owner and drivers are reminded.</w:t>
+      </w:r>
+    </w:p>
+    <w:p>
+      <w:pPr>
+        <w:spacing w:after="120"/>
+      </w:pPr>
+      <w:r>
+        <w:rPr>
+          <w:b/>
+          <w:bCs/>
+        </w:rPr>
+        <w:t xml:space="preserve">WhatsApp &amp; Interakt (owner)</w:t>
+      </w:r>
+      <w:r>
+        <w:t xml:space="preserve"> — Settings › CRM › WhatsApp &amp; Interakt (was Settings › WhatsApp). </w:t>
+      </w:r>
+      <w:r>
+        <w:rPr>
+          <w:b/>
+          <w:bCs/>
+        </w:rPr>
+        <w:t xml:space="preserve">Connection</w:t>
+      </w:r>
+      <w:r>
+        <w:t xml:space="preserve">: share links (default) or </w:t>
+      </w:r>
+      <w:r>
+        <w:rPr>
+          <w:b/>
+          <w:bCs/>
+        </w:rPr>
+        <w:t xml:space="preserve">Interakt</w:t>
+      </w:r>
+      <w:r>
+        <w:t xml:space="preserve">; paste the API key, put the webhook URL and the same secret key in Interakt; switches for new chats → leads, contacts / events to Interakt, give chats in Interakt too. "What Interakt has sent us" shows whether chats, ticks and taps arrive (incoming chats need Interakt's higher plan). </w:t>
+      </w:r>
+      <w:r>
+        <w:rPr>
+          <w:b/>
+          <w:bCs/>
+        </w:rPr>
+        <w:t xml:space="preserve">Templates &amp; buttons</w:t>
+      </w:r>
+      <w:r>
+        <w:t xml:space="preserve">: Fetch from Interakt, pick the approved template for each message, choose what each quick-reply button does. </w:t>
+      </w:r>
+      <w:r>
+        <w:rPr>
+          <w:b/>
+          <w:bCs/>
+        </w:rPr>
+        <w:t xml:space="preserve">Contacts &amp; events</w:t>
+      </w:r>
+      <w:r>
+        <w:t xml:space="preserve">: leads and customers go to Interakt every 15 minutes; events (LeadCreated, BookingConfirmed, JobDelivered, ServiceDue…) can start Interakt campaigns; </w:t>
+      </w:r>
+      <w:r>
+        <w:rPr>
+          <w:b/>
+          <w:bCs/>
+        </w:rPr>
+        <w:t xml:space="preserve">Send all contacts now</w:t>
+      </w:r>
+      <w:r>
+        <w:t xml:space="preserve"> once.</w:t>
       </w:r>
     </w:p>
     <w:p>
@@ -3027,6 +3200,270 @@
       </w:r>
       <w:r>
         <w:t>The assistant gives likely causes and price ranges from our own price lists, never a diagnosis or a quote; the workshop's inspection decides. It stays off until the owner switches it on.</w:t>
+      </w:r>
+    </w:p>
+    <w:p>
+      <w:pPr>
+        <w:spacing w:after="120"/>
+      </w:pPr>
+    </w:p>
+    <w:p>
+      <w:pPr>
+        <w:pStyle w:val="Heading1"/>
+      </w:pPr>
+      <w:r>
+        <w:t xml:space="preserve">12. Fleet cabs &amp; drivers (advisors, managers) — Customers and Customers › Fleet Reports</w:t>
+      </w:r>
+    </w:p>
+    <w:p>
+      <w:pPr>
+        <w:pStyle w:val="ListParagraph"/>
+        <w:numPr>
+          <w:ilvl w:val="0"/>
+          <w:numId w:val="2"/>
+        </w:numPr>
+        <w:spacing w:after="60"/>
+      </w:pPr>
+      <w:r>
+        <w:rPr>
+          <w:b/>
+          <w:bCs/>
+        </w:rPr>
+        <w:t xml:space="preserve">Make a cab owner a fleet</w:t>
+      </w:r>
+      <w:r>
+        <w:t xml:space="preserve">: customer page › </w:t>
+      </w:r>
+      <w:r>
+        <w:rPr>
+          <w:b/>
+          <w:bCs/>
+        </w:rPr>
+        <w:t xml:space="preserve">Fleet</w:t>
+      </w:r>
+      <w:r>
+        <w:t xml:space="preserve"> card › tick </w:t>
+      </w:r>
+      <w:r>
+        <w:rPr>
+          <w:b/>
+          <w:bCs/>
+        </w:rPr>
+        <w:t xml:space="preserve">Cab fleet</w:t>
+      </w:r>
+      <w:r>
+        <w:t xml:space="preserve">. Add the cabs as vehicles, then </w:t>
+      </w:r>
+      <w:r>
+        <w:rPr>
+          <w:b/>
+          <w:bCs/>
+        </w:rPr>
+        <w:t xml:space="preserve">Add driver</w:t>
+      </w:r>
+      <w:r>
+        <w:t xml:space="preserve"> (name, mobile, their cabs). The owner can also add drivers in the app.</w:t>
+      </w:r>
+    </w:p>
+    <w:p>
+      <w:pPr>
+        <w:pStyle w:val="ListParagraph"/>
+        <w:numPr>
+          <w:ilvl w:val="0"/>
+          <w:numId w:val="2"/>
+        </w:numPr>
+        <w:spacing w:after="60"/>
+      </w:pPr>
+      <w:r>
+        <w:rPr>
+          <w:b/>
+          <w:bCs/>
+        </w:rPr>
+        <w:t xml:space="preserve">Drivers sign in</w:t>
+      </w:r>
+      <w:r>
+        <w:t xml:space="preserve"> to the customer app with their own number (code read out from the fleet's Customer app card) or their job link. They see only their cabs; no wallet, no adding cars.</w:t>
+      </w:r>
+    </w:p>
+    <w:p>
+      <w:pPr>
+        <w:pStyle w:val="ListParagraph"/>
+        <w:numPr>
+          <w:ilvl w:val="0"/>
+          <w:numId w:val="2"/>
+        </w:numPr>
+        <w:spacing w:after="60"/>
+      </w:pPr>
+      <w:r>
+        <w:rPr>
+          <w:b/>
+          <w:bCs/>
+        </w:rPr>
+        <w:t xml:space="preserve">Driver's limit</w:t>
+      </w:r>
+      <w:r>
+        <w:t xml:space="preserve">: a driver approves extra work up to a total per job (default in Settings › App Address &amp; Customer App, or the fleet's own). Above it the owner is asked (app + WhatsApp) and the advisor gets a bell. Drivers may decline; they can't change the owner's answers.</w:t>
+      </w:r>
+    </w:p>
+    <w:p>
+      <w:pPr>
+        <w:pStyle w:val="ListParagraph"/>
+        <w:numPr>
+          <w:ilvl w:val="0"/>
+          <w:numId w:val="2"/>
+        </w:numPr>
+        <w:spacing w:after="60"/>
+      </w:pPr>
+      <w:r>
+        <w:rPr>
+          <w:b/>
+          <w:bCs/>
+        </w:rPr>
+        <w:t xml:space="preserve">Job card</w:t>
+      </w:r>
+      <w:r>
+        <w:t xml:space="preserve">: choose the </w:t>
+      </w:r>
+      <w:r>
+        <w:rPr>
+          <w:b/>
+          <w:bCs/>
+        </w:rPr>
+        <w:t xml:space="preserve">Driver who brought the cab</w:t>
+      </w:r>
+      <w:r>
+        <w:t xml:space="preserve">; they get the stages in the app and a WhatsApp "cab ready" message. Fleets pay per job as usual.</w:t>
+      </w:r>
+    </w:p>
+    <w:p>
+      <w:pPr>
+        <w:pStyle w:val="ListParagraph"/>
+        <w:numPr>
+          <w:ilvl w:val="0"/>
+          <w:numId w:val="2"/>
+        </w:numPr>
+        <w:spacing w:after="60"/>
+      </w:pPr>
+      <w:r>
+        <w:rPr>
+          <w:b/>
+          <w:bCs/>
+        </w:rPr>
+        <w:t xml:space="preserve">Fleet Reports</w:t>
+      </w:r>
+      <w:r>
+        <w:t xml:space="preserve">: problems drivers report (breakdowns first, with photos, km and location) → </w:t>
+      </w:r>
+      <w:r>
+        <w:rPr>
+          <w:b/>
+          <w:bCs/>
+        </w:rPr>
+        <w:t xml:space="preserve">Book in</w:t>
+      </w:r>
+      <w:r>
+        <w:t xml:space="preserve"> (drive-in or pickup), </w:t>
+      </w:r>
+      <w:r>
+        <w:rPr>
+          <w:b/>
+          <w:bCs/>
+        </w:rPr>
+        <w:t xml:space="preserve">Open job card</w:t>
+      </w:r>
+      <w:r>
+        <w:t xml:space="preserve">, or </w:t>
+      </w:r>
+      <w:r>
+        <w:rPr>
+          <w:b/>
+          <w:bCs/>
+        </w:rPr>
+        <w:t xml:space="preserve">Close</w:t>
+      </w:r>
+      <w:r>
+        <w:t xml:space="preserve"> with a note. Driver and owner are told each step.</w:t>
+      </w:r>
+    </w:p>
+    <w:p>
+      <w:pPr>
+        <w:pStyle w:val="ListParagraph"/>
+        <w:numPr>
+          <w:ilvl w:val="0"/>
+          <w:numId w:val="2"/>
+        </w:numPr>
+        <w:spacing w:after="60"/>
+      </w:pPr>
+      <w:r>
+        <w:rPr>
+          <w:b/>
+          <w:bCs/>
+        </w:rPr>
+        <w:t xml:space="preserve">In the app</w:t>
+      </w:r>
+      <w:r>
+        <w:t xml:space="preserve">: the owner gets the </w:t>
+      </w:r>
+      <w:r>
+        <w:rPr>
+          <w:b/>
+          <w:bCs/>
+        </w:rPr>
+        <w:t xml:space="preserve">Fleet dashboard</w:t>
+      </w:r>
+      <w:r>
+        <w:t xml:space="preserve"> (each cab at the workshop or on the road, approvals waiting, money due, km, next service, spend) and </w:t>
+      </w:r>
+      <w:r>
+        <w:rPr>
+          <w:b/>
+          <w:bCs/>
+        </w:rPr>
+        <w:t xml:space="preserve">Drivers</w:t>
+      </w:r>
+      <w:r>
+        <w:t xml:space="preserve">; drivers get </w:t>
+      </w:r>
+      <w:r>
+        <w:rPr>
+          <w:b/>
+          <w:bCs/>
+        </w:rPr>
+        <w:t xml:space="preserve">Report a problem</w:t>
+      </w:r>
+      <w:r>
+        <w:t xml:space="preserve"> and </w:t>
+      </w:r>
+      <w:r>
+        <w:rPr>
+          <w:b/>
+          <w:bCs/>
+        </w:rPr>
+        <w:t xml:space="preserve">Log km</w:t>
+      </w:r>
+      <w:r>
+        <w:t xml:space="preserve">. Cabs near their service km get a reminder once.</w:t>
+      </w:r>
+    </w:p>
+    <w:p>
+      <w:pPr>
+        <w:pBdr>
+          <w:left w:val="single" w:sz="24" w:space="8" w:color="C4161C"/>
+        </w:pBdr>
+        <w:shd w:val="clear" w:color="auto" w:fill="FEF2F2"/>
+        <w:spacing w:before="120" w:after="160"/>
+        <w:ind w:left="160" w:right="160"/>
+      </w:pPr>
+      <w:r>
+        <w:rPr>
+          <w:b/>
+          <w:bCs/>
+          <w:color w:val="C4161C"/>
+        </w:rPr>
+        <w:t xml:space="preserve">Note  </w:t>
+      </w:r>
+      <w:r>
+        <w:t xml:space="preserve">Whole feature: Settings › Modules › Fleet cabs &amp; drivers.</w:t>
       </w:r>
     </w:p>
     <w:p>
